--- a/Отчеты_ПИТПМ_КирсановТГ.docx
+++ b/Отчеты_ПИТПМ_КирсановТГ.docx
@@ -1,6 +1,6 @@
 
 <file path=word/document.xml><?xml version="1.0" encoding="utf-8"?>
-<w:document xmlns:wpc="http://schemas.microsoft.com/office/word/2010/wordprocessingCanvas" xmlns:cx="http://schemas.microsoft.com/office/drawing/2014/chartex" xmlns:cx1="http://schemas.microsoft.com/office/drawing/2015/9/8/chartex" xmlns:mc="http://schemas.openxmlformats.org/markup-compatibility/2006" xmlns:o="urn:schemas-microsoft-com:office:office" xmlns:r="http://schemas.openxmlformats.org/officeDocument/2006/relationships" xmlns:m="http://schemas.openxmlformats.org/officeDocument/2006/math" xmlns:v="urn:schemas-microsoft-com:vml" xmlns:wp14="http://schemas.microsoft.com/office/word/2010/wordprocessingDrawing" xmlns:wp="http://schemas.openxmlformats.org/drawingml/2006/wordprocessingDrawing" xmlns:w10="urn:schemas-microsoft-com:office:word" xmlns:w="http://schemas.openxmlformats.org/wordprocessingml/2006/main" xmlns:w14="http://schemas.microsoft.com/office/word/2010/wordml" xmlns:w15="http://schemas.microsoft.com/office/word/2012/wordml" xmlns:w16se="http://schemas.microsoft.com/office/word/2015/wordml/symex" xmlns:wpg="http://schemas.microsoft.com/office/word/2010/wordprocessingGroup" xmlns:wpi="http://schemas.microsoft.com/office/word/2010/wordprocessingInk" xmlns:wne="http://schemas.microsoft.com/office/word/2006/wordml" xmlns:wps="http://schemas.microsoft.com/office/word/2010/wordprocessingShape" mc:Ignorable="w14 w15 w16se wp14">
+<w:document xmlns:wpc="http://schemas.microsoft.com/office/word/2010/wordprocessingCanvas" xmlns:cx="http://schemas.microsoft.com/office/drawing/2014/chartex" xmlns:mc="http://schemas.openxmlformats.org/markup-compatibility/2006" xmlns:o="urn:schemas-microsoft-com:office:office" xmlns:r="http://schemas.openxmlformats.org/officeDocument/2006/relationships" xmlns:m="http://schemas.openxmlformats.org/officeDocument/2006/math" xmlns:v="urn:schemas-microsoft-com:vml" xmlns:wp14="http://schemas.microsoft.com/office/word/2010/wordprocessingDrawing" xmlns:wp="http://schemas.openxmlformats.org/drawingml/2006/wordprocessingDrawing" xmlns:w10="urn:schemas-microsoft-com:office:word" xmlns:w="http://schemas.openxmlformats.org/wordprocessingml/2006/main" xmlns:w14="http://schemas.microsoft.com/office/word/2010/wordml" xmlns:w15="http://schemas.microsoft.com/office/word/2012/wordml" xmlns:w16se="http://schemas.microsoft.com/office/word/2015/wordml/symex" xmlns:wpg="http://schemas.microsoft.com/office/word/2010/wordprocessingGroup" xmlns:wpi="http://schemas.microsoft.com/office/word/2010/wordprocessingInk" xmlns:wne="http://schemas.microsoft.com/office/word/2006/wordml" xmlns:wps="http://schemas.microsoft.com/office/word/2010/wordprocessingShape" mc:Ignorable="w14 w15 w16se wp14">
   <w:body>
     <w:p>
       <w:pPr>
@@ -1094,6 +1094,14 @@
         </w:rPr>
         <w:t>основывать приоритеты</w:t>
       </w:r>
+      <w:r>
+        <w:rPr>
+          <w:bCs/>
+          <w:sz w:val="28"/>
+          <w:szCs w:val="28"/>
+        </w:rPr>
+        <w:t>.</w:t>
+      </w:r>
     </w:p>
     <w:p>
       <w:pPr>
@@ -9291,18 +9299,7 @@
           <w:sz w:val="28"/>
           <w:szCs w:val="28"/>
         </w:rPr>
-        <w:t>Функциональные требования описывают, что система должна делать: конкретные функции, действия, бизнес-лог</w:t>
-      </w:r>
-      <w:bookmarkStart w:id="0" w:name="_GoBack"/>
-      <w:bookmarkEnd w:id="0"/>
-      <w:r>
-        <w:rPr>
-          <w:bCs/>
-          <w:kern w:val="3"/>
-          <w:sz w:val="28"/>
-          <w:szCs w:val="28"/>
-        </w:rPr>
-        <w:t>ику</w:t>
+        <w:t>Функциональные требования описывают, что система должна делать: конкретные функции, действия, бизнес-логику</w:t>
       </w:r>
       <w:r>
         <w:rPr>
@@ -9703,6 +9700,6297 @@
         <w:t>.</w:t>
       </w:r>
     </w:p>
+    <w:p>
+      <w:pPr>
+        <w:rPr>
+          <w:sz w:val="28"/>
+        </w:rPr>
+      </w:pPr>
+      <w:r>
+        <w:rPr>
+          <w:sz w:val="28"/>
+        </w:rPr>
+        <w:br w:type="page"/>
+      </w:r>
+    </w:p>
+    <w:p>
+      <w:pPr>
+        <w:pStyle w:val="a6"/>
+        <w:ind w:firstLine="709"/>
+        <w:jc w:val="center"/>
+        <w:rPr>
+          <w:b/>
+          <w:sz w:val="32"/>
+        </w:rPr>
+      </w:pPr>
+      <w:r>
+        <w:rPr>
+          <w:b/>
+          <w:sz w:val="32"/>
+        </w:rPr>
+        <w:lastRenderedPageBreak/>
+        <w:t>Практическая работа №1</w:t>
+      </w:r>
+    </w:p>
+    <w:p>
+      <w:pPr>
+        <w:pStyle w:val="a6"/>
+        <w:ind w:firstLine="709"/>
+        <w:jc w:val="center"/>
+        <w:rPr>
+          <w:b/>
+          <w:sz w:val="32"/>
+        </w:rPr>
+      </w:pPr>
+      <w:r>
+        <w:rPr>
+          <w:b/>
+          <w:sz w:val="32"/>
+        </w:rPr>
+        <w:t>Исследование и классификация программных ошибок</w:t>
+      </w:r>
+    </w:p>
+    <w:p>
+      <w:pPr>
+        <w:pStyle w:val="a6"/>
+        <w:ind w:firstLine="709"/>
+        <w:jc w:val="center"/>
+        <w:rPr>
+          <w:b/>
+          <w:sz w:val="32"/>
+        </w:rPr>
+      </w:pPr>
+    </w:p>
+    <w:p>
+      <w:pPr>
+        <w:pStyle w:val="a6"/>
+        <w:numPr>
+          <w:ilvl w:val="0"/>
+          <w:numId w:val="13"/>
+        </w:numPr>
+        <w:rPr>
+          <w:b/>
+          <w:bCs/>
+          <w:sz w:val="28"/>
+          <w:szCs w:val="28"/>
+        </w:rPr>
+      </w:pPr>
+      <w:r>
+        <w:rPr>
+          <w:b/>
+          <w:bCs/>
+          <w:sz w:val="28"/>
+          <w:szCs w:val="28"/>
+        </w:rPr>
+        <w:t>Цель работы</w:t>
+      </w:r>
+    </w:p>
+    <w:p>
+      <w:pPr>
+        <w:pStyle w:val="a6"/>
+        <w:numPr>
+          <w:ilvl w:val="1"/>
+          <w:numId w:val="13"/>
+        </w:numPr>
+        <w:rPr>
+          <w:bCs/>
+          <w:sz w:val="28"/>
+          <w:szCs w:val="28"/>
+        </w:rPr>
+      </w:pPr>
+      <w:r>
+        <w:rPr>
+          <w:bCs/>
+          <w:sz w:val="28"/>
+          <w:szCs w:val="28"/>
+        </w:rPr>
+        <w:t>Исследование программного кода приложения на наличие ошибок;</w:t>
+      </w:r>
+    </w:p>
+    <w:p>
+      <w:pPr>
+        <w:pStyle w:val="a6"/>
+        <w:numPr>
+          <w:ilvl w:val="1"/>
+          <w:numId w:val="13"/>
+        </w:numPr>
+        <w:rPr>
+          <w:bCs/>
+          <w:sz w:val="28"/>
+          <w:szCs w:val="28"/>
+        </w:rPr>
+      </w:pPr>
+      <w:r>
+        <w:rPr>
+          <w:bCs/>
+          <w:sz w:val="28"/>
+          <w:szCs w:val="28"/>
+        </w:rPr>
+        <w:t>Классификация обнаруженных ошибок по типам;</w:t>
+      </w:r>
+    </w:p>
+    <w:p>
+      <w:pPr>
+        <w:pStyle w:val="a6"/>
+        <w:numPr>
+          <w:ilvl w:val="1"/>
+          <w:numId w:val="13"/>
+        </w:numPr>
+        <w:rPr>
+          <w:b/>
+          <w:sz w:val="32"/>
+        </w:rPr>
+      </w:pPr>
+      <w:r>
+        <w:rPr>
+          <w:bCs/>
+          <w:sz w:val="28"/>
+          <w:szCs w:val="28"/>
+        </w:rPr>
+        <w:t>Исправление обнаруженных ошибок.</w:t>
+      </w:r>
+    </w:p>
+    <w:p>
+      <w:pPr>
+        <w:pStyle w:val="a6"/>
+        <w:ind w:left="360"/>
+        <w:rPr>
+          <w:bCs/>
+          <w:sz w:val="28"/>
+          <w:szCs w:val="28"/>
+        </w:rPr>
+      </w:pPr>
+    </w:p>
+    <w:p>
+      <w:pPr>
+        <w:pStyle w:val="a6"/>
+        <w:numPr>
+          <w:ilvl w:val="0"/>
+          <w:numId w:val="13"/>
+        </w:numPr>
+        <w:rPr>
+          <w:bCs/>
+          <w:sz w:val="28"/>
+          <w:szCs w:val="28"/>
+        </w:rPr>
+      </w:pPr>
+      <w:r>
+        <w:rPr>
+          <w:b/>
+          <w:bCs/>
+          <w:sz w:val="28"/>
+          <w:szCs w:val="28"/>
+        </w:rPr>
+        <w:t>Ход работы</w:t>
+      </w:r>
+    </w:p>
+    <w:p>
+      <w:pPr>
+        <w:pStyle w:val="a6"/>
+        <w:ind w:left="113"/>
+        <w:rPr>
+          <w:b/>
+          <w:bCs/>
+          <w:sz w:val="28"/>
+          <w:szCs w:val="28"/>
+        </w:rPr>
+      </w:pPr>
+    </w:p>
+    <w:p>
+      <w:pPr>
+        <w:rPr>
+          <w:bCs/>
+          <w:sz w:val="28"/>
+          <w:szCs w:val="28"/>
+        </w:rPr>
+      </w:pPr>
+      <w:r>
+        <w:rPr>
+          <w:bCs/>
+          <w:sz w:val="28"/>
+          <w:szCs w:val="28"/>
+        </w:rPr>
+        <w:t xml:space="preserve">Протокол тестирования </w:t>
+      </w:r>
+    </w:p>
+    <w:tbl>
+      <w:tblPr>
+        <w:tblStyle w:val="ae"/>
+        <w:tblW w:w="11058" w:type="dxa"/>
+        <w:tblInd w:w="-431" w:type="dxa"/>
+        <w:tblLayout w:type="fixed"/>
+        <w:tblLook w:val="04A0" w:firstRow="1" w:lastRow="0" w:firstColumn="1" w:lastColumn="0" w:noHBand="0" w:noVBand="1"/>
+      </w:tblPr>
+      <w:tblGrid>
+        <w:gridCol w:w="1719"/>
+        <w:gridCol w:w="2251"/>
+        <w:gridCol w:w="1701"/>
+        <w:gridCol w:w="1869"/>
+        <w:gridCol w:w="3518"/>
+      </w:tblGrid>
+      <w:tr>
+        <w:tc>
+          <w:tcPr>
+            <w:tcW w:w="1719" w:type="dxa"/>
+          </w:tcPr>
+          <w:p>
+            <w:pPr>
+              <w:jc w:val="center"/>
+              <w:rPr>
+                <w:bCs/>
+                <w:sz w:val="28"/>
+                <w:szCs w:val="28"/>
+              </w:rPr>
+            </w:pPr>
+            <w:r>
+              <w:rPr>
+                <w:bCs/>
+                <w:sz w:val="28"/>
+                <w:szCs w:val="28"/>
+              </w:rPr>
+              <w:t>Описание ошибки</w:t>
+            </w:r>
+          </w:p>
+        </w:tc>
+        <w:tc>
+          <w:tcPr>
+            <w:tcW w:w="2251" w:type="dxa"/>
+          </w:tcPr>
+          <w:p>
+            <w:pPr>
+              <w:jc w:val="center"/>
+              <w:rPr>
+                <w:bCs/>
+                <w:sz w:val="28"/>
+                <w:szCs w:val="28"/>
+              </w:rPr>
+            </w:pPr>
+            <w:r>
+              <w:rPr>
+                <w:bCs/>
+                <w:sz w:val="28"/>
+                <w:szCs w:val="28"/>
+              </w:rPr>
+              <w:t>Тип ошибки</w:t>
+            </w:r>
+          </w:p>
+        </w:tc>
+        <w:tc>
+          <w:tcPr>
+            <w:tcW w:w="1701" w:type="dxa"/>
+          </w:tcPr>
+          <w:p>
+            <w:pPr>
+              <w:jc w:val="center"/>
+              <w:rPr>
+                <w:bCs/>
+                <w:sz w:val="28"/>
+                <w:szCs w:val="28"/>
+              </w:rPr>
+            </w:pPr>
+            <w:r>
+              <w:rPr>
+                <w:bCs/>
+                <w:sz w:val="28"/>
+                <w:szCs w:val="28"/>
+              </w:rPr>
+              <w:t>Местоположение ошибки (метод, класс)</w:t>
+            </w:r>
+          </w:p>
+        </w:tc>
+        <w:tc>
+          <w:tcPr>
+            <w:tcW w:w="1869" w:type="dxa"/>
+          </w:tcPr>
+          <w:p>
+            <w:pPr>
+              <w:jc w:val="center"/>
+              <w:rPr>
+                <w:bCs/>
+                <w:sz w:val="28"/>
+                <w:szCs w:val="28"/>
+              </w:rPr>
+            </w:pPr>
+            <w:r>
+              <w:rPr>
+                <w:bCs/>
+                <w:sz w:val="28"/>
+                <w:szCs w:val="28"/>
+              </w:rPr>
+              <w:t>Некорректный код</w:t>
+            </w:r>
+          </w:p>
+        </w:tc>
+        <w:tc>
+          <w:tcPr>
+            <w:tcW w:w="3518" w:type="dxa"/>
+          </w:tcPr>
+          <w:p>
+            <w:pPr>
+              <w:jc w:val="center"/>
+              <w:rPr>
+                <w:bCs/>
+                <w:sz w:val="28"/>
+                <w:szCs w:val="28"/>
+              </w:rPr>
+            </w:pPr>
+            <w:r>
+              <w:rPr>
+                <w:bCs/>
+                <w:sz w:val="28"/>
+                <w:szCs w:val="28"/>
+              </w:rPr>
+              <w:t>Предложения по исправлению</w:t>
+            </w:r>
+          </w:p>
+        </w:tc>
+      </w:tr>
+      <w:tr>
+        <w:tc>
+          <w:tcPr>
+            <w:tcW w:w="1719" w:type="dxa"/>
+          </w:tcPr>
+          <w:p>
+            <w:pPr>
+              <w:jc w:val="center"/>
+              <w:rPr>
+                <w:bCs/>
+                <w:sz w:val="28"/>
+                <w:szCs w:val="28"/>
+              </w:rPr>
+            </w:pPr>
+            <w:r>
+              <w:rPr>
+                <w:bCs/>
+                <w:sz w:val="28"/>
+                <w:szCs w:val="28"/>
+              </w:rPr>
+              <w:t xml:space="preserve">1 </w:t>
+            </w:r>
+            <w:r>
+              <w:rPr>
+                <w:bCs/>
+                <w:sz w:val="28"/>
+                <w:szCs w:val="28"/>
+              </w:rPr>
+              <w:t>Опечатка в тексте пункта меню</w:t>
+            </w:r>
+          </w:p>
+        </w:tc>
+        <w:tc>
+          <w:tcPr>
+            <w:tcW w:w="2251" w:type="dxa"/>
+          </w:tcPr>
+          <w:p>
+            <w:pPr>
+              <w:jc w:val="center"/>
+              <w:rPr>
+                <w:bCs/>
+                <w:sz w:val="28"/>
+                <w:szCs w:val="28"/>
+              </w:rPr>
+            </w:pPr>
+            <w:r>
+              <w:rPr>
+                <w:bCs/>
+                <w:sz w:val="28"/>
+                <w:szCs w:val="28"/>
+              </w:rPr>
+              <w:t xml:space="preserve">Синтаксическая </w:t>
+            </w:r>
+          </w:p>
+        </w:tc>
+        <w:tc>
+          <w:tcPr>
+            <w:tcW w:w="1701" w:type="dxa"/>
+          </w:tcPr>
+          <w:p>
+            <w:pPr>
+              <w:jc w:val="center"/>
+              <w:rPr>
+                <w:bCs/>
+                <w:sz w:val="28"/>
+                <w:szCs w:val="28"/>
+                <w:lang w:val="en-US"/>
+              </w:rPr>
+            </w:pPr>
+            <w:r>
+              <w:rPr>
+                <w:bCs/>
+                <w:sz w:val="28"/>
+                <w:szCs w:val="28"/>
+                <w:lang w:val="en-US"/>
+              </w:rPr>
+              <w:t>Main()</w:t>
+            </w:r>
+            <w:r>
+              <w:rPr>
+                <w:bCs/>
+                <w:sz w:val="28"/>
+                <w:szCs w:val="28"/>
+                <w:lang w:val="en-US"/>
+              </w:rPr>
+              <w:t>, Program</w:t>
+            </w:r>
+          </w:p>
+        </w:tc>
+        <w:tc>
+          <w:tcPr>
+            <w:tcW w:w="1869" w:type="dxa"/>
+          </w:tcPr>
+          <w:p>
+            <w:pPr>
+              <w:tabs>
+                <w:tab w:val="left" w:pos="916"/>
+                <w:tab w:val="left" w:pos="1832"/>
+                <w:tab w:val="left" w:pos="2748"/>
+                <w:tab w:val="left" w:pos="3664"/>
+                <w:tab w:val="left" w:pos="4580"/>
+                <w:tab w:val="left" w:pos="5496"/>
+                <w:tab w:val="left" w:pos="6412"/>
+                <w:tab w:val="left" w:pos="7328"/>
+                <w:tab w:val="left" w:pos="8244"/>
+                <w:tab w:val="left" w:pos="9160"/>
+                <w:tab w:val="left" w:pos="10076"/>
+                <w:tab w:val="left" w:pos="10992"/>
+                <w:tab w:val="left" w:pos="11908"/>
+                <w:tab w:val="left" w:pos="12824"/>
+                <w:tab w:val="left" w:pos="13740"/>
+                <w:tab w:val="left" w:pos="14656"/>
+              </w:tabs>
+              <w:jc w:val="center"/>
+              <w:rPr>
+                <w:rFonts w:ascii="Cascadia Mono" w:hAnsi="Cascadia Mono" w:cs="Courier New"/>
+                <w:color w:val="000000"/>
+                <w:sz w:val="18"/>
+                <w:szCs w:val="18"/>
+              </w:rPr>
+            </w:pPr>
+            <w:proofErr w:type="spellStart"/>
+            <w:r>
+              <w:rPr>
+                <w:rFonts w:ascii="Cascadia Mono" w:hAnsi="Cascadia Mono" w:cs="Courier New"/>
+                <w:color w:val="2B91AF"/>
+                <w:sz w:val="18"/>
+                <w:szCs w:val="18"/>
+              </w:rPr>
+              <w:t>Console</w:t>
+            </w:r>
+            <w:r>
+              <w:rPr>
+                <w:rFonts w:ascii="Cascadia Mono" w:hAnsi="Cascadia Mono" w:cs="Courier New"/>
+                <w:color w:val="000000"/>
+                <w:sz w:val="18"/>
+                <w:szCs w:val="18"/>
+              </w:rPr>
+              <w:t>.</w:t>
+            </w:r>
+            <w:r>
+              <w:rPr>
+                <w:rFonts w:ascii="Cascadia Mono" w:hAnsi="Cascadia Mono" w:cs="Courier New"/>
+                <w:color w:val="74531F"/>
+                <w:sz w:val="18"/>
+                <w:szCs w:val="18"/>
+              </w:rPr>
+              <w:t>WriteLine</w:t>
+            </w:r>
+            <w:proofErr w:type="spellEnd"/>
+            <w:r>
+              <w:rPr>
+                <w:rFonts w:ascii="Cascadia Mono" w:hAnsi="Cascadia Mono" w:cs="Courier New"/>
+                <w:color w:val="000000"/>
+                <w:sz w:val="18"/>
+                <w:szCs w:val="18"/>
+              </w:rPr>
+              <w:t>(</w:t>
+            </w:r>
+            <w:r>
+              <w:rPr>
+                <w:rFonts w:ascii="Cascadia Mono" w:hAnsi="Cascadia Mono" w:cs="Courier New"/>
+                <w:color w:val="A31515"/>
+                <w:sz w:val="18"/>
+                <w:szCs w:val="18"/>
+              </w:rPr>
+              <w:t xml:space="preserve">"1. Добавить </w:t>
+            </w:r>
+            <w:proofErr w:type="spellStart"/>
+            <w:r>
+              <w:rPr>
+                <w:rFonts w:ascii="Cascadia Mono" w:hAnsi="Cascadia Mono" w:cs="Courier New"/>
+                <w:color w:val="A31515"/>
+                <w:sz w:val="18"/>
+                <w:szCs w:val="18"/>
+              </w:rPr>
+              <w:t>пользователя</w:t>
+            </w:r>
+            <w:r>
+              <w:rPr>
+                <w:rFonts w:ascii="Cascadia Mono" w:hAnsi="Cascadia Mono" w:cs="Courier New"/>
+                <w:color w:val="A31515"/>
+                <w:sz w:val="18"/>
+                <w:szCs w:val="18"/>
+              </w:rPr>
+              <w:t>я</w:t>
+            </w:r>
+            <w:proofErr w:type="spellEnd"/>
+            <w:r>
+              <w:rPr>
+                <w:rFonts w:ascii="Cascadia Mono" w:hAnsi="Cascadia Mono" w:cs="Courier New"/>
+                <w:color w:val="A31515"/>
+                <w:sz w:val="18"/>
+                <w:szCs w:val="18"/>
+              </w:rPr>
+              <w:t>"</w:t>
+            </w:r>
+            <w:r>
+              <w:rPr>
+                <w:rFonts w:ascii="Cascadia Mono" w:hAnsi="Cascadia Mono" w:cs="Courier New"/>
+                <w:color w:val="000000"/>
+                <w:sz w:val="18"/>
+                <w:szCs w:val="18"/>
+              </w:rPr>
+              <w:t>);</w:t>
+            </w:r>
+          </w:p>
+          <w:p>
+            <w:pPr>
+              <w:jc w:val="center"/>
+              <w:rPr>
+                <w:bCs/>
+                <w:sz w:val="28"/>
+                <w:szCs w:val="28"/>
+              </w:rPr>
+            </w:pPr>
+          </w:p>
+        </w:tc>
+        <w:tc>
+          <w:tcPr>
+            <w:tcW w:w="3518" w:type="dxa"/>
+          </w:tcPr>
+          <w:p>
+            <w:pPr>
+              <w:pStyle w:val="HTML"/>
+              <w:jc w:val="center"/>
+              <w:rPr>
+                <w:rFonts w:ascii="Cascadia Mono" w:hAnsi="Cascadia Mono"/>
+                <w:color w:val="000000"/>
+                <w:sz w:val="18"/>
+                <w:szCs w:val="18"/>
+              </w:rPr>
+            </w:pPr>
+            <w:proofErr w:type="spellStart"/>
+            <w:r>
+              <w:rPr>
+                <w:rFonts w:ascii="Cascadia Mono" w:hAnsi="Cascadia Mono"/>
+                <w:color w:val="2B91AF"/>
+                <w:sz w:val="18"/>
+                <w:szCs w:val="18"/>
+              </w:rPr>
+              <w:t>Console</w:t>
+            </w:r>
+            <w:r>
+              <w:rPr>
+                <w:rFonts w:ascii="Cascadia Mono" w:hAnsi="Cascadia Mono"/>
+                <w:color w:val="000000"/>
+                <w:sz w:val="18"/>
+                <w:szCs w:val="18"/>
+              </w:rPr>
+              <w:t>.</w:t>
+            </w:r>
+            <w:r>
+              <w:rPr>
+                <w:rFonts w:ascii="Cascadia Mono" w:hAnsi="Cascadia Mono"/>
+                <w:color w:val="74531F"/>
+                <w:sz w:val="18"/>
+                <w:szCs w:val="18"/>
+              </w:rPr>
+              <w:t>WriteLine</w:t>
+            </w:r>
+            <w:proofErr w:type="spellEnd"/>
+            <w:r>
+              <w:rPr>
+                <w:rFonts w:ascii="Cascadia Mono" w:hAnsi="Cascadia Mono"/>
+                <w:color w:val="000000"/>
+                <w:sz w:val="18"/>
+                <w:szCs w:val="18"/>
+              </w:rPr>
+              <w:t>(</w:t>
+            </w:r>
+            <w:r>
+              <w:rPr>
+                <w:rFonts w:ascii="Cascadia Mono" w:hAnsi="Cascadia Mono"/>
+                <w:color w:val="A31515"/>
+                <w:sz w:val="18"/>
+                <w:szCs w:val="18"/>
+              </w:rPr>
+              <w:t>"1. Добавить пользователя"</w:t>
+            </w:r>
+            <w:r>
+              <w:rPr>
+                <w:rFonts w:ascii="Cascadia Mono" w:hAnsi="Cascadia Mono"/>
+                <w:color w:val="000000"/>
+                <w:sz w:val="18"/>
+                <w:szCs w:val="18"/>
+              </w:rPr>
+              <w:t>);</w:t>
+            </w:r>
+          </w:p>
+          <w:p>
+            <w:pPr>
+              <w:jc w:val="center"/>
+              <w:rPr>
+                <w:bCs/>
+                <w:sz w:val="28"/>
+                <w:szCs w:val="28"/>
+              </w:rPr>
+            </w:pPr>
+          </w:p>
+        </w:tc>
+      </w:tr>
+      <w:tr>
+        <w:tc>
+          <w:tcPr>
+            <w:tcW w:w="1719" w:type="dxa"/>
+          </w:tcPr>
+          <w:p>
+            <w:pPr>
+              <w:rPr>
+                <w:bCs/>
+                <w:sz w:val="28"/>
+                <w:szCs w:val="28"/>
+              </w:rPr>
+            </w:pPr>
+            <w:r>
+              <w:rPr>
+                <w:bCs/>
+                <w:sz w:val="28"/>
+                <w:szCs w:val="28"/>
+                <w:lang w:val="en-US"/>
+              </w:rPr>
+              <w:t xml:space="preserve">2 </w:t>
+            </w:r>
+            <w:r>
+              <w:rPr>
+                <w:bCs/>
+                <w:sz w:val="28"/>
+                <w:szCs w:val="28"/>
+              </w:rPr>
+              <w:t>Опечатка в меню</w:t>
+            </w:r>
+          </w:p>
+        </w:tc>
+        <w:tc>
+          <w:tcPr>
+            <w:tcW w:w="2251" w:type="dxa"/>
+          </w:tcPr>
+          <w:p>
+            <w:pPr>
+              <w:rPr>
+                <w:bCs/>
+                <w:sz w:val="28"/>
+                <w:szCs w:val="28"/>
+              </w:rPr>
+            </w:pPr>
+            <w:r>
+              <w:rPr>
+                <w:bCs/>
+                <w:sz w:val="28"/>
+                <w:szCs w:val="28"/>
+              </w:rPr>
+              <w:t xml:space="preserve">Визуальная </w:t>
+            </w:r>
+          </w:p>
+        </w:tc>
+        <w:tc>
+          <w:tcPr>
+            <w:tcW w:w="1701" w:type="dxa"/>
+          </w:tcPr>
+          <w:p>
+            <w:pPr>
+              <w:rPr>
+                <w:bCs/>
+                <w:sz w:val="28"/>
+                <w:szCs w:val="28"/>
+                <w:lang w:val="en-US"/>
+              </w:rPr>
+            </w:pPr>
+            <w:r>
+              <w:rPr>
+                <w:bCs/>
+                <w:sz w:val="28"/>
+                <w:szCs w:val="28"/>
+                <w:lang w:val="en-US"/>
+              </w:rPr>
+              <w:t>Main(), Program</w:t>
+            </w:r>
+          </w:p>
+        </w:tc>
+        <w:tc>
+          <w:tcPr>
+            <w:tcW w:w="1869" w:type="dxa"/>
+          </w:tcPr>
+          <w:p>
+            <w:pPr>
+              <w:pStyle w:val="HTML"/>
+              <w:rPr>
+                <w:rFonts w:ascii="Cascadia Mono" w:hAnsi="Cascadia Mono"/>
+                <w:color w:val="000000"/>
+                <w:sz w:val="18"/>
+                <w:szCs w:val="18"/>
+              </w:rPr>
+            </w:pPr>
+            <w:proofErr w:type="spellStart"/>
+            <w:r>
+              <w:rPr>
+                <w:rFonts w:ascii="Cascadia Mono" w:hAnsi="Cascadia Mono"/>
+                <w:color w:val="2B91AF"/>
+                <w:sz w:val="18"/>
+                <w:szCs w:val="18"/>
+              </w:rPr>
+              <w:t>Console</w:t>
+            </w:r>
+            <w:r>
+              <w:rPr>
+                <w:rFonts w:ascii="Cascadia Mono" w:hAnsi="Cascadia Mono"/>
+                <w:color w:val="000000"/>
+                <w:sz w:val="18"/>
+                <w:szCs w:val="18"/>
+              </w:rPr>
+              <w:t>.</w:t>
+            </w:r>
+            <w:r>
+              <w:rPr>
+                <w:rFonts w:ascii="Cascadia Mono" w:hAnsi="Cascadia Mono"/>
+                <w:color w:val="74531F"/>
+                <w:sz w:val="18"/>
+                <w:szCs w:val="18"/>
+              </w:rPr>
+              <w:t>WriteLine</w:t>
+            </w:r>
+            <w:proofErr w:type="spellEnd"/>
+            <w:r>
+              <w:rPr>
+                <w:rFonts w:ascii="Cascadia Mono" w:hAnsi="Cascadia Mono"/>
+                <w:color w:val="000000"/>
+                <w:sz w:val="18"/>
+                <w:szCs w:val="18"/>
+              </w:rPr>
+              <w:t>(</w:t>
+            </w:r>
+            <w:r>
+              <w:rPr>
+                <w:rFonts w:ascii="Cascadia Mono" w:hAnsi="Cascadia Mono"/>
+                <w:color w:val="A31515"/>
+                <w:sz w:val="18"/>
+                <w:szCs w:val="18"/>
+              </w:rPr>
+              <w:t>"2</w:t>
+            </w:r>
+            <w:r>
+              <w:rPr>
+                <w:rFonts w:ascii="Cascadia Mono" w:hAnsi="Cascadia Mono"/>
+                <w:color w:val="A31515"/>
+                <w:sz w:val="18"/>
+                <w:szCs w:val="18"/>
+              </w:rPr>
+              <w:t>. Найти пользователя по имени"</w:t>
+            </w:r>
+            <w:r>
+              <w:rPr>
+                <w:rFonts w:ascii="Cascadia Mono" w:hAnsi="Cascadia Mono"/>
+                <w:color w:val="000000"/>
+                <w:sz w:val="18"/>
+                <w:szCs w:val="18"/>
+              </w:rPr>
+              <w:t>);</w:t>
+            </w:r>
+          </w:p>
+          <w:p>
+            <w:pPr>
+              <w:rPr>
+                <w:bCs/>
+                <w:sz w:val="28"/>
+                <w:szCs w:val="28"/>
+              </w:rPr>
+            </w:pPr>
+          </w:p>
+        </w:tc>
+        <w:tc>
+          <w:tcPr>
+            <w:tcW w:w="3518" w:type="dxa"/>
+          </w:tcPr>
+          <w:p>
+            <w:pPr>
+              <w:pStyle w:val="HTML"/>
+              <w:rPr>
+                <w:rFonts w:ascii="Cascadia Mono" w:hAnsi="Cascadia Mono"/>
+                <w:color w:val="000000"/>
+                <w:sz w:val="18"/>
+                <w:szCs w:val="18"/>
+              </w:rPr>
+            </w:pPr>
+            <w:proofErr w:type="spellStart"/>
+            <w:r>
+              <w:rPr>
+                <w:rFonts w:ascii="Cascadia Mono" w:hAnsi="Cascadia Mono"/>
+                <w:color w:val="2B91AF"/>
+                <w:sz w:val="18"/>
+                <w:szCs w:val="18"/>
+              </w:rPr>
+              <w:t>Console</w:t>
+            </w:r>
+            <w:r>
+              <w:rPr>
+                <w:rFonts w:ascii="Cascadia Mono" w:hAnsi="Cascadia Mono"/>
+                <w:color w:val="000000"/>
+                <w:sz w:val="18"/>
+                <w:szCs w:val="18"/>
+              </w:rPr>
+              <w:t>.</w:t>
+            </w:r>
+            <w:r>
+              <w:rPr>
+                <w:rFonts w:ascii="Cascadia Mono" w:hAnsi="Cascadia Mono"/>
+                <w:color w:val="74531F"/>
+                <w:sz w:val="18"/>
+                <w:szCs w:val="18"/>
+              </w:rPr>
+              <w:t>WriteLine</w:t>
+            </w:r>
+            <w:proofErr w:type="spellEnd"/>
+            <w:r>
+              <w:rPr>
+                <w:rFonts w:ascii="Cascadia Mono" w:hAnsi="Cascadia Mono"/>
+                <w:color w:val="000000"/>
+                <w:sz w:val="18"/>
+                <w:szCs w:val="18"/>
+              </w:rPr>
+              <w:t>(</w:t>
+            </w:r>
+            <w:r>
+              <w:rPr>
+                <w:rFonts w:ascii="Cascadia Mono" w:hAnsi="Cascadia Mono"/>
+                <w:color w:val="A31515"/>
+                <w:sz w:val="18"/>
+                <w:szCs w:val="18"/>
+              </w:rPr>
+              <w:t>"3. Найти пользователя по имени"</w:t>
+            </w:r>
+            <w:r>
+              <w:rPr>
+                <w:rFonts w:ascii="Cascadia Mono" w:hAnsi="Cascadia Mono"/>
+                <w:color w:val="000000"/>
+                <w:sz w:val="18"/>
+                <w:szCs w:val="18"/>
+              </w:rPr>
+              <w:t>);</w:t>
+            </w:r>
+          </w:p>
+          <w:p>
+            <w:pPr>
+              <w:rPr>
+                <w:bCs/>
+                <w:sz w:val="28"/>
+                <w:szCs w:val="28"/>
+              </w:rPr>
+            </w:pPr>
+          </w:p>
+        </w:tc>
+      </w:tr>
+      <w:tr>
+        <w:tc>
+          <w:tcPr>
+            <w:tcW w:w="1719" w:type="dxa"/>
+          </w:tcPr>
+          <w:p>
+            <w:pPr>
+              <w:rPr>
+                <w:bCs/>
+                <w:sz w:val="28"/>
+                <w:szCs w:val="28"/>
+              </w:rPr>
+            </w:pPr>
+            <w:r>
+              <w:rPr>
+                <w:bCs/>
+                <w:sz w:val="28"/>
+                <w:szCs w:val="28"/>
+              </w:rPr>
+              <w:t xml:space="preserve">3 </w:t>
+            </w:r>
+            <w:r>
+              <w:rPr>
+                <w:bCs/>
+                <w:sz w:val="28"/>
+                <w:szCs w:val="28"/>
+              </w:rPr>
+              <w:t>После проверки на пустое имя код продолжает выполнение при ошибке</w:t>
+            </w:r>
+          </w:p>
+        </w:tc>
+        <w:tc>
+          <w:tcPr>
+            <w:tcW w:w="2251" w:type="dxa"/>
+          </w:tcPr>
+          <w:p>
+            <w:pPr>
+              <w:rPr>
+                <w:bCs/>
+                <w:sz w:val="28"/>
+                <w:szCs w:val="28"/>
+              </w:rPr>
+            </w:pPr>
+            <w:r>
+              <w:rPr>
+                <w:bCs/>
+                <w:sz w:val="28"/>
+                <w:szCs w:val="28"/>
+              </w:rPr>
+              <w:t>Логическая</w:t>
+            </w:r>
+          </w:p>
+        </w:tc>
+        <w:tc>
+          <w:tcPr>
+            <w:tcW w:w="1701" w:type="dxa"/>
+          </w:tcPr>
+          <w:p>
+            <w:pPr>
+              <w:rPr>
+                <w:bCs/>
+                <w:sz w:val="28"/>
+                <w:szCs w:val="28"/>
+                <w:lang w:val="en-US"/>
+              </w:rPr>
+            </w:pPr>
+            <w:r>
+              <w:rPr>
+                <w:bCs/>
+                <w:sz w:val="28"/>
+                <w:szCs w:val="28"/>
+                <w:lang w:val="en-US"/>
+              </w:rPr>
+              <w:t>Register(), Program</w:t>
+            </w:r>
+          </w:p>
+        </w:tc>
+        <w:tc>
+          <w:tcPr>
+            <w:tcW w:w="1869" w:type="dxa"/>
+          </w:tcPr>
+          <w:p>
+            <w:pPr>
+              <w:pStyle w:val="HTML"/>
+              <w:rPr>
+                <w:rFonts w:ascii="Cascadia Mono" w:hAnsi="Cascadia Mono"/>
+                <w:color w:val="000000"/>
+                <w:sz w:val="18"/>
+                <w:szCs w:val="18"/>
+                <w:lang w:val="en-US"/>
+              </w:rPr>
+            </w:pPr>
+            <w:r>
+              <w:rPr>
+                <w:rFonts w:ascii="Cascadia Mono" w:hAnsi="Cascadia Mono"/>
+                <w:color w:val="000000"/>
+                <w:sz w:val="18"/>
+                <w:szCs w:val="18"/>
+                <w:lang w:val="en-US"/>
+              </w:rPr>
+              <w:t xml:space="preserve">        </w:t>
+            </w:r>
+            <w:r>
+              <w:rPr>
+                <w:rFonts w:ascii="Cascadia Mono" w:hAnsi="Cascadia Mono"/>
+                <w:color w:val="8F08C4"/>
+                <w:sz w:val="18"/>
+                <w:szCs w:val="18"/>
+                <w:lang w:val="en-US"/>
+              </w:rPr>
+              <w:t>if</w:t>
+            </w:r>
+            <w:r>
+              <w:rPr>
+                <w:rFonts w:ascii="Cascadia Mono" w:hAnsi="Cascadia Mono"/>
+                <w:color w:val="000000"/>
+                <w:sz w:val="18"/>
+                <w:szCs w:val="18"/>
+                <w:lang w:val="en-US"/>
+              </w:rPr>
+              <w:t xml:space="preserve"> (</w:t>
+            </w:r>
+            <w:proofErr w:type="spellStart"/>
+            <w:proofErr w:type="gramStart"/>
+            <w:r>
+              <w:rPr>
+                <w:rFonts w:ascii="Cascadia Mono" w:hAnsi="Cascadia Mono"/>
+                <w:color w:val="0000FF"/>
+                <w:sz w:val="18"/>
+                <w:szCs w:val="18"/>
+                <w:lang w:val="en-US"/>
+              </w:rPr>
+              <w:t>string</w:t>
+            </w:r>
+            <w:r>
+              <w:rPr>
+                <w:rFonts w:ascii="Cascadia Mono" w:hAnsi="Cascadia Mono"/>
+                <w:color w:val="000000"/>
+                <w:sz w:val="18"/>
+                <w:szCs w:val="18"/>
+                <w:lang w:val="en-US"/>
+              </w:rPr>
+              <w:t>.</w:t>
+            </w:r>
+            <w:r>
+              <w:rPr>
+                <w:rFonts w:ascii="Cascadia Mono" w:hAnsi="Cascadia Mono"/>
+                <w:color w:val="74531F"/>
+                <w:sz w:val="18"/>
+                <w:szCs w:val="18"/>
+                <w:lang w:val="en-US"/>
+              </w:rPr>
+              <w:t>IsNullOrEmpty</w:t>
+            </w:r>
+            <w:proofErr w:type="spellEnd"/>
+            <w:proofErr w:type="gramEnd"/>
+            <w:r>
+              <w:rPr>
+                <w:rFonts w:ascii="Cascadia Mono" w:hAnsi="Cascadia Mono"/>
+                <w:color w:val="000000"/>
+                <w:sz w:val="18"/>
+                <w:szCs w:val="18"/>
+                <w:lang w:val="en-US"/>
+              </w:rPr>
+              <w:t>(</w:t>
+            </w:r>
+            <w:r>
+              <w:rPr>
+                <w:rFonts w:ascii="Cascadia Mono" w:hAnsi="Cascadia Mono"/>
+                <w:color w:val="1F377F"/>
+                <w:sz w:val="18"/>
+                <w:szCs w:val="18"/>
+                <w:lang w:val="en-US"/>
+              </w:rPr>
+              <w:t>username</w:t>
+            </w:r>
+            <w:r>
+              <w:rPr>
+                <w:rFonts w:ascii="Cascadia Mono" w:hAnsi="Cascadia Mono"/>
+                <w:color w:val="000000"/>
+                <w:sz w:val="18"/>
+                <w:szCs w:val="18"/>
+                <w:lang w:val="en-US"/>
+              </w:rPr>
+              <w:t>))</w:t>
+            </w:r>
+          </w:p>
+          <w:p>
+            <w:pPr>
+              <w:pStyle w:val="HTML"/>
+              <w:rPr>
+                <w:rFonts w:ascii="Cascadia Mono" w:hAnsi="Cascadia Mono"/>
+                <w:color w:val="000000"/>
+                <w:sz w:val="18"/>
+                <w:szCs w:val="18"/>
+                <w:lang w:val="en-US"/>
+              </w:rPr>
+            </w:pPr>
+            <w:r>
+              <w:rPr>
+                <w:rFonts w:ascii="Cascadia Mono" w:hAnsi="Cascadia Mono"/>
+                <w:color w:val="000000"/>
+                <w:sz w:val="18"/>
+                <w:szCs w:val="18"/>
+                <w:lang w:val="en-US"/>
+              </w:rPr>
+              <w:t xml:space="preserve">        {</w:t>
+            </w:r>
+          </w:p>
+          <w:p>
+            <w:pPr>
+              <w:pStyle w:val="HTML"/>
+              <w:rPr>
+                <w:rFonts w:ascii="Cascadia Mono" w:hAnsi="Cascadia Mono"/>
+                <w:color w:val="000000"/>
+                <w:sz w:val="18"/>
+                <w:szCs w:val="18"/>
+                <w:lang w:val="en-US"/>
+              </w:rPr>
+            </w:pPr>
+            <w:r>
+              <w:rPr>
+                <w:rFonts w:ascii="Cascadia Mono" w:hAnsi="Cascadia Mono"/>
+                <w:color w:val="000000"/>
+                <w:sz w:val="18"/>
+                <w:szCs w:val="18"/>
+                <w:lang w:val="en-US"/>
+              </w:rPr>
+              <w:t xml:space="preserve">            </w:t>
+            </w:r>
+            <w:proofErr w:type="spellStart"/>
+            <w:r>
+              <w:rPr>
+                <w:rFonts w:ascii="Cascadia Mono" w:hAnsi="Cascadia Mono"/>
+                <w:color w:val="2B91AF"/>
+                <w:sz w:val="18"/>
+                <w:szCs w:val="18"/>
+                <w:lang w:val="en-US"/>
+              </w:rPr>
+              <w:t>Console</w:t>
+            </w:r>
+            <w:r>
+              <w:rPr>
+                <w:rFonts w:ascii="Cascadia Mono" w:hAnsi="Cascadia Mono"/>
+                <w:color w:val="000000"/>
+                <w:sz w:val="18"/>
+                <w:szCs w:val="18"/>
+                <w:lang w:val="en-US"/>
+              </w:rPr>
+              <w:t>.</w:t>
+            </w:r>
+            <w:r>
+              <w:rPr>
+                <w:rFonts w:ascii="Cascadia Mono" w:hAnsi="Cascadia Mono"/>
+                <w:color w:val="74531F"/>
+                <w:sz w:val="18"/>
+                <w:szCs w:val="18"/>
+                <w:lang w:val="en-US"/>
+              </w:rPr>
+              <w:t>WriteLine</w:t>
+            </w:r>
+            <w:proofErr w:type="spellEnd"/>
+            <w:r>
+              <w:rPr>
+                <w:rFonts w:ascii="Cascadia Mono" w:hAnsi="Cascadia Mono"/>
+                <w:color w:val="000000"/>
+                <w:sz w:val="18"/>
+                <w:szCs w:val="18"/>
+                <w:lang w:val="en-US"/>
+              </w:rPr>
+              <w:t>(</w:t>
+            </w:r>
+            <w:r>
+              <w:rPr>
+                <w:rFonts w:ascii="Cascadia Mono" w:hAnsi="Cascadia Mono"/>
+                <w:color w:val="A31515"/>
+                <w:sz w:val="18"/>
+                <w:szCs w:val="18"/>
+                <w:lang w:val="en-US"/>
+              </w:rPr>
+              <w:t>"</w:t>
+            </w:r>
+            <w:r>
+              <w:rPr>
+                <w:rFonts w:ascii="Cascadia Mono" w:hAnsi="Cascadia Mono"/>
+                <w:color w:val="A31515"/>
+                <w:sz w:val="18"/>
+                <w:szCs w:val="18"/>
+              </w:rPr>
+              <w:t>Имя</w:t>
+            </w:r>
+            <w:r>
+              <w:rPr>
+                <w:rFonts w:ascii="Cascadia Mono" w:hAnsi="Cascadia Mono"/>
+                <w:color w:val="A31515"/>
+                <w:sz w:val="18"/>
+                <w:szCs w:val="18"/>
+                <w:lang w:val="en-US"/>
+              </w:rPr>
+              <w:t xml:space="preserve"> </w:t>
+            </w:r>
+            <w:r>
+              <w:rPr>
+                <w:rFonts w:ascii="Cascadia Mono" w:hAnsi="Cascadia Mono"/>
+                <w:color w:val="A31515"/>
+                <w:sz w:val="18"/>
+                <w:szCs w:val="18"/>
+              </w:rPr>
+              <w:t>пользователя</w:t>
+            </w:r>
+            <w:r>
+              <w:rPr>
+                <w:rFonts w:ascii="Cascadia Mono" w:hAnsi="Cascadia Mono"/>
+                <w:color w:val="A31515"/>
+                <w:sz w:val="18"/>
+                <w:szCs w:val="18"/>
+                <w:lang w:val="en-US"/>
+              </w:rPr>
+              <w:t xml:space="preserve"> </w:t>
+            </w:r>
+            <w:r>
+              <w:rPr>
+                <w:rFonts w:ascii="Cascadia Mono" w:hAnsi="Cascadia Mono"/>
+                <w:color w:val="A31515"/>
+                <w:sz w:val="18"/>
+                <w:szCs w:val="18"/>
+              </w:rPr>
+              <w:t>не</w:t>
+            </w:r>
+            <w:r>
+              <w:rPr>
+                <w:rFonts w:ascii="Cascadia Mono" w:hAnsi="Cascadia Mono"/>
+                <w:color w:val="A31515"/>
+                <w:sz w:val="18"/>
+                <w:szCs w:val="18"/>
+                <w:lang w:val="en-US"/>
+              </w:rPr>
+              <w:t xml:space="preserve"> </w:t>
+            </w:r>
+            <w:r>
+              <w:rPr>
+                <w:rFonts w:ascii="Cascadia Mono" w:hAnsi="Cascadia Mono"/>
+                <w:color w:val="A31515"/>
+                <w:sz w:val="18"/>
+                <w:szCs w:val="18"/>
+              </w:rPr>
+              <w:t>может</w:t>
+            </w:r>
+            <w:r>
+              <w:rPr>
+                <w:rFonts w:ascii="Cascadia Mono" w:hAnsi="Cascadia Mono"/>
+                <w:color w:val="A31515"/>
+                <w:sz w:val="18"/>
+                <w:szCs w:val="18"/>
+                <w:lang w:val="en-US"/>
+              </w:rPr>
+              <w:t xml:space="preserve"> </w:t>
+            </w:r>
+            <w:r>
+              <w:rPr>
+                <w:rFonts w:ascii="Cascadia Mono" w:hAnsi="Cascadia Mono"/>
+                <w:color w:val="A31515"/>
+                <w:sz w:val="18"/>
+                <w:szCs w:val="18"/>
+              </w:rPr>
+              <w:t>быть</w:t>
+            </w:r>
+            <w:r>
+              <w:rPr>
+                <w:rFonts w:ascii="Cascadia Mono" w:hAnsi="Cascadia Mono"/>
+                <w:color w:val="A31515"/>
+                <w:sz w:val="18"/>
+                <w:szCs w:val="18"/>
+                <w:lang w:val="en-US"/>
+              </w:rPr>
+              <w:t xml:space="preserve"> </w:t>
+            </w:r>
+            <w:r>
+              <w:rPr>
+                <w:rFonts w:ascii="Cascadia Mono" w:hAnsi="Cascadia Mono"/>
+                <w:color w:val="A31515"/>
+                <w:sz w:val="18"/>
+                <w:szCs w:val="18"/>
+              </w:rPr>
+              <w:t>пустым</w:t>
+            </w:r>
+            <w:r>
+              <w:rPr>
+                <w:rFonts w:ascii="Cascadia Mono" w:hAnsi="Cascadia Mono"/>
+                <w:color w:val="A31515"/>
+                <w:sz w:val="18"/>
+                <w:szCs w:val="18"/>
+                <w:lang w:val="en-US"/>
+              </w:rPr>
+              <w:t>."</w:t>
+            </w:r>
+            <w:r>
+              <w:rPr>
+                <w:rFonts w:ascii="Cascadia Mono" w:hAnsi="Cascadia Mono"/>
+                <w:color w:val="000000"/>
+                <w:sz w:val="18"/>
+                <w:szCs w:val="18"/>
+                <w:lang w:val="en-US"/>
+              </w:rPr>
+              <w:t>);</w:t>
+            </w:r>
+          </w:p>
+          <w:p>
+            <w:pPr>
+              <w:pStyle w:val="HTML"/>
+              <w:rPr>
+                <w:rFonts w:ascii="Cascadia Mono" w:hAnsi="Cascadia Mono"/>
+                <w:color w:val="000000"/>
+                <w:sz w:val="18"/>
+                <w:szCs w:val="18"/>
+              </w:rPr>
+            </w:pPr>
+            <w:r>
+              <w:rPr>
+                <w:rFonts w:ascii="Cascadia Mono" w:hAnsi="Cascadia Mono"/>
+                <w:color w:val="000000"/>
+                <w:sz w:val="18"/>
+                <w:szCs w:val="18"/>
+              </w:rPr>
+              <w:t xml:space="preserve">        }</w:t>
+            </w:r>
+          </w:p>
+          <w:p>
+            <w:pPr>
+              <w:rPr>
+                <w:bCs/>
+                <w:sz w:val="28"/>
+                <w:szCs w:val="28"/>
+              </w:rPr>
+            </w:pPr>
+          </w:p>
+        </w:tc>
+        <w:tc>
+          <w:tcPr>
+            <w:tcW w:w="3518" w:type="dxa"/>
+          </w:tcPr>
+          <w:p>
+            <w:pPr>
+              <w:pStyle w:val="HTML"/>
+              <w:rPr>
+                <w:rFonts w:ascii="Cascadia Mono" w:hAnsi="Cascadia Mono"/>
+                <w:color w:val="000000"/>
+                <w:sz w:val="18"/>
+                <w:szCs w:val="18"/>
+              </w:rPr>
+            </w:pPr>
+            <w:r>
+              <w:rPr>
+                <w:rFonts w:ascii="Cascadia Mono" w:hAnsi="Cascadia Mono"/>
+                <w:color w:val="000000"/>
+                <w:sz w:val="18"/>
+                <w:szCs w:val="18"/>
+              </w:rPr>
+              <w:t xml:space="preserve">        </w:t>
+            </w:r>
+            <w:proofErr w:type="spellStart"/>
+            <w:r>
+              <w:rPr>
+                <w:rFonts w:ascii="Cascadia Mono" w:hAnsi="Cascadia Mono"/>
+                <w:color w:val="8F08C4"/>
+                <w:sz w:val="18"/>
+                <w:szCs w:val="18"/>
+              </w:rPr>
+              <w:t>if</w:t>
+            </w:r>
+            <w:proofErr w:type="spellEnd"/>
+            <w:r>
+              <w:rPr>
+                <w:rFonts w:ascii="Cascadia Mono" w:hAnsi="Cascadia Mono"/>
+                <w:color w:val="000000"/>
+                <w:sz w:val="18"/>
+                <w:szCs w:val="18"/>
+              </w:rPr>
+              <w:t xml:space="preserve"> (</w:t>
+            </w:r>
+            <w:proofErr w:type="spellStart"/>
+            <w:proofErr w:type="gramStart"/>
+            <w:r>
+              <w:rPr>
+                <w:rFonts w:ascii="Cascadia Mono" w:hAnsi="Cascadia Mono"/>
+                <w:color w:val="0000FF"/>
+                <w:sz w:val="18"/>
+                <w:szCs w:val="18"/>
+              </w:rPr>
+              <w:t>string</w:t>
+            </w:r>
+            <w:r>
+              <w:rPr>
+                <w:rFonts w:ascii="Cascadia Mono" w:hAnsi="Cascadia Mono"/>
+                <w:color w:val="000000"/>
+                <w:sz w:val="18"/>
+                <w:szCs w:val="18"/>
+              </w:rPr>
+              <w:t>.</w:t>
+            </w:r>
+            <w:r>
+              <w:rPr>
+                <w:rFonts w:ascii="Cascadia Mono" w:hAnsi="Cascadia Mono"/>
+                <w:color w:val="74531F"/>
+                <w:sz w:val="18"/>
+                <w:szCs w:val="18"/>
+              </w:rPr>
+              <w:t>IsNullOrEmpty</w:t>
+            </w:r>
+            <w:proofErr w:type="spellEnd"/>
+            <w:proofErr w:type="gramEnd"/>
+            <w:r>
+              <w:rPr>
+                <w:rFonts w:ascii="Cascadia Mono" w:hAnsi="Cascadia Mono"/>
+                <w:color w:val="000000"/>
+                <w:sz w:val="18"/>
+                <w:szCs w:val="18"/>
+              </w:rPr>
+              <w:t>(</w:t>
+            </w:r>
+            <w:proofErr w:type="spellStart"/>
+            <w:r>
+              <w:rPr>
+                <w:rFonts w:ascii="Cascadia Mono" w:hAnsi="Cascadia Mono"/>
+                <w:color w:val="1F377F"/>
+                <w:sz w:val="18"/>
+                <w:szCs w:val="18"/>
+              </w:rPr>
+              <w:t>username</w:t>
+            </w:r>
+            <w:proofErr w:type="spellEnd"/>
+            <w:r>
+              <w:rPr>
+                <w:rFonts w:ascii="Cascadia Mono" w:hAnsi="Cascadia Mono"/>
+                <w:color w:val="000000"/>
+                <w:sz w:val="18"/>
+                <w:szCs w:val="18"/>
+              </w:rPr>
+              <w:t>))</w:t>
+            </w:r>
+          </w:p>
+          <w:p>
+            <w:pPr>
+              <w:pStyle w:val="HTML"/>
+              <w:rPr>
+                <w:rFonts w:ascii="Cascadia Mono" w:hAnsi="Cascadia Mono"/>
+                <w:color w:val="000000"/>
+                <w:sz w:val="18"/>
+                <w:szCs w:val="18"/>
+              </w:rPr>
+            </w:pPr>
+            <w:r>
+              <w:rPr>
+                <w:rFonts w:ascii="Cascadia Mono" w:hAnsi="Cascadia Mono"/>
+                <w:color w:val="000000"/>
+                <w:sz w:val="18"/>
+                <w:szCs w:val="18"/>
+              </w:rPr>
+              <w:t xml:space="preserve">        {</w:t>
+            </w:r>
+          </w:p>
+          <w:p>
+            <w:pPr>
+              <w:pStyle w:val="HTML"/>
+              <w:rPr>
+                <w:rFonts w:ascii="Cascadia Mono" w:hAnsi="Cascadia Mono"/>
+                <w:color w:val="000000"/>
+                <w:sz w:val="18"/>
+                <w:szCs w:val="18"/>
+              </w:rPr>
+            </w:pPr>
+            <w:r>
+              <w:rPr>
+                <w:rFonts w:ascii="Cascadia Mono" w:hAnsi="Cascadia Mono"/>
+                <w:color w:val="000000"/>
+                <w:sz w:val="18"/>
+                <w:szCs w:val="18"/>
+              </w:rPr>
+              <w:t xml:space="preserve">            </w:t>
+            </w:r>
+            <w:proofErr w:type="spellStart"/>
+            <w:r>
+              <w:rPr>
+                <w:rFonts w:ascii="Cascadia Mono" w:hAnsi="Cascadia Mono"/>
+                <w:color w:val="2B91AF"/>
+                <w:sz w:val="18"/>
+                <w:szCs w:val="18"/>
+              </w:rPr>
+              <w:t>Console</w:t>
+            </w:r>
+            <w:r>
+              <w:rPr>
+                <w:rFonts w:ascii="Cascadia Mono" w:hAnsi="Cascadia Mono"/>
+                <w:color w:val="000000"/>
+                <w:sz w:val="18"/>
+                <w:szCs w:val="18"/>
+              </w:rPr>
+              <w:t>.</w:t>
+            </w:r>
+            <w:r>
+              <w:rPr>
+                <w:rFonts w:ascii="Cascadia Mono" w:hAnsi="Cascadia Mono"/>
+                <w:color w:val="74531F"/>
+                <w:sz w:val="18"/>
+                <w:szCs w:val="18"/>
+              </w:rPr>
+              <w:t>WriteLine</w:t>
+            </w:r>
+            <w:proofErr w:type="spellEnd"/>
+            <w:r>
+              <w:rPr>
+                <w:rFonts w:ascii="Cascadia Mono" w:hAnsi="Cascadia Mono"/>
+                <w:color w:val="000000"/>
+                <w:sz w:val="18"/>
+                <w:szCs w:val="18"/>
+              </w:rPr>
+              <w:t>(</w:t>
+            </w:r>
+            <w:r>
+              <w:rPr>
+                <w:rFonts w:ascii="Cascadia Mono" w:hAnsi="Cascadia Mono"/>
+                <w:color w:val="A31515"/>
+                <w:sz w:val="18"/>
+                <w:szCs w:val="18"/>
+              </w:rPr>
+              <w:t>"Имя пользователя не может быть пустым."</w:t>
+            </w:r>
+            <w:r>
+              <w:rPr>
+                <w:rFonts w:ascii="Cascadia Mono" w:hAnsi="Cascadia Mono"/>
+                <w:color w:val="000000"/>
+                <w:sz w:val="18"/>
+                <w:szCs w:val="18"/>
+              </w:rPr>
+              <w:t>);</w:t>
+            </w:r>
+          </w:p>
+          <w:p>
+            <w:pPr>
+              <w:pStyle w:val="HTML"/>
+              <w:rPr>
+                <w:rFonts w:ascii="Cascadia Mono" w:hAnsi="Cascadia Mono"/>
+                <w:color w:val="000000"/>
+                <w:sz w:val="18"/>
+                <w:szCs w:val="18"/>
+              </w:rPr>
+            </w:pPr>
+            <w:r>
+              <w:rPr>
+                <w:rFonts w:ascii="Cascadia Mono" w:hAnsi="Cascadia Mono"/>
+                <w:color w:val="000000"/>
+                <w:sz w:val="18"/>
+                <w:szCs w:val="18"/>
+              </w:rPr>
+              <w:t xml:space="preserve">            </w:t>
+            </w:r>
+            <w:proofErr w:type="spellStart"/>
+            <w:r>
+              <w:rPr>
+                <w:rFonts w:ascii="Cascadia Mono" w:hAnsi="Cascadia Mono"/>
+                <w:color w:val="8F08C4"/>
+                <w:sz w:val="18"/>
+                <w:szCs w:val="18"/>
+              </w:rPr>
+              <w:t>return</w:t>
+            </w:r>
+            <w:proofErr w:type="spellEnd"/>
+            <w:r>
+              <w:rPr>
+                <w:rFonts w:ascii="Cascadia Mono" w:hAnsi="Cascadia Mono"/>
+                <w:color w:val="000000"/>
+                <w:sz w:val="18"/>
+                <w:szCs w:val="18"/>
+              </w:rPr>
+              <w:t>;</w:t>
+            </w:r>
+          </w:p>
+          <w:p>
+            <w:pPr>
+              <w:pStyle w:val="HTML"/>
+              <w:rPr>
+                <w:rFonts w:ascii="Cascadia Mono" w:hAnsi="Cascadia Mono"/>
+                <w:color w:val="000000"/>
+                <w:sz w:val="18"/>
+                <w:szCs w:val="18"/>
+              </w:rPr>
+            </w:pPr>
+            <w:r>
+              <w:rPr>
+                <w:rFonts w:ascii="Cascadia Mono" w:hAnsi="Cascadia Mono"/>
+                <w:color w:val="000000"/>
+                <w:sz w:val="18"/>
+                <w:szCs w:val="18"/>
+              </w:rPr>
+              <w:t xml:space="preserve">        }</w:t>
+            </w:r>
+          </w:p>
+          <w:p>
+            <w:pPr>
+              <w:rPr>
+                <w:bCs/>
+                <w:sz w:val="28"/>
+                <w:szCs w:val="28"/>
+              </w:rPr>
+            </w:pPr>
+          </w:p>
+        </w:tc>
+      </w:tr>
+      <w:tr>
+        <w:tc>
+          <w:tcPr>
+            <w:tcW w:w="1719" w:type="dxa"/>
+          </w:tcPr>
+          <w:p>
+            <w:pPr>
+              <w:rPr>
+                <w:bCs/>
+                <w:sz w:val="28"/>
+                <w:szCs w:val="28"/>
+              </w:rPr>
+            </w:pPr>
+            <w:r>
+              <w:rPr>
+                <w:bCs/>
+                <w:sz w:val="28"/>
+                <w:szCs w:val="28"/>
+              </w:rPr>
+              <w:t xml:space="preserve">4 </w:t>
+            </w:r>
+            <w:r>
+              <w:rPr>
+                <w:bCs/>
+                <w:sz w:val="28"/>
+                <w:szCs w:val="28"/>
+              </w:rPr>
+              <w:t>После сравнения с существующими пользователями код продолжает выполнение при ошибке</w:t>
+            </w:r>
+          </w:p>
+        </w:tc>
+        <w:tc>
+          <w:tcPr>
+            <w:tcW w:w="2251" w:type="dxa"/>
+          </w:tcPr>
+          <w:p>
+            <w:pPr>
+              <w:rPr>
+                <w:bCs/>
+                <w:sz w:val="28"/>
+                <w:szCs w:val="28"/>
+              </w:rPr>
+            </w:pPr>
+            <w:r>
+              <w:rPr>
+                <w:bCs/>
+                <w:sz w:val="28"/>
+                <w:szCs w:val="28"/>
+              </w:rPr>
+              <w:t>Логическая</w:t>
+            </w:r>
+          </w:p>
+        </w:tc>
+        <w:tc>
+          <w:tcPr>
+            <w:tcW w:w="1701" w:type="dxa"/>
+          </w:tcPr>
+          <w:p>
+            <w:pPr>
+              <w:rPr>
+                <w:bCs/>
+                <w:sz w:val="28"/>
+                <w:szCs w:val="28"/>
+                <w:lang w:val="en-US"/>
+              </w:rPr>
+            </w:pPr>
+            <w:r>
+              <w:rPr>
+                <w:bCs/>
+                <w:sz w:val="28"/>
+                <w:szCs w:val="28"/>
+                <w:lang w:val="en-US"/>
+              </w:rPr>
+              <w:t>Register(), Program</w:t>
+            </w:r>
+          </w:p>
+        </w:tc>
+        <w:tc>
+          <w:tcPr>
+            <w:tcW w:w="1869" w:type="dxa"/>
+          </w:tcPr>
+          <w:p>
+            <w:pPr>
+              <w:pStyle w:val="HTML"/>
+              <w:rPr>
+                <w:rFonts w:ascii="Cascadia Mono" w:hAnsi="Cascadia Mono"/>
+                <w:color w:val="000000"/>
+                <w:sz w:val="18"/>
+                <w:szCs w:val="18"/>
+                <w:lang w:val="en-US"/>
+              </w:rPr>
+            </w:pPr>
+            <w:r>
+              <w:rPr>
+                <w:rFonts w:ascii="Cascadia Mono" w:hAnsi="Cascadia Mono"/>
+                <w:color w:val="000000"/>
+                <w:sz w:val="18"/>
+                <w:szCs w:val="18"/>
+                <w:lang w:val="en-US"/>
+              </w:rPr>
+              <w:t xml:space="preserve">        </w:t>
+            </w:r>
+            <w:r>
+              <w:rPr>
+                <w:rFonts w:ascii="Cascadia Mono" w:hAnsi="Cascadia Mono"/>
+                <w:color w:val="8F08C4"/>
+                <w:sz w:val="18"/>
+                <w:szCs w:val="18"/>
+                <w:lang w:val="en-US"/>
+              </w:rPr>
+              <w:t>if</w:t>
+            </w:r>
+            <w:r>
+              <w:rPr>
+                <w:rFonts w:ascii="Cascadia Mono" w:hAnsi="Cascadia Mono"/>
+                <w:color w:val="000000"/>
+                <w:sz w:val="18"/>
+                <w:szCs w:val="18"/>
+                <w:lang w:val="en-US"/>
+              </w:rPr>
+              <w:t xml:space="preserve"> (</w:t>
+            </w:r>
+            <w:proofErr w:type="spellStart"/>
+            <w:r>
+              <w:rPr>
+                <w:rFonts w:ascii="Cascadia Mono" w:hAnsi="Cascadia Mono"/>
+                <w:color w:val="000000"/>
+                <w:sz w:val="18"/>
+                <w:szCs w:val="18"/>
+                <w:lang w:val="en-US"/>
+              </w:rPr>
+              <w:t>userCredentials.</w:t>
+            </w:r>
+            <w:r>
+              <w:rPr>
+                <w:rFonts w:ascii="Cascadia Mono" w:hAnsi="Cascadia Mono"/>
+                <w:color w:val="74531F"/>
+                <w:sz w:val="18"/>
+                <w:szCs w:val="18"/>
+                <w:lang w:val="en-US"/>
+              </w:rPr>
+              <w:t>ContainsKey</w:t>
+            </w:r>
+            <w:proofErr w:type="spellEnd"/>
+            <w:r>
+              <w:rPr>
+                <w:rFonts w:ascii="Cascadia Mono" w:hAnsi="Cascadia Mono"/>
+                <w:color w:val="000000"/>
+                <w:sz w:val="18"/>
+                <w:szCs w:val="18"/>
+                <w:lang w:val="en-US"/>
+              </w:rPr>
+              <w:t>(</w:t>
+            </w:r>
+            <w:r>
+              <w:rPr>
+                <w:rFonts w:ascii="Cascadia Mono" w:hAnsi="Cascadia Mono"/>
+                <w:color w:val="1F377F"/>
+                <w:sz w:val="18"/>
+                <w:szCs w:val="18"/>
+                <w:lang w:val="en-US"/>
+              </w:rPr>
+              <w:t>username</w:t>
+            </w:r>
+            <w:r>
+              <w:rPr>
+                <w:rFonts w:ascii="Cascadia Mono" w:hAnsi="Cascadia Mono"/>
+                <w:color w:val="000000"/>
+                <w:sz w:val="18"/>
+                <w:szCs w:val="18"/>
+                <w:lang w:val="en-US"/>
+              </w:rPr>
+              <w:t>))</w:t>
+            </w:r>
+          </w:p>
+          <w:p>
+            <w:pPr>
+              <w:pStyle w:val="HTML"/>
+              <w:rPr>
+                <w:rFonts w:ascii="Cascadia Mono" w:hAnsi="Cascadia Mono"/>
+                <w:color w:val="000000"/>
+                <w:sz w:val="18"/>
+                <w:szCs w:val="18"/>
+                <w:lang w:val="en-US"/>
+              </w:rPr>
+            </w:pPr>
+            <w:r>
+              <w:rPr>
+                <w:rFonts w:ascii="Cascadia Mono" w:hAnsi="Cascadia Mono"/>
+                <w:color w:val="000000"/>
+                <w:sz w:val="18"/>
+                <w:szCs w:val="18"/>
+                <w:lang w:val="en-US"/>
+              </w:rPr>
+              <w:t xml:space="preserve">        {</w:t>
+            </w:r>
+          </w:p>
+          <w:p>
+            <w:pPr>
+              <w:pStyle w:val="HTML"/>
+              <w:rPr>
+                <w:rFonts w:ascii="Cascadia Mono" w:hAnsi="Cascadia Mono"/>
+                <w:color w:val="000000"/>
+                <w:sz w:val="18"/>
+                <w:szCs w:val="18"/>
+                <w:lang w:val="en-US"/>
+              </w:rPr>
+            </w:pPr>
+            <w:r>
+              <w:rPr>
+                <w:rFonts w:ascii="Cascadia Mono" w:hAnsi="Cascadia Mono"/>
+                <w:color w:val="000000"/>
+                <w:sz w:val="18"/>
+                <w:szCs w:val="18"/>
+                <w:lang w:val="en-US"/>
+              </w:rPr>
+              <w:t xml:space="preserve">            </w:t>
+            </w:r>
+            <w:proofErr w:type="spellStart"/>
+            <w:r>
+              <w:rPr>
+                <w:rFonts w:ascii="Cascadia Mono" w:hAnsi="Cascadia Mono"/>
+                <w:color w:val="2B91AF"/>
+                <w:sz w:val="18"/>
+                <w:szCs w:val="18"/>
+                <w:lang w:val="en-US"/>
+              </w:rPr>
+              <w:t>Console</w:t>
+            </w:r>
+            <w:r>
+              <w:rPr>
+                <w:rFonts w:ascii="Cascadia Mono" w:hAnsi="Cascadia Mono"/>
+                <w:color w:val="000000"/>
+                <w:sz w:val="18"/>
+                <w:szCs w:val="18"/>
+                <w:lang w:val="en-US"/>
+              </w:rPr>
+              <w:t>.</w:t>
+            </w:r>
+            <w:r>
+              <w:rPr>
+                <w:rFonts w:ascii="Cascadia Mono" w:hAnsi="Cascadia Mono"/>
+                <w:color w:val="74531F"/>
+                <w:sz w:val="18"/>
+                <w:szCs w:val="18"/>
+                <w:lang w:val="en-US"/>
+              </w:rPr>
+              <w:t>WriteLine</w:t>
+            </w:r>
+            <w:proofErr w:type="spellEnd"/>
+            <w:r>
+              <w:rPr>
+                <w:rFonts w:ascii="Cascadia Mono" w:hAnsi="Cascadia Mono"/>
+                <w:color w:val="000000"/>
+                <w:sz w:val="18"/>
+                <w:szCs w:val="18"/>
+                <w:lang w:val="en-US"/>
+              </w:rPr>
+              <w:t>(</w:t>
+            </w:r>
+            <w:r>
+              <w:rPr>
+                <w:rFonts w:ascii="Cascadia Mono" w:hAnsi="Cascadia Mono"/>
+                <w:color w:val="A31515"/>
+                <w:sz w:val="18"/>
+                <w:szCs w:val="18"/>
+                <w:lang w:val="en-US"/>
+              </w:rPr>
+              <w:t>"</w:t>
+            </w:r>
+            <w:r>
+              <w:rPr>
+                <w:rFonts w:ascii="Cascadia Mono" w:hAnsi="Cascadia Mono"/>
+                <w:color w:val="A31515"/>
+                <w:sz w:val="18"/>
+                <w:szCs w:val="18"/>
+              </w:rPr>
+              <w:t>Пользователь</w:t>
+            </w:r>
+            <w:r>
+              <w:rPr>
+                <w:rFonts w:ascii="Cascadia Mono" w:hAnsi="Cascadia Mono"/>
+                <w:color w:val="A31515"/>
+                <w:sz w:val="18"/>
+                <w:szCs w:val="18"/>
+                <w:lang w:val="en-US"/>
+              </w:rPr>
+              <w:t xml:space="preserve"> </w:t>
+            </w:r>
+            <w:r>
+              <w:rPr>
+                <w:rFonts w:ascii="Cascadia Mono" w:hAnsi="Cascadia Mono"/>
+                <w:color w:val="A31515"/>
+                <w:sz w:val="18"/>
+                <w:szCs w:val="18"/>
+              </w:rPr>
+              <w:t>с</w:t>
+            </w:r>
+            <w:r>
+              <w:rPr>
+                <w:rFonts w:ascii="Cascadia Mono" w:hAnsi="Cascadia Mono"/>
+                <w:color w:val="A31515"/>
+                <w:sz w:val="18"/>
+                <w:szCs w:val="18"/>
+                <w:lang w:val="en-US"/>
+              </w:rPr>
+              <w:t xml:space="preserve"> </w:t>
+            </w:r>
+            <w:r>
+              <w:rPr>
+                <w:rFonts w:ascii="Cascadia Mono" w:hAnsi="Cascadia Mono"/>
+                <w:color w:val="A31515"/>
+                <w:sz w:val="18"/>
+                <w:szCs w:val="18"/>
+              </w:rPr>
+              <w:t>таким</w:t>
+            </w:r>
+            <w:r>
+              <w:rPr>
+                <w:rFonts w:ascii="Cascadia Mono" w:hAnsi="Cascadia Mono"/>
+                <w:color w:val="A31515"/>
+                <w:sz w:val="18"/>
+                <w:szCs w:val="18"/>
+                <w:lang w:val="en-US"/>
+              </w:rPr>
+              <w:t xml:space="preserve"> </w:t>
+            </w:r>
+            <w:r>
+              <w:rPr>
+                <w:rFonts w:ascii="Cascadia Mono" w:hAnsi="Cascadia Mono"/>
+                <w:color w:val="A31515"/>
+                <w:sz w:val="18"/>
+                <w:szCs w:val="18"/>
+              </w:rPr>
+              <w:t>именем</w:t>
+            </w:r>
+            <w:r>
+              <w:rPr>
+                <w:rFonts w:ascii="Cascadia Mono" w:hAnsi="Cascadia Mono"/>
+                <w:color w:val="A31515"/>
+                <w:sz w:val="18"/>
+                <w:szCs w:val="18"/>
+                <w:lang w:val="en-US"/>
+              </w:rPr>
+              <w:t xml:space="preserve"> </w:t>
+            </w:r>
+            <w:r>
+              <w:rPr>
+                <w:rFonts w:ascii="Cascadia Mono" w:hAnsi="Cascadia Mono"/>
+                <w:color w:val="A31515"/>
+                <w:sz w:val="18"/>
+                <w:szCs w:val="18"/>
+              </w:rPr>
+              <w:t>уже</w:t>
+            </w:r>
+            <w:r>
+              <w:rPr>
+                <w:rFonts w:ascii="Cascadia Mono" w:hAnsi="Cascadia Mono"/>
+                <w:color w:val="A31515"/>
+                <w:sz w:val="18"/>
+                <w:szCs w:val="18"/>
+                <w:lang w:val="en-US"/>
+              </w:rPr>
+              <w:t xml:space="preserve"> </w:t>
+            </w:r>
+            <w:r>
+              <w:rPr>
+                <w:rFonts w:ascii="Cascadia Mono" w:hAnsi="Cascadia Mono"/>
+                <w:color w:val="A31515"/>
+                <w:sz w:val="18"/>
+                <w:szCs w:val="18"/>
+              </w:rPr>
+              <w:t>существует</w:t>
+            </w:r>
+            <w:r>
+              <w:rPr>
+                <w:rFonts w:ascii="Cascadia Mono" w:hAnsi="Cascadia Mono"/>
+                <w:color w:val="A31515"/>
+                <w:sz w:val="18"/>
+                <w:szCs w:val="18"/>
+                <w:lang w:val="en-US"/>
+              </w:rPr>
+              <w:t>."</w:t>
+            </w:r>
+            <w:r>
+              <w:rPr>
+                <w:rFonts w:ascii="Cascadia Mono" w:hAnsi="Cascadia Mono"/>
+                <w:color w:val="000000"/>
+                <w:sz w:val="18"/>
+                <w:szCs w:val="18"/>
+                <w:lang w:val="en-US"/>
+              </w:rPr>
+              <w:t>);</w:t>
+            </w:r>
+          </w:p>
+          <w:p>
+            <w:pPr>
+              <w:pStyle w:val="HTML"/>
+              <w:rPr>
+                <w:rFonts w:ascii="Cascadia Mono" w:hAnsi="Cascadia Mono"/>
+                <w:color w:val="000000"/>
+                <w:sz w:val="18"/>
+                <w:szCs w:val="18"/>
+              </w:rPr>
+            </w:pPr>
+            <w:r>
+              <w:rPr>
+                <w:rFonts w:ascii="Cascadia Mono" w:hAnsi="Cascadia Mono"/>
+                <w:color w:val="000000"/>
+                <w:sz w:val="18"/>
+                <w:szCs w:val="18"/>
+              </w:rPr>
+              <w:t xml:space="preserve">        }</w:t>
+            </w:r>
+          </w:p>
+          <w:p>
+            <w:pPr>
+              <w:rPr>
+                <w:bCs/>
+                <w:sz w:val="28"/>
+                <w:szCs w:val="28"/>
+              </w:rPr>
+            </w:pPr>
+          </w:p>
+        </w:tc>
+        <w:tc>
+          <w:tcPr>
+            <w:tcW w:w="3518" w:type="dxa"/>
+          </w:tcPr>
+          <w:p>
+            <w:pPr>
+              <w:pStyle w:val="HTML"/>
+              <w:rPr>
+                <w:rFonts w:ascii="Cascadia Mono" w:hAnsi="Cascadia Mono"/>
+                <w:color w:val="000000"/>
+                <w:sz w:val="18"/>
+                <w:szCs w:val="18"/>
+              </w:rPr>
+            </w:pPr>
+            <w:r>
+              <w:rPr>
+                <w:rFonts w:ascii="Cascadia Mono" w:hAnsi="Cascadia Mono"/>
+                <w:color w:val="000000"/>
+                <w:sz w:val="18"/>
+                <w:szCs w:val="18"/>
+              </w:rPr>
+              <w:t xml:space="preserve">        </w:t>
+            </w:r>
+            <w:proofErr w:type="spellStart"/>
+            <w:r>
+              <w:rPr>
+                <w:rFonts w:ascii="Cascadia Mono" w:hAnsi="Cascadia Mono"/>
+                <w:color w:val="8F08C4"/>
+                <w:sz w:val="18"/>
+                <w:szCs w:val="18"/>
+              </w:rPr>
+              <w:t>if</w:t>
+            </w:r>
+            <w:proofErr w:type="spellEnd"/>
+            <w:r>
+              <w:rPr>
+                <w:rFonts w:ascii="Cascadia Mono" w:hAnsi="Cascadia Mono"/>
+                <w:color w:val="000000"/>
+                <w:sz w:val="18"/>
+                <w:szCs w:val="18"/>
+              </w:rPr>
+              <w:t xml:space="preserve"> (</w:t>
+            </w:r>
+            <w:proofErr w:type="spellStart"/>
+            <w:r>
+              <w:rPr>
+                <w:rFonts w:ascii="Cascadia Mono" w:hAnsi="Cascadia Mono"/>
+                <w:color w:val="000000"/>
+                <w:sz w:val="18"/>
+                <w:szCs w:val="18"/>
+              </w:rPr>
+              <w:t>userCredentials.</w:t>
+            </w:r>
+            <w:r>
+              <w:rPr>
+                <w:rFonts w:ascii="Cascadia Mono" w:hAnsi="Cascadia Mono"/>
+                <w:color w:val="74531F"/>
+                <w:sz w:val="18"/>
+                <w:szCs w:val="18"/>
+              </w:rPr>
+              <w:t>ContainsKey</w:t>
+            </w:r>
+            <w:proofErr w:type="spellEnd"/>
+            <w:r>
+              <w:rPr>
+                <w:rFonts w:ascii="Cascadia Mono" w:hAnsi="Cascadia Mono"/>
+                <w:color w:val="000000"/>
+                <w:sz w:val="18"/>
+                <w:szCs w:val="18"/>
+              </w:rPr>
+              <w:t>(</w:t>
+            </w:r>
+            <w:proofErr w:type="spellStart"/>
+            <w:r>
+              <w:rPr>
+                <w:rFonts w:ascii="Cascadia Mono" w:hAnsi="Cascadia Mono"/>
+                <w:color w:val="1F377F"/>
+                <w:sz w:val="18"/>
+                <w:szCs w:val="18"/>
+              </w:rPr>
+              <w:t>username</w:t>
+            </w:r>
+            <w:proofErr w:type="spellEnd"/>
+            <w:r>
+              <w:rPr>
+                <w:rFonts w:ascii="Cascadia Mono" w:hAnsi="Cascadia Mono"/>
+                <w:color w:val="000000"/>
+                <w:sz w:val="18"/>
+                <w:szCs w:val="18"/>
+              </w:rPr>
+              <w:t>))</w:t>
+            </w:r>
+          </w:p>
+          <w:p>
+            <w:pPr>
+              <w:pStyle w:val="HTML"/>
+              <w:rPr>
+                <w:rFonts w:ascii="Cascadia Mono" w:hAnsi="Cascadia Mono"/>
+                <w:color w:val="000000"/>
+                <w:sz w:val="18"/>
+                <w:szCs w:val="18"/>
+              </w:rPr>
+            </w:pPr>
+            <w:r>
+              <w:rPr>
+                <w:rFonts w:ascii="Cascadia Mono" w:hAnsi="Cascadia Mono"/>
+                <w:color w:val="000000"/>
+                <w:sz w:val="18"/>
+                <w:szCs w:val="18"/>
+              </w:rPr>
+              <w:t xml:space="preserve">        {</w:t>
+            </w:r>
+          </w:p>
+          <w:p>
+            <w:pPr>
+              <w:pStyle w:val="HTML"/>
+              <w:rPr>
+                <w:rFonts w:ascii="Cascadia Mono" w:hAnsi="Cascadia Mono"/>
+                <w:color w:val="000000"/>
+                <w:sz w:val="18"/>
+                <w:szCs w:val="18"/>
+              </w:rPr>
+            </w:pPr>
+            <w:r>
+              <w:rPr>
+                <w:rFonts w:ascii="Cascadia Mono" w:hAnsi="Cascadia Mono"/>
+                <w:color w:val="000000"/>
+                <w:sz w:val="18"/>
+                <w:szCs w:val="18"/>
+              </w:rPr>
+              <w:t xml:space="preserve">            </w:t>
+            </w:r>
+            <w:proofErr w:type="spellStart"/>
+            <w:r>
+              <w:rPr>
+                <w:rFonts w:ascii="Cascadia Mono" w:hAnsi="Cascadia Mono"/>
+                <w:color w:val="2B91AF"/>
+                <w:sz w:val="18"/>
+                <w:szCs w:val="18"/>
+              </w:rPr>
+              <w:t>Console</w:t>
+            </w:r>
+            <w:r>
+              <w:rPr>
+                <w:rFonts w:ascii="Cascadia Mono" w:hAnsi="Cascadia Mono"/>
+                <w:color w:val="000000"/>
+                <w:sz w:val="18"/>
+                <w:szCs w:val="18"/>
+              </w:rPr>
+              <w:t>.</w:t>
+            </w:r>
+            <w:r>
+              <w:rPr>
+                <w:rFonts w:ascii="Cascadia Mono" w:hAnsi="Cascadia Mono"/>
+                <w:color w:val="74531F"/>
+                <w:sz w:val="18"/>
+                <w:szCs w:val="18"/>
+              </w:rPr>
+              <w:t>WriteLine</w:t>
+            </w:r>
+            <w:proofErr w:type="spellEnd"/>
+            <w:r>
+              <w:rPr>
+                <w:rFonts w:ascii="Cascadia Mono" w:hAnsi="Cascadia Mono"/>
+                <w:color w:val="000000"/>
+                <w:sz w:val="18"/>
+                <w:szCs w:val="18"/>
+              </w:rPr>
+              <w:t>(</w:t>
+            </w:r>
+            <w:r>
+              <w:rPr>
+                <w:rFonts w:ascii="Cascadia Mono" w:hAnsi="Cascadia Mono"/>
+                <w:color w:val="A31515"/>
+                <w:sz w:val="18"/>
+                <w:szCs w:val="18"/>
+              </w:rPr>
+              <w:t>"Пользователь с таким именем уже существует."</w:t>
+            </w:r>
+            <w:proofErr w:type="gramStart"/>
+            <w:r>
+              <w:rPr>
+                <w:rFonts w:ascii="Cascadia Mono" w:hAnsi="Cascadia Mono"/>
+                <w:color w:val="000000"/>
+                <w:sz w:val="18"/>
+                <w:szCs w:val="18"/>
+              </w:rPr>
+              <w:t>);</w:t>
+            </w:r>
+            <w:r>
+              <w:rPr>
+                <w:rFonts w:ascii="Cascadia Mono" w:hAnsi="Cascadia Mono"/>
+                <w:color w:val="000000"/>
+                <w:sz w:val="18"/>
+                <w:szCs w:val="18"/>
+              </w:rPr>
+              <w:t xml:space="preserve">   </w:t>
+            </w:r>
+            <w:proofErr w:type="gramEnd"/>
+            <w:r>
+              <w:rPr>
+                <w:rFonts w:ascii="Cascadia Mono" w:hAnsi="Cascadia Mono"/>
+                <w:color w:val="000000"/>
+                <w:sz w:val="18"/>
+                <w:szCs w:val="18"/>
+              </w:rPr>
+              <w:t xml:space="preserve">         </w:t>
+            </w:r>
+            <w:proofErr w:type="spellStart"/>
+            <w:r>
+              <w:rPr>
+                <w:rFonts w:ascii="Cascadia Mono" w:hAnsi="Cascadia Mono"/>
+                <w:color w:val="8F08C4"/>
+                <w:sz w:val="18"/>
+                <w:szCs w:val="18"/>
+              </w:rPr>
+              <w:t>return</w:t>
+            </w:r>
+            <w:proofErr w:type="spellEnd"/>
+            <w:r>
+              <w:rPr>
+                <w:rFonts w:ascii="Cascadia Mono" w:hAnsi="Cascadia Mono"/>
+                <w:color w:val="000000"/>
+                <w:sz w:val="18"/>
+                <w:szCs w:val="18"/>
+              </w:rPr>
+              <w:t>;</w:t>
+            </w:r>
+          </w:p>
+          <w:p>
+            <w:pPr>
+              <w:pStyle w:val="HTML"/>
+              <w:rPr>
+                <w:rFonts w:ascii="Cascadia Mono" w:hAnsi="Cascadia Mono"/>
+                <w:color w:val="000000"/>
+                <w:sz w:val="18"/>
+                <w:szCs w:val="18"/>
+              </w:rPr>
+            </w:pPr>
+            <w:r>
+              <w:rPr>
+                <w:rFonts w:ascii="Cascadia Mono" w:hAnsi="Cascadia Mono"/>
+                <w:color w:val="000000"/>
+                <w:sz w:val="18"/>
+                <w:szCs w:val="18"/>
+              </w:rPr>
+              <w:t xml:space="preserve">        }</w:t>
+            </w:r>
+          </w:p>
+          <w:p>
+            <w:pPr>
+              <w:rPr>
+                <w:bCs/>
+                <w:sz w:val="28"/>
+                <w:szCs w:val="28"/>
+                <w:lang w:val="en-US"/>
+              </w:rPr>
+            </w:pPr>
+          </w:p>
+        </w:tc>
+      </w:tr>
+      <w:tr>
+        <w:tc>
+          <w:tcPr>
+            <w:tcW w:w="1719" w:type="dxa"/>
+          </w:tcPr>
+          <w:p>
+            <w:pPr>
+              <w:rPr>
+                <w:bCs/>
+                <w:sz w:val="28"/>
+                <w:szCs w:val="28"/>
+              </w:rPr>
+            </w:pPr>
+            <w:r>
+              <w:rPr>
+                <w:bCs/>
+                <w:sz w:val="28"/>
+                <w:szCs w:val="28"/>
+              </w:rPr>
+              <w:t xml:space="preserve">5 </w:t>
+            </w:r>
+            <w:r>
+              <w:rPr>
+                <w:bCs/>
+                <w:sz w:val="28"/>
+                <w:szCs w:val="28"/>
+              </w:rPr>
+              <w:t xml:space="preserve">При проверке длины </w:t>
+            </w:r>
+            <w:r>
+              <w:rPr>
+                <w:bCs/>
+                <w:sz w:val="28"/>
+                <w:szCs w:val="28"/>
+              </w:rPr>
+              <w:lastRenderedPageBreak/>
+              <w:t>пароля при ошибке код продолжает выполнение</w:t>
+            </w:r>
+          </w:p>
+        </w:tc>
+        <w:tc>
+          <w:tcPr>
+            <w:tcW w:w="2251" w:type="dxa"/>
+          </w:tcPr>
+          <w:p>
+            <w:pPr>
+              <w:rPr>
+                <w:bCs/>
+                <w:sz w:val="28"/>
+                <w:szCs w:val="28"/>
+              </w:rPr>
+            </w:pPr>
+            <w:r>
+              <w:rPr>
+                <w:bCs/>
+                <w:sz w:val="28"/>
+                <w:szCs w:val="28"/>
+              </w:rPr>
+              <w:lastRenderedPageBreak/>
+              <w:t>Логическая</w:t>
+            </w:r>
+          </w:p>
+        </w:tc>
+        <w:tc>
+          <w:tcPr>
+            <w:tcW w:w="1701" w:type="dxa"/>
+          </w:tcPr>
+          <w:p>
+            <w:pPr>
+              <w:rPr>
+                <w:bCs/>
+                <w:sz w:val="28"/>
+                <w:szCs w:val="28"/>
+                <w:lang w:val="en-US"/>
+              </w:rPr>
+            </w:pPr>
+            <w:r>
+              <w:rPr>
+                <w:bCs/>
+                <w:sz w:val="28"/>
+                <w:szCs w:val="28"/>
+              </w:rPr>
+              <w:t xml:space="preserve"> </w:t>
+            </w:r>
+            <w:r>
+              <w:rPr>
+                <w:bCs/>
+                <w:sz w:val="28"/>
+                <w:szCs w:val="28"/>
+                <w:lang w:val="en-US"/>
+              </w:rPr>
+              <w:t>Register(), Program</w:t>
+            </w:r>
+          </w:p>
+        </w:tc>
+        <w:tc>
+          <w:tcPr>
+            <w:tcW w:w="1869" w:type="dxa"/>
+          </w:tcPr>
+          <w:p>
+            <w:pPr>
+              <w:pStyle w:val="HTML"/>
+              <w:rPr>
+                <w:rFonts w:ascii="Cascadia Mono" w:hAnsi="Cascadia Mono"/>
+                <w:color w:val="000000"/>
+                <w:sz w:val="18"/>
+                <w:szCs w:val="18"/>
+                <w:lang w:val="en-US"/>
+              </w:rPr>
+            </w:pPr>
+            <w:r>
+              <w:rPr>
+                <w:rFonts w:ascii="Cascadia Mono" w:hAnsi="Cascadia Mono"/>
+                <w:color w:val="000000"/>
+                <w:sz w:val="18"/>
+                <w:szCs w:val="18"/>
+                <w:lang w:val="en-US"/>
+              </w:rPr>
+              <w:t xml:space="preserve">        </w:t>
+            </w:r>
+            <w:r>
+              <w:rPr>
+                <w:rFonts w:ascii="Cascadia Mono" w:hAnsi="Cascadia Mono"/>
+                <w:color w:val="8F08C4"/>
+                <w:sz w:val="18"/>
+                <w:szCs w:val="18"/>
+                <w:lang w:val="en-US"/>
+              </w:rPr>
+              <w:t>if</w:t>
+            </w:r>
+            <w:r>
+              <w:rPr>
+                <w:rFonts w:ascii="Cascadia Mono" w:hAnsi="Cascadia Mono"/>
+                <w:color w:val="000000"/>
+                <w:sz w:val="18"/>
+                <w:szCs w:val="18"/>
+                <w:lang w:val="en-US"/>
+              </w:rPr>
+              <w:t xml:space="preserve"> (</w:t>
+            </w:r>
+            <w:proofErr w:type="spellStart"/>
+            <w:proofErr w:type="gramStart"/>
+            <w:r>
+              <w:rPr>
+                <w:rFonts w:ascii="Cascadia Mono" w:hAnsi="Cascadia Mono"/>
+                <w:color w:val="1F377F"/>
+                <w:sz w:val="18"/>
+                <w:szCs w:val="18"/>
+                <w:lang w:val="en-US"/>
+              </w:rPr>
+              <w:t>password</w:t>
+            </w:r>
+            <w:r>
+              <w:rPr>
+                <w:rFonts w:ascii="Cascadia Mono" w:hAnsi="Cascadia Mono"/>
+                <w:color w:val="000000"/>
+                <w:sz w:val="18"/>
+                <w:szCs w:val="18"/>
+                <w:lang w:val="en-US"/>
+              </w:rPr>
+              <w:t>.Length</w:t>
+            </w:r>
+            <w:proofErr w:type="spellEnd"/>
+            <w:proofErr w:type="gramEnd"/>
+            <w:r>
+              <w:rPr>
+                <w:rFonts w:ascii="Cascadia Mono" w:hAnsi="Cascadia Mono"/>
+                <w:color w:val="000000"/>
+                <w:sz w:val="18"/>
+                <w:szCs w:val="18"/>
+                <w:lang w:val="en-US"/>
+              </w:rPr>
+              <w:t xml:space="preserve"> &lt; 8)</w:t>
+            </w:r>
+          </w:p>
+          <w:p>
+            <w:pPr>
+              <w:pStyle w:val="HTML"/>
+              <w:rPr>
+                <w:rFonts w:ascii="Cascadia Mono" w:hAnsi="Cascadia Mono"/>
+                <w:color w:val="000000"/>
+                <w:sz w:val="18"/>
+                <w:szCs w:val="18"/>
+                <w:lang w:val="en-US"/>
+              </w:rPr>
+            </w:pPr>
+            <w:r>
+              <w:rPr>
+                <w:rFonts w:ascii="Cascadia Mono" w:hAnsi="Cascadia Mono"/>
+                <w:color w:val="000000"/>
+                <w:sz w:val="18"/>
+                <w:szCs w:val="18"/>
+                <w:lang w:val="en-US"/>
+              </w:rPr>
+              <w:t xml:space="preserve">        {</w:t>
+            </w:r>
+          </w:p>
+          <w:p>
+            <w:pPr>
+              <w:pStyle w:val="HTML"/>
+              <w:rPr>
+                <w:rFonts w:ascii="Cascadia Mono" w:hAnsi="Cascadia Mono"/>
+                <w:color w:val="000000"/>
+                <w:sz w:val="18"/>
+                <w:szCs w:val="18"/>
+              </w:rPr>
+            </w:pPr>
+            <w:r>
+              <w:rPr>
+                <w:rFonts w:ascii="Cascadia Mono" w:hAnsi="Cascadia Mono"/>
+                <w:color w:val="000000"/>
+                <w:sz w:val="18"/>
+                <w:szCs w:val="18"/>
+                <w:lang w:val="en-US"/>
+              </w:rPr>
+              <w:lastRenderedPageBreak/>
+              <w:t xml:space="preserve">            </w:t>
+            </w:r>
+            <w:proofErr w:type="spellStart"/>
+            <w:r>
+              <w:rPr>
+                <w:rFonts w:ascii="Cascadia Mono" w:hAnsi="Cascadia Mono"/>
+                <w:color w:val="2B91AF"/>
+                <w:sz w:val="18"/>
+                <w:szCs w:val="18"/>
+                <w:lang w:val="en-US"/>
+              </w:rPr>
+              <w:t>Console</w:t>
+            </w:r>
+            <w:r>
+              <w:rPr>
+                <w:rFonts w:ascii="Cascadia Mono" w:hAnsi="Cascadia Mono"/>
+                <w:color w:val="000000"/>
+                <w:sz w:val="18"/>
+                <w:szCs w:val="18"/>
+                <w:lang w:val="en-US"/>
+              </w:rPr>
+              <w:t>.</w:t>
+            </w:r>
+            <w:r>
+              <w:rPr>
+                <w:rFonts w:ascii="Cascadia Mono" w:hAnsi="Cascadia Mono"/>
+                <w:color w:val="74531F"/>
+                <w:sz w:val="18"/>
+                <w:szCs w:val="18"/>
+                <w:lang w:val="en-US"/>
+              </w:rPr>
+              <w:t>WriteLine</w:t>
+            </w:r>
+            <w:proofErr w:type="spellEnd"/>
+            <w:r>
+              <w:rPr>
+                <w:rFonts w:ascii="Cascadia Mono" w:hAnsi="Cascadia Mono"/>
+                <w:color w:val="000000"/>
+                <w:sz w:val="18"/>
+                <w:szCs w:val="18"/>
+                <w:lang w:val="en-US"/>
+              </w:rPr>
+              <w:t>(</w:t>
+            </w:r>
+            <w:r>
+              <w:rPr>
+                <w:rFonts w:ascii="Cascadia Mono" w:hAnsi="Cascadia Mono"/>
+                <w:color w:val="A31515"/>
+                <w:sz w:val="18"/>
+                <w:szCs w:val="18"/>
+                <w:lang w:val="en-US"/>
+              </w:rPr>
+              <w:t>"</w:t>
+            </w:r>
+            <w:r>
+              <w:rPr>
+                <w:rFonts w:ascii="Cascadia Mono" w:hAnsi="Cascadia Mono"/>
+                <w:color w:val="A31515"/>
+                <w:sz w:val="18"/>
+                <w:szCs w:val="18"/>
+              </w:rPr>
+              <w:t>Пароль</w:t>
+            </w:r>
+            <w:r>
+              <w:rPr>
+                <w:rFonts w:ascii="Cascadia Mono" w:hAnsi="Cascadia Mono"/>
+                <w:color w:val="A31515"/>
+                <w:sz w:val="18"/>
+                <w:szCs w:val="18"/>
+                <w:lang w:val="en-US"/>
+              </w:rPr>
+              <w:t xml:space="preserve"> </w:t>
+            </w:r>
+            <w:r>
+              <w:rPr>
+                <w:rFonts w:ascii="Cascadia Mono" w:hAnsi="Cascadia Mono"/>
+                <w:color w:val="A31515"/>
+                <w:sz w:val="18"/>
+                <w:szCs w:val="18"/>
+              </w:rPr>
+              <w:t>слишком</w:t>
+            </w:r>
+            <w:r>
+              <w:rPr>
+                <w:rFonts w:ascii="Cascadia Mono" w:hAnsi="Cascadia Mono"/>
+                <w:color w:val="A31515"/>
+                <w:sz w:val="18"/>
+                <w:szCs w:val="18"/>
+                <w:lang w:val="en-US"/>
+              </w:rPr>
+              <w:t xml:space="preserve"> </w:t>
+            </w:r>
+            <w:r>
+              <w:rPr>
+                <w:rFonts w:ascii="Cascadia Mono" w:hAnsi="Cascadia Mono"/>
+                <w:color w:val="A31515"/>
+                <w:sz w:val="18"/>
+                <w:szCs w:val="18"/>
+              </w:rPr>
+              <w:t>короткий</w:t>
+            </w:r>
+            <w:r>
+              <w:rPr>
+                <w:rFonts w:ascii="Cascadia Mono" w:hAnsi="Cascadia Mono"/>
+                <w:color w:val="A31515"/>
+                <w:sz w:val="18"/>
+                <w:szCs w:val="18"/>
+                <w:lang w:val="en-US"/>
+              </w:rPr>
+              <w:t xml:space="preserve">. </w:t>
+            </w:r>
+            <w:r>
+              <w:rPr>
+                <w:rFonts w:ascii="Cascadia Mono" w:hAnsi="Cascadia Mono"/>
+                <w:color w:val="A31515"/>
+                <w:sz w:val="18"/>
+                <w:szCs w:val="18"/>
+              </w:rPr>
+              <w:t>Минимум 8 символов."</w:t>
+            </w:r>
+            <w:r>
+              <w:rPr>
+                <w:rFonts w:ascii="Cascadia Mono" w:hAnsi="Cascadia Mono"/>
+                <w:color w:val="000000"/>
+                <w:sz w:val="18"/>
+                <w:szCs w:val="18"/>
+              </w:rPr>
+              <w:t>);</w:t>
+            </w:r>
+          </w:p>
+          <w:p>
+            <w:pPr>
+              <w:pStyle w:val="HTML"/>
+              <w:rPr>
+                <w:rFonts w:ascii="Cascadia Mono" w:hAnsi="Cascadia Mono"/>
+                <w:color w:val="000000"/>
+                <w:sz w:val="18"/>
+                <w:szCs w:val="18"/>
+              </w:rPr>
+            </w:pPr>
+            <w:r>
+              <w:rPr>
+                <w:rFonts w:ascii="Cascadia Mono" w:hAnsi="Cascadia Mono"/>
+                <w:color w:val="000000"/>
+                <w:sz w:val="18"/>
+                <w:szCs w:val="18"/>
+              </w:rPr>
+              <w:t xml:space="preserve">        }</w:t>
+            </w:r>
+          </w:p>
+          <w:p>
+            <w:pPr>
+              <w:rPr>
+                <w:bCs/>
+                <w:sz w:val="28"/>
+                <w:szCs w:val="28"/>
+              </w:rPr>
+            </w:pPr>
+          </w:p>
+        </w:tc>
+        <w:tc>
+          <w:tcPr>
+            <w:tcW w:w="3518" w:type="dxa"/>
+          </w:tcPr>
+          <w:p>
+            <w:pPr>
+              <w:pStyle w:val="HTML"/>
+              <w:rPr>
+                <w:rFonts w:ascii="Cascadia Mono" w:hAnsi="Cascadia Mono"/>
+                <w:color w:val="000000"/>
+                <w:sz w:val="18"/>
+                <w:szCs w:val="18"/>
+              </w:rPr>
+            </w:pPr>
+            <w:r>
+              <w:rPr>
+                <w:rFonts w:ascii="Cascadia Mono" w:hAnsi="Cascadia Mono"/>
+                <w:color w:val="000000"/>
+                <w:sz w:val="18"/>
+                <w:szCs w:val="18"/>
+              </w:rPr>
+              <w:lastRenderedPageBreak/>
+              <w:t xml:space="preserve">        </w:t>
+            </w:r>
+            <w:proofErr w:type="spellStart"/>
+            <w:r>
+              <w:rPr>
+                <w:rFonts w:ascii="Cascadia Mono" w:hAnsi="Cascadia Mono"/>
+                <w:color w:val="8F08C4"/>
+                <w:sz w:val="18"/>
+                <w:szCs w:val="18"/>
+              </w:rPr>
+              <w:t>if</w:t>
+            </w:r>
+            <w:proofErr w:type="spellEnd"/>
+            <w:r>
+              <w:rPr>
+                <w:rFonts w:ascii="Cascadia Mono" w:hAnsi="Cascadia Mono"/>
+                <w:color w:val="000000"/>
+                <w:sz w:val="18"/>
+                <w:szCs w:val="18"/>
+              </w:rPr>
+              <w:t xml:space="preserve"> (</w:t>
+            </w:r>
+            <w:proofErr w:type="spellStart"/>
+            <w:proofErr w:type="gramStart"/>
+            <w:r>
+              <w:rPr>
+                <w:rFonts w:ascii="Cascadia Mono" w:hAnsi="Cascadia Mono"/>
+                <w:color w:val="1F377F"/>
+                <w:sz w:val="18"/>
+                <w:szCs w:val="18"/>
+              </w:rPr>
+              <w:t>password</w:t>
+            </w:r>
+            <w:r>
+              <w:rPr>
+                <w:rFonts w:ascii="Cascadia Mono" w:hAnsi="Cascadia Mono"/>
+                <w:color w:val="000000"/>
+                <w:sz w:val="18"/>
+                <w:szCs w:val="18"/>
+              </w:rPr>
+              <w:t>.Length</w:t>
+            </w:r>
+            <w:proofErr w:type="spellEnd"/>
+            <w:proofErr w:type="gramEnd"/>
+            <w:r>
+              <w:rPr>
+                <w:rFonts w:ascii="Cascadia Mono" w:hAnsi="Cascadia Mono"/>
+                <w:color w:val="000000"/>
+                <w:sz w:val="18"/>
+                <w:szCs w:val="18"/>
+              </w:rPr>
+              <w:t xml:space="preserve"> &lt; 8)</w:t>
+            </w:r>
+          </w:p>
+          <w:p>
+            <w:pPr>
+              <w:pStyle w:val="HTML"/>
+              <w:rPr>
+                <w:rFonts w:ascii="Cascadia Mono" w:hAnsi="Cascadia Mono"/>
+                <w:color w:val="000000"/>
+                <w:sz w:val="18"/>
+                <w:szCs w:val="18"/>
+              </w:rPr>
+            </w:pPr>
+            <w:r>
+              <w:rPr>
+                <w:rFonts w:ascii="Cascadia Mono" w:hAnsi="Cascadia Mono"/>
+                <w:color w:val="000000"/>
+                <w:sz w:val="18"/>
+                <w:szCs w:val="18"/>
+              </w:rPr>
+              <w:t xml:space="preserve">        {</w:t>
+            </w:r>
+          </w:p>
+          <w:p>
+            <w:pPr>
+              <w:pStyle w:val="HTML"/>
+              <w:rPr>
+                <w:rFonts w:ascii="Cascadia Mono" w:hAnsi="Cascadia Mono"/>
+                <w:color w:val="000000"/>
+                <w:sz w:val="18"/>
+                <w:szCs w:val="18"/>
+              </w:rPr>
+            </w:pPr>
+            <w:r>
+              <w:rPr>
+                <w:rFonts w:ascii="Cascadia Mono" w:hAnsi="Cascadia Mono"/>
+                <w:color w:val="000000"/>
+                <w:sz w:val="18"/>
+                <w:szCs w:val="18"/>
+              </w:rPr>
+              <w:lastRenderedPageBreak/>
+              <w:t xml:space="preserve">            </w:t>
+            </w:r>
+            <w:proofErr w:type="spellStart"/>
+            <w:r>
+              <w:rPr>
+                <w:rFonts w:ascii="Cascadia Mono" w:hAnsi="Cascadia Mono"/>
+                <w:color w:val="2B91AF"/>
+                <w:sz w:val="18"/>
+                <w:szCs w:val="18"/>
+              </w:rPr>
+              <w:t>Console</w:t>
+            </w:r>
+            <w:r>
+              <w:rPr>
+                <w:rFonts w:ascii="Cascadia Mono" w:hAnsi="Cascadia Mono"/>
+                <w:color w:val="000000"/>
+                <w:sz w:val="18"/>
+                <w:szCs w:val="18"/>
+              </w:rPr>
+              <w:t>.</w:t>
+            </w:r>
+            <w:r>
+              <w:rPr>
+                <w:rFonts w:ascii="Cascadia Mono" w:hAnsi="Cascadia Mono"/>
+                <w:color w:val="74531F"/>
+                <w:sz w:val="18"/>
+                <w:szCs w:val="18"/>
+              </w:rPr>
+              <w:t>WriteLine</w:t>
+            </w:r>
+            <w:proofErr w:type="spellEnd"/>
+            <w:r>
+              <w:rPr>
+                <w:rFonts w:ascii="Cascadia Mono" w:hAnsi="Cascadia Mono"/>
+                <w:color w:val="000000"/>
+                <w:sz w:val="18"/>
+                <w:szCs w:val="18"/>
+              </w:rPr>
+              <w:t>(</w:t>
+            </w:r>
+            <w:r>
+              <w:rPr>
+                <w:rFonts w:ascii="Cascadia Mono" w:hAnsi="Cascadia Mono"/>
+                <w:color w:val="A31515"/>
+                <w:sz w:val="18"/>
+                <w:szCs w:val="18"/>
+              </w:rPr>
+              <w:t>"Пароль слишком короткий. Минимум 8 символов."</w:t>
+            </w:r>
+            <w:r>
+              <w:rPr>
+                <w:rFonts w:ascii="Cascadia Mono" w:hAnsi="Cascadia Mono"/>
+                <w:color w:val="000000"/>
+                <w:sz w:val="18"/>
+                <w:szCs w:val="18"/>
+              </w:rPr>
+              <w:t>);</w:t>
+            </w:r>
+          </w:p>
+          <w:p>
+            <w:pPr>
+              <w:pStyle w:val="HTML"/>
+              <w:rPr>
+                <w:rFonts w:ascii="Cascadia Mono" w:hAnsi="Cascadia Mono"/>
+                <w:color w:val="000000"/>
+                <w:sz w:val="18"/>
+                <w:szCs w:val="18"/>
+              </w:rPr>
+            </w:pPr>
+            <w:r>
+              <w:rPr>
+                <w:rFonts w:ascii="Cascadia Mono" w:hAnsi="Cascadia Mono"/>
+                <w:color w:val="000000"/>
+                <w:sz w:val="18"/>
+                <w:szCs w:val="18"/>
+              </w:rPr>
+              <w:t xml:space="preserve">            </w:t>
+            </w:r>
+            <w:proofErr w:type="spellStart"/>
+            <w:r>
+              <w:rPr>
+                <w:rFonts w:ascii="Cascadia Mono" w:hAnsi="Cascadia Mono"/>
+                <w:color w:val="8F08C4"/>
+                <w:sz w:val="18"/>
+                <w:szCs w:val="18"/>
+              </w:rPr>
+              <w:t>return</w:t>
+            </w:r>
+            <w:proofErr w:type="spellEnd"/>
+            <w:r>
+              <w:rPr>
+                <w:rFonts w:ascii="Cascadia Mono" w:hAnsi="Cascadia Mono"/>
+                <w:color w:val="000000"/>
+                <w:sz w:val="18"/>
+                <w:szCs w:val="18"/>
+              </w:rPr>
+              <w:t>;</w:t>
+            </w:r>
+          </w:p>
+          <w:p>
+            <w:pPr>
+              <w:pStyle w:val="HTML"/>
+              <w:rPr>
+                <w:rFonts w:ascii="Cascadia Mono" w:hAnsi="Cascadia Mono"/>
+                <w:color w:val="000000"/>
+                <w:sz w:val="18"/>
+                <w:szCs w:val="18"/>
+              </w:rPr>
+            </w:pPr>
+            <w:r>
+              <w:rPr>
+                <w:rFonts w:ascii="Cascadia Mono" w:hAnsi="Cascadia Mono"/>
+                <w:color w:val="000000"/>
+                <w:sz w:val="18"/>
+                <w:szCs w:val="18"/>
+              </w:rPr>
+              <w:t xml:space="preserve">        }</w:t>
+            </w:r>
+          </w:p>
+          <w:p>
+            <w:pPr>
+              <w:rPr>
+                <w:bCs/>
+                <w:sz w:val="28"/>
+                <w:szCs w:val="28"/>
+                <w:lang w:val="en-US"/>
+              </w:rPr>
+            </w:pPr>
+          </w:p>
+        </w:tc>
+      </w:tr>
+      <w:tr>
+        <w:tc>
+          <w:tcPr>
+            <w:tcW w:w="1719" w:type="dxa"/>
+          </w:tcPr>
+          <w:p>
+            <w:pPr>
+              <w:rPr>
+                <w:bCs/>
+                <w:sz w:val="28"/>
+                <w:szCs w:val="28"/>
+              </w:rPr>
+            </w:pPr>
+            <w:r>
+              <w:rPr>
+                <w:bCs/>
+                <w:sz w:val="28"/>
+                <w:szCs w:val="28"/>
+              </w:rPr>
+              <w:lastRenderedPageBreak/>
+              <w:t xml:space="preserve">6 </w:t>
+            </w:r>
+            <w:r>
+              <w:rPr>
+                <w:bCs/>
+                <w:sz w:val="28"/>
+                <w:szCs w:val="28"/>
+              </w:rPr>
+              <w:t>Не было проверки на пустое имя при добавлении пользователя</w:t>
+            </w:r>
+          </w:p>
+        </w:tc>
+        <w:tc>
+          <w:tcPr>
+            <w:tcW w:w="2251" w:type="dxa"/>
+          </w:tcPr>
+          <w:p>
+            <w:pPr>
+              <w:rPr>
+                <w:bCs/>
+                <w:sz w:val="28"/>
+                <w:szCs w:val="28"/>
+              </w:rPr>
+            </w:pPr>
+            <w:r>
+              <w:rPr>
+                <w:bCs/>
+                <w:sz w:val="28"/>
+                <w:szCs w:val="28"/>
+              </w:rPr>
+              <w:t>Логическая</w:t>
+            </w:r>
+          </w:p>
+        </w:tc>
+        <w:tc>
+          <w:tcPr>
+            <w:tcW w:w="1701" w:type="dxa"/>
+          </w:tcPr>
+          <w:p>
+            <w:pPr>
+              <w:rPr>
+                <w:bCs/>
+                <w:sz w:val="28"/>
+                <w:szCs w:val="28"/>
+                <w:lang w:val="en-US"/>
+              </w:rPr>
+            </w:pPr>
+            <w:proofErr w:type="spellStart"/>
+            <w:r>
+              <w:rPr>
+                <w:bCs/>
+                <w:sz w:val="28"/>
+                <w:szCs w:val="28"/>
+                <w:lang w:val="en-US"/>
+              </w:rPr>
+              <w:t>AddUser</w:t>
+            </w:r>
+            <w:proofErr w:type="spellEnd"/>
+            <w:r>
+              <w:rPr>
+                <w:bCs/>
+                <w:sz w:val="28"/>
+                <w:szCs w:val="28"/>
+                <w:lang w:val="en-US"/>
+              </w:rPr>
+              <w:t>(), Program</w:t>
+            </w:r>
+          </w:p>
+        </w:tc>
+        <w:tc>
+          <w:tcPr>
+            <w:tcW w:w="1869" w:type="dxa"/>
+          </w:tcPr>
+          <w:p>
+            <w:pPr>
+              <w:pStyle w:val="HTML"/>
+              <w:rPr>
+                <w:rFonts w:ascii="Cascadia Mono" w:hAnsi="Cascadia Mono"/>
+                <w:color w:val="000000"/>
+                <w:sz w:val="18"/>
+                <w:szCs w:val="18"/>
+              </w:rPr>
+            </w:pPr>
+            <w:r>
+              <w:rPr>
+                <w:rFonts w:ascii="Cascadia Mono" w:hAnsi="Cascadia Mono"/>
+                <w:color w:val="000000"/>
+                <w:sz w:val="18"/>
+                <w:szCs w:val="18"/>
+              </w:rPr>
+              <w:t xml:space="preserve">        </w:t>
+            </w:r>
+            <w:proofErr w:type="spellStart"/>
+            <w:r>
+              <w:rPr>
+                <w:rFonts w:ascii="Cascadia Mono" w:hAnsi="Cascadia Mono"/>
+                <w:color w:val="2B91AF"/>
+                <w:sz w:val="18"/>
+                <w:szCs w:val="18"/>
+              </w:rPr>
+              <w:t>Console</w:t>
+            </w:r>
+            <w:r>
+              <w:rPr>
+                <w:rFonts w:ascii="Cascadia Mono" w:hAnsi="Cascadia Mono"/>
+                <w:color w:val="000000"/>
+                <w:sz w:val="18"/>
+                <w:szCs w:val="18"/>
+              </w:rPr>
+              <w:t>.</w:t>
+            </w:r>
+            <w:r>
+              <w:rPr>
+                <w:rFonts w:ascii="Cascadia Mono" w:hAnsi="Cascadia Mono"/>
+                <w:color w:val="74531F"/>
+                <w:sz w:val="18"/>
+                <w:szCs w:val="18"/>
+              </w:rPr>
+              <w:t>WriteLine</w:t>
+            </w:r>
+            <w:proofErr w:type="spellEnd"/>
+            <w:r>
+              <w:rPr>
+                <w:rFonts w:ascii="Cascadia Mono" w:hAnsi="Cascadia Mono"/>
+                <w:color w:val="000000"/>
+                <w:sz w:val="18"/>
+                <w:szCs w:val="18"/>
+              </w:rPr>
+              <w:t>(</w:t>
+            </w:r>
+            <w:r>
+              <w:rPr>
+                <w:rFonts w:ascii="Cascadia Mono" w:hAnsi="Cascadia Mono"/>
+                <w:color w:val="A31515"/>
+                <w:sz w:val="18"/>
+                <w:szCs w:val="18"/>
+              </w:rPr>
+              <w:t>"Введите имя пользователя:"</w:t>
+            </w:r>
+            <w:r>
+              <w:rPr>
+                <w:rFonts w:ascii="Cascadia Mono" w:hAnsi="Cascadia Mono"/>
+                <w:color w:val="000000"/>
+                <w:sz w:val="18"/>
+                <w:szCs w:val="18"/>
+              </w:rPr>
+              <w:t>);</w:t>
+            </w:r>
+          </w:p>
+          <w:p>
+            <w:pPr>
+              <w:pStyle w:val="HTML"/>
+              <w:rPr>
+                <w:rFonts w:ascii="Cascadia Mono" w:hAnsi="Cascadia Mono"/>
+                <w:color w:val="000000"/>
+                <w:sz w:val="18"/>
+                <w:szCs w:val="18"/>
+              </w:rPr>
+            </w:pPr>
+            <w:r>
+              <w:rPr>
+                <w:rFonts w:ascii="Cascadia Mono" w:hAnsi="Cascadia Mono"/>
+                <w:color w:val="000000"/>
+                <w:sz w:val="18"/>
+                <w:szCs w:val="18"/>
+              </w:rPr>
+              <w:t xml:space="preserve">        </w:t>
+            </w:r>
+            <w:proofErr w:type="spellStart"/>
+            <w:r>
+              <w:rPr>
+                <w:rFonts w:ascii="Cascadia Mono" w:hAnsi="Cascadia Mono"/>
+                <w:color w:val="0000FF"/>
+                <w:sz w:val="18"/>
+                <w:szCs w:val="18"/>
+              </w:rPr>
+              <w:t>string</w:t>
+            </w:r>
+            <w:proofErr w:type="spellEnd"/>
+            <w:r>
+              <w:rPr>
+                <w:rFonts w:ascii="Cascadia Mono" w:hAnsi="Cascadia Mono"/>
+                <w:color w:val="000000"/>
+                <w:sz w:val="18"/>
+                <w:szCs w:val="18"/>
+              </w:rPr>
+              <w:t xml:space="preserve"> </w:t>
+            </w:r>
+            <w:proofErr w:type="spellStart"/>
+            <w:r>
+              <w:rPr>
+                <w:rFonts w:ascii="Cascadia Mono" w:hAnsi="Cascadia Mono"/>
+                <w:color w:val="1F377F"/>
+                <w:sz w:val="18"/>
+                <w:szCs w:val="18"/>
+              </w:rPr>
+              <w:t>name</w:t>
+            </w:r>
+            <w:proofErr w:type="spellEnd"/>
+            <w:r>
+              <w:rPr>
+                <w:rFonts w:ascii="Cascadia Mono" w:hAnsi="Cascadia Mono"/>
+                <w:color w:val="000000"/>
+                <w:sz w:val="18"/>
+                <w:szCs w:val="18"/>
+              </w:rPr>
+              <w:t xml:space="preserve"> = </w:t>
+            </w:r>
+            <w:proofErr w:type="spellStart"/>
+            <w:r>
+              <w:rPr>
+                <w:rFonts w:ascii="Cascadia Mono" w:hAnsi="Cascadia Mono"/>
+                <w:color w:val="2B91AF"/>
+                <w:sz w:val="18"/>
+                <w:szCs w:val="18"/>
+              </w:rPr>
+              <w:t>Console</w:t>
+            </w:r>
+            <w:r>
+              <w:rPr>
+                <w:rFonts w:ascii="Cascadia Mono" w:hAnsi="Cascadia Mono"/>
+                <w:color w:val="000000"/>
+                <w:sz w:val="18"/>
+                <w:szCs w:val="18"/>
+              </w:rPr>
+              <w:t>.</w:t>
+            </w:r>
+            <w:r>
+              <w:rPr>
+                <w:rFonts w:ascii="Cascadia Mono" w:hAnsi="Cascadia Mono"/>
+                <w:color w:val="74531F"/>
+                <w:sz w:val="18"/>
+                <w:szCs w:val="18"/>
+              </w:rPr>
+              <w:t>ReadLine</w:t>
+            </w:r>
+            <w:proofErr w:type="spellEnd"/>
+            <w:r>
+              <w:rPr>
+                <w:rFonts w:ascii="Cascadia Mono" w:hAnsi="Cascadia Mono"/>
+                <w:color w:val="000000"/>
+                <w:sz w:val="18"/>
+                <w:szCs w:val="18"/>
+              </w:rPr>
+              <w:t>();</w:t>
+            </w:r>
+          </w:p>
+          <w:p>
+            <w:pPr>
+              <w:rPr>
+                <w:bCs/>
+                <w:sz w:val="28"/>
+                <w:szCs w:val="28"/>
+              </w:rPr>
+            </w:pPr>
+          </w:p>
+        </w:tc>
+        <w:tc>
+          <w:tcPr>
+            <w:tcW w:w="3518" w:type="dxa"/>
+          </w:tcPr>
+          <w:p>
+            <w:pPr>
+              <w:pStyle w:val="HTML"/>
+              <w:rPr>
+                <w:rFonts w:ascii="Cascadia Mono" w:hAnsi="Cascadia Mono"/>
+                <w:color w:val="000000"/>
+                <w:sz w:val="18"/>
+                <w:szCs w:val="18"/>
+              </w:rPr>
+            </w:pPr>
+            <w:r>
+              <w:rPr>
+                <w:rFonts w:ascii="Cascadia Mono" w:hAnsi="Cascadia Mono"/>
+                <w:color w:val="000000"/>
+                <w:sz w:val="18"/>
+                <w:szCs w:val="18"/>
+              </w:rPr>
+              <w:t xml:space="preserve">        </w:t>
+            </w:r>
+            <w:proofErr w:type="spellStart"/>
+            <w:r>
+              <w:rPr>
+                <w:rFonts w:ascii="Cascadia Mono" w:hAnsi="Cascadia Mono"/>
+                <w:color w:val="2B91AF"/>
+                <w:sz w:val="18"/>
+                <w:szCs w:val="18"/>
+              </w:rPr>
+              <w:t>Console</w:t>
+            </w:r>
+            <w:r>
+              <w:rPr>
+                <w:rFonts w:ascii="Cascadia Mono" w:hAnsi="Cascadia Mono"/>
+                <w:color w:val="000000"/>
+                <w:sz w:val="18"/>
+                <w:szCs w:val="18"/>
+              </w:rPr>
+              <w:t>.</w:t>
+            </w:r>
+            <w:r>
+              <w:rPr>
+                <w:rFonts w:ascii="Cascadia Mono" w:hAnsi="Cascadia Mono"/>
+                <w:color w:val="74531F"/>
+                <w:sz w:val="18"/>
+                <w:szCs w:val="18"/>
+              </w:rPr>
+              <w:t>WriteLine</w:t>
+            </w:r>
+            <w:proofErr w:type="spellEnd"/>
+            <w:r>
+              <w:rPr>
+                <w:rFonts w:ascii="Cascadia Mono" w:hAnsi="Cascadia Mono"/>
+                <w:color w:val="000000"/>
+                <w:sz w:val="18"/>
+                <w:szCs w:val="18"/>
+              </w:rPr>
+              <w:t>(</w:t>
+            </w:r>
+            <w:r>
+              <w:rPr>
+                <w:rFonts w:ascii="Cascadia Mono" w:hAnsi="Cascadia Mono"/>
+                <w:color w:val="A31515"/>
+                <w:sz w:val="18"/>
+                <w:szCs w:val="18"/>
+              </w:rPr>
+              <w:t>"Введите имя пользователя:"</w:t>
+            </w:r>
+            <w:r>
+              <w:rPr>
+                <w:rFonts w:ascii="Cascadia Mono" w:hAnsi="Cascadia Mono"/>
+                <w:color w:val="000000"/>
+                <w:sz w:val="18"/>
+                <w:szCs w:val="18"/>
+              </w:rPr>
+              <w:t>);</w:t>
+            </w:r>
+          </w:p>
+          <w:p>
+            <w:pPr>
+              <w:pStyle w:val="HTML"/>
+              <w:rPr>
+                <w:rFonts w:ascii="Cascadia Mono" w:hAnsi="Cascadia Mono"/>
+                <w:color w:val="000000"/>
+                <w:sz w:val="18"/>
+                <w:szCs w:val="18"/>
+              </w:rPr>
+            </w:pPr>
+            <w:r>
+              <w:rPr>
+                <w:rFonts w:ascii="Cascadia Mono" w:hAnsi="Cascadia Mono"/>
+                <w:color w:val="000000"/>
+                <w:sz w:val="18"/>
+                <w:szCs w:val="18"/>
+              </w:rPr>
+              <w:t xml:space="preserve">        </w:t>
+            </w:r>
+            <w:proofErr w:type="spellStart"/>
+            <w:r>
+              <w:rPr>
+                <w:rFonts w:ascii="Cascadia Mono" w:hAnsi="Cascadia Mono"/>
+                <w:color w:val="0000FF"/>
+                <w:sz w:val="18"/>
+                <w:szCs w:val="18"/>
+              </w:rPr>
+              <w:t>string</w:t>
+            </w:r>
+            <w:proofErr w:type="spellEnd"/>
+            <w:r>
+              <w:rPr>
+                <w:rFonts w:ascii="Cascadia Mono" w:hAnsi="Cascadia Mono"/>
+                <w:color w:val="000000"/>
+                <w:sz w:val="18"/>
+                <w:szCs w:val="18"/>
+              </w:rPr>
+              <w:t xml:space="preserve"> </w:t>
+            </w:r>
+            <w:proofErr w:type="spellStart"/>
+            <w:r>
+              <w:rPr>
+                <w:rFonts w:ascii="Cascadia Mono" w:hAnsi="Cascadia Mono"/>
+                <w:color w:val="1F377F"/>
+                <w:sz w:val="18"/>
+                <w:szCs w:val="18"/>
+              </w:rPr>
+              <w:t>name</w:t>
+            </w:r>
+            <w:proofErr w:type="spellEnd"/>
+            <w:r>
+              <w:rPr>
+                <w:rFonts w:ascii="Cascadia Mono" w:hAnsi="Cascadia Mono"/>
+                <w:color w:val="000000"/>
+                <w:sz w:val="18"/>
+                <w:szCs w:val="18"/>
+              </w:rPr>
+              <w:t xml:space="preserve"> = </w:t>
+            </w:r>
+            <w:proofErr w:type="spellStart"/>
+            <w:r>
+              <w:rPr>
+                <w:rFonts w:ascii="Cascadia Mono" w:hAnsi="Cascadia Mono"/>
+                <w:color w:val="2B91AF"/>
+                <w:sz w:val="18"/>
+                <w:szCs w:val="18"/>
+              </w:rPr>
+              <w:t>Console</w:t>
+            </w:r>
+            <w:r>
+              <w:rPr>
+                <w:rFonts w:ascii="Cascadia Mono" w:hAnsi="Cascadia Mono"/>
+                <w:color w:val="000000"/>
+                <w:sz w:val="18"/>
+                <w:szCs w:val="18"/>
+              </w:rPr>
+              <w:t>.</w:t>
+            </w:r>
+            <w:r>
+              <w:rPr>
+                <w:rFonts w:ascii="Cascadia Mono" w:hAnsi="Cascadia Mono"/>
+                <w:color w:val="74531F"/>
+                <w:sz w:val="18"/>
+                <w:szCs w:val="18"/>
+              </w:rPr>
+              <w:t>ReadLine</w:t>
+            </w:r>
+            <w:proofErr w:type="spellEnd"/>
+            <w:r>
+              <w:rPr>
+                <w:rFonts w:ascii="Cascadia Mono" w:hAnsi="Cascadia Mono"/>
+                <w:color w:val="000000"/>
+                <w:sz w:val="18"/>
+                <w:szCs w:val="18"/>
+              </w:rPr>
+              <w:t>();</w:t>
+            </w:r>
+          </w:p>
+          <w:p>
+            <w:pPr>
+              <w:pStyle w:val="HTML"/>
+              <w:rPr>
+                <w:rFonts w:ascii="Cascadia Mono" w:hAnsi="Cascadia Mono"/>
+                <w:color w:val="000000"/>
+                <w:sz w:val="18"/>
+                <w:szCs w:val="18"/>
+              </w:rPr>
+            </w:pPr>
+            <w:r>
+              <w:rPr>
+                <w:rFonts w:ascii="Cascadia Mono" w:hAnsi="Cascadia Mono"/>
+                <w:color w:val="000000"/>
+                <w:sz w:val="18"/>
+                <w:szCs w:val="18"/>
+              </w:rPr>
+              <w:t xml:space="preserve">        </w:t>
+            </w:r>
+            <w:proofErr w:type="spellStart"/>
+            <w:r>
+              <w:rPr>
+                <w:rFonts w:ascii="Cascadia Mono" w:hAnsi="Cascadia Mono"/>
+                <w:color w:val="8F08C4"/>
+                <w:sz w:val="18"/>
+                <w:szCs w:val="18"/>
+              </w:rPr>
+              <w:t>if</w:t>
+            </w:r>
+            <w:proofErr w:type="spellEnd"/>
+            <w:r>
+              <w:rPr>
+                <w:rFonts w:ascii="Cascadia Mono" w:hAnsi="Cascadia Mono"/>
+                <w:color w:val="000000"/>
+                <w:sz w:val="18"/>
+                <w:szCs w:val="18"/>
+              </w:rPr>
+              <w:t xml:space="preserve"> (</w:t>
+            </w:r>
+            <w:proofErr w:type="spellStart"/>
+            <w:proofErr w:type="gramStart"/>
+            <w:r>
+              <w:rPr>
+                <w:rFonts w:ascii="Cascadia Mono" w:hAnsi="Cascadia Mono"/>
+                <w:color w:val="0000FF"/>
+                <w:sz w:val="18"/>
+                <w:szCs w:val="18"/>
+              </w:rPr>
+              <w:t>string</w:t>
+            </w:r>
+            <w:r>
+              <w:rPr>
+                <w:rFonts w:ascii="Cascadia Mono" w:hAnsi="Cascadia Mono"/>
+                <w:color w:val="000000"/>
+                <w:sz w:val="18"/>
+                <w:szCs w:val="18"/>
+              </w:rPr>
+              <w:t>.</w:t>
+            </w:r>
+            <w:r>
+              <w:rPr>
+                <w:rFonts w:ascii="Cascadia Mono" w:hAnsi="Cascadia Mono"/>
+                <w:color w:val="74531F"/>
+                <w:sz w:val="18"/>
+                <w:szCs w:val="18"/>
+              </w:rPr>
+              <w:t>IsNullOrEmpty</w:t>
+            </w:r>
+            <w:proofErr w:type="spellEnd"/>
+            <w:proofErr w:type="gramEnd"/>
+            <w:r>
+              <w:rPr>
+                <w:rFonts w:ascii="Cascadia Mono" w:hAnsi="Cascadia Mono"/>
+                <w:color w:val="000000"/>
+                <w:sz w:val="18"/>
+                <w:szCs w:val="18"/>
+              </w:rPr>
+              <w:t>(</w:t>
+            </w:r>
+            <w:proofErr w:type="spellStart"/>
+            <w:r>
+              <w:rPr>
+                <w:rFonts w:ascii="Cascadia Mono" w:hAnsi="Cascadia Mono"/>
+                <w:color w:val="1F377F"/>
+                <w:sz w:val="18"/>
+                <w:szCs w:val="18"/>
+              </w:rPr>
+              <w:t>name</w:t>
+            </w:r>
+            <w:proofErr w:type="spellEnd"/>
+            <w:r>
+              <w:rPr>
+                <w:rFonts w:ascii="Cascadia Mono" w:hAnsi="Cascadia Mono"/>
+                <w:color w:val="000000"/>
+                <w:sz w:val="18"/>
+                <w:szCs w:val="18"/>
+              </w:rPr>
+              <w:t>))</w:t>
+            </w:r>
+          </w:p>
+          <w:p>
+            <w:pPr>
+              <w:pStyle w:val="HTML"/>
+              <w:rPr>
+                <w:rFonts w:ascii="Cascadia Mono" w:hAnsi="Cascadia Mono"/>
+                <w:color w:val="000000"/>
+                <w:sz w:val="18"/>
+                <w:szCs w:val="18"/>
+              </w:rPr>
+            </w:pPr>
+            <w:r>
+              <w:rPr>
+                <w:rFonts w:ascii="Cascadia Mono" w:hAnsi="Cascadia Mono"/>
+                <w:color w:val="000000"/>
+                <w:sz w:val="18"/>
+                <w:szCs w:val="18"/>
+              </w:rPr>
+              <w:t xml:space="preserve">        {</w:t>
+            </w:r>
+          </w:p>
+          <w:p>
+            <w:pPr>
+              <w:pStyle w:val="HTML"/>
+              <w:rPr>
+                <w:rFonts w:ascii="Cascadia Mono" w:hAnsi="Cascadia Mono"/>
+                <w:color w:val="000000"/>
+                <w:sz w:val="18"/>
+                <w:szCs w:val="18"/>
+              </w:rPr>
+            </w:pPr>
+            <w:r>
+              <w:rPr>
+                <w:rFonts w:ascii="Cascadia Mono" w:hAnsi="Cascadia Mono"/>
+                <w:color w:val="000000"/>
+                <w:sz w:val="18"/>
+                <w:szCs w:val="18"/>
+              </w:rPr>
+              <w:t xml:space="preserve">            </w:t>
+            </w:r>
+            <w:proofErr w:type="spellStart"/>
+            <w:r>
+              <w:rPr>
+                <w:rFonts w:ascii="Cascadia Mono" w:hAnsi="Cascadia Mono"/>
+                <w:color w:val="2B91AF"/>
+                <w:sz w:val="18"/>
+                <w:szCs w:val="18"/>
+              </w:rPr>
+              <w:t>Console</w:t>
+            </w:r>
+            <w:r>
+              <w:rPr>
+                <w:rFonts w:ascii="Cascadia Mono" w:hAnsi="Cascadia Mono"/>
+                <w:color w:val="000000"/>
+                <w:sz w:val="18"/>
+                <w:szCs w:val="18"/>
+              </w:rPr>
+              <w:t>.</w:t>
+            </w:r>
+            <w:r>
+              <w:rPr>
+                <w:rFonts w:ascii="Cascadia Mono" w:hAnsi="Cascadia Mono"/>
+                <w:color w:val="74531F"/>
+                <w:sz w:val="18"/>
+                <w:szCs w:val="18"/>
+              </w:rPr>
+              <w:t>WriteLine</w:t>
+            </w:r>
+            <w:proofErr w:type="spellEnd"/>
+            <w:r>
+              <w:rPr>
+                <w:rFonts w:ascii="Cascadia Mono" w:hAnsi="Cascadia Mono"/>
+                <w:color w:val="000000"/>
+                <w:sz w:val="18"/>
+                <w:szCs w:val="18"/>
+              </w:rPr>
+              <w:t>(</w:t>
+            </w:r>
+            <w:r>
+              <w:rPr>
+                <w:rFonts w:ascii="Cascadia Mono" w:hAnsi="Cascadia Mono"/>
+                <w:color w:val="A31515"/>
+                <w:sz w:val="18"/>
+                <w:szCs w:val="18"/>
+              </w:rPr>
+              <w:t>"Имя пользователя не может быть пустым."</w:t>
+            </w:r>
+            <w:r>
+              <w:rPr>
+                <w:rFonts w:ascii="Cascadia Mono" w:hAnsi="Cascadia Mono"/>
+                <w:color w:val="000000"/>
+                <w:sz w:val="18"/>
+                <w:szCs w:val="18"/>
+              </w:rPr>
+              <w:t>);</w:t>
+            </w:r>
+          </w:p>
+          <w:p>
+            <w:pPr>
+              <w:pStyle w:val="HTML"/>
+              <w:rPr>
+                <w:rFonts w:ascii="Cascadia Mono" w:hAnsi="Cascadia Mono"/>
+                <w:color w:val="000000"/>
+                <w:sz w:val="18"/>
+                <w:szCs w:val="18"/>
+              </w:rPr>
+            </w:pPr>
+            <w:r>
+              <w:rPr>
+                <w:rFonts w:ascii="Cascadia Mono" w:hAnsi="Cascadia Mono"/>
+                <w:color w:val="000000"/>
+                <w:sz w:val="18"/>
+                <w:szCs w:val="18"/>
+              </w:rPr>
+              <w:t xml:space="preserve">            </w:t>
+            </w:r>
+            <w:proofErr w:type="spellStart"/>
+            <w:r>
+              <w:rPr>
+                <w:rFonts w:ascii="Cascadia Mono" w:hAnsi="Cascadia Mono"/>
+                <w:color w:val="8F08C4"/>
+                <w:sz w:val="18"/>
+                <w:szCs w:val="18"/>
+              </w:rPr>
+              <w:t>return</w:t>
+            </w:r>
+            <w:proofErr w:type="spellEnd"/>
+            <w:r>
+              <w:rPr>
+                <w:rFonts w:ascii="Cascadia Mono" w:hAnsi="Cascadia Mono"/>
+                <w:color w:val="000000"/>
+                <w:sz w:val="18"/>
+                <w:szCs w:val="18"/>
+              </w:rPr>
+              <w:t>;</w:t>
+            </w:r>
+          </w:p>
+          <w:p>
+            <w:pPr>
+              <w:pStyle w:val="HTML"/>
+              <w:rPr>
+                <w:rFonts w:ascii="Cascadia Mono" w:hAnsi="Cascadia Mono"/>
+                <w:color w:val="000000"/>
+                <w:sz w:val="18"/>
+                <w:szCs w:val="18"/>
+              </w:rPr>
+            </w:pPr>
+            <w:r>
+              <w:rPr>
+                <w:rFonts w:ascii="Cascadia Mono" w:hAnsi="Cascadia Mono"/>
+                <w:color w:val="000000"/>
+                <w:sz w:val="18"/>
+                <w:szCs w:val="18"/>
+              </w:rPr>
+              <w:t xml:space="preserve">        }</w:t>
+            </w:r>
+          </w:p>
+          <w:p>
+            <w:pPr>
+              <w:rPr>
+                <w:bCs/>
+                <w:sz w:val="28"/>
+                <w:szCs w:val="28"/>
+              </w:rPr>
+            </w:pPr>
+          </w:p>
+        </w:tc>
+      </w:tr>
+      <w:tr>
+        <w:tc>
+          <w:tcPr>
+            <w:tcW w:w="1719" w:type="dxa"/>
+          </w:tcPr>
+          <w:p>
+            <w:pPr>
+              <w:rPr>
+                <w:bCs/>
+                <w:sz w:val="28"/>
+                <w:szCs w:val="28"/>
+              </w:rPr>
+            </w:pPr>
+            <w:r>
+              <w:rPr>
+                <w:bCs/>
+                <w:sz w:val="28"/>
+                <w:szCs w:val="28"/>
+              </w:rPr>
+              <w:t xml:space="preserve">7 </w:t>
+            </w:r>
+            <w:r>
+              <w:rPr>
+                <w:bCs/>
+                <w:sz w:val="28"/>
+                <w:szCs w:val="28"/>
+              </w:rPr>
+              <w:t xml:space="preserve">После проверки на отрицательный возраст при ошибке код продолжает выполнение </w:t>
+            </w:r>
+          </w:p>
+        </w:tc>
+        <w:tc>
+          <w:tcPr>
+            <w:tcW w:w="2251" w:type="dxa"/>
+          </w:tcPr>
+          <w:p>
+            <w:pPr>
+              <w:rPr>
+                <w:bCs/>
+                <w:sz w:val="28"/>
+                <w:szCs w:val="28"/>
+              </w:rPr>
+            </w:pPr>
+            <w:r>
+              <w:rPr>
+                <w:bCs/>
+                <w:sz w:val="28"/>
+                <w:szCs w:val="28"/>
+              </w:rPr>
+              <w:t>Логическая</w:t>
+            </w:r>
+          </w:p>
+        </w:tc>
+        <w:tc>
+          <w:tcPr>
+            <w:tcW w:w="1701" w:type="dxa"/>
+          </w:tcPr>
+          <w:p>
+            <w:pPr>
+              <w:rPr>
+                <w:bCs/>
+                <w:sz w:val="28"/>
+                <w:szCs w:val="28"/>
+              </w:rPr>
+            </w:pPr>
+            <w:proofErr w:type="spellStart"/>
+            <w:r>
+              <w:rPr>
+                <w:bCs/>
+                <w:sz w:val="28"/>
+                <w:szCs w:val="28"/>
+                <w:lang w:val="en-US"/>
+              </w:rPr>
+              <w:t>AddUser</w:t>
+            </w:r>
+            <w:proofErr w:type="spellEnd"/>
+            <w:r>
+              <w:rPr>
+                <w:bCs/>
+                <w:sz w:val="28"/>
+                <w:szCs w:val="28"/>
+                <w:lang w:val="en-US"/>
+              </w:rPr>
+              <w:t>(), Program</w:t>
+            </w:r>
+          </w:p>
+        </w:tc>
+        <w:tc>
+          <w:tcPr>
+            <w:tcW w:w="1869" w:type="dxa"/>
+          </w:tcPr>
+          <w:p>
+            <w:pPr>
+              <w:pStyle w:val="HTML"/>
+              <w:rPr>
+                <w:rFonts w:ascii="Cascadia Mono" w:hAnsi="Cascadia Mono"/>
+                <w:color w:val="000000"/>
+                <w:sz w:val="18"/>
+                <w:szCs w:val="18"/>
+              </w:rPr>
+            </w:pPr>
+            <w:r>
+              <w:rPr>
+                <w:rFonts w:ascii="Cascadia Mono" w:hAnsi="Cascadia Mono"/>
+                <w:color w:val="000000"/>
+                <w:sz w:val="18"/>
+                <w:szCs w:val="18"/>
+              </w:rPr>
+              <w:t xml:space="preserve">       </w:t>
+            </w:r>
+            <w:proofErr w:type="spellStart"/>
+            <w:r>
+              <w:rPr>
+                <w:rFonts w:ascii="Cascadia Mono" w:hAnsi="Cascadia Mono"/>
+                <w:color w:val="8F08C4"/>
+                <w:sz w:val="18"/>
+                <w:szCs w:val="18"/>
+              </w:rPr>
+              <w:t>if</w:t>
+            </w:r>
+            <w:proofErr w:type="spellEnd"/>
+            <w:r>
+              <w:rPr>
+                <w:rFonts w:ascii="Cascadia Mono" w:hAnsi="Cascadia Mono"/>
+                <w:color w:val="000000"/>
+                <w:sz w:val="18"/>
+                <w:szCs w:val="18"/>
+              </w:rPr>
+              <w:t xml:space="preserve"> (</w:t>
+            </w:r>
+            <w:proofErr w:type="spellStart"/>
+            <w:r>
+              <w:rPr>
+                <w:rFonts w:ascii="Cascadia Mono" w:hAnsi="Cascadia Mono"/>
+                <w:color w:val="1F377F"/>
+                <w:sz w:val="18"/>
+                <w:szCs w:val="18"/>
+              </w:rPr>
+              <w:t>age</w:t>
+            </w:r>
+            <w:proofErr w:type="spellEnd"/>
+            <w:r>
+              <w:rPr>
+                <w:rFonts w:ascii="Cascadia Mono" w:hAnsi="Cascadia Mono"/>
+                <w:color w:val="000000"/>
+                <w:sz w:val="18"/>
+                <w:szCs w:val="18"/>
+              </w:rPr>
+              <w:t xml:space="preserve"> </w:t>
+            </w:r>
+            <w:proofErr w:type="gramStart"/>
+            <w:r>
+              <w:rPr>
+                <w:rFonts w:ascii="Cascadia Mono" w:hAnsi="Cascadia Mono"/>
+                <w:color w:val="000000"/>
+                <w:sz w:val="18"/>
+                <w:szCs w:val="18"/>
+              </w:rPr>
+              <w:t>&lt; 0</w:t>
+            </w:r>
+            <w:proofErr w:type="gramEnd"/>
+            <w:r>
+              <w:rPr>
+                <w:rFonts w:ascii="Cascadia Mono" w:hAnsi="Cascadia Mono"/>
+                <w:color w:val="000000"/>
+                <w:sz w:val="18"/>
+                <w:szCs w:val="18"/>
+              </w:rPr>
+              <w:t>)</w:t>
+            </w:r>
+          </w:p>
+          <w:p>
+            <w:pPr>
+              <w:pStyle w:val="HTML"/>
+              <w:rPr>
+                <w:rFonts w:ascii="Cascadia Mono" w:hAnsi="Cascadia Mono"/>
+                <w:color w:val="000000"/>
+                <w:sz w:val="18"/>
+                <w:szCs w:val="18"/>
+              </w:rPr>
+            </w:pPr>
+            <w:r>
+              <w:rPr>
+                <w:rFonts w:ascii="Cascadia Mono" w:hAnsi="Cascadia Mono"/>
+                <w:color w:val="000000"/>
+                <w:sz w:val="18"/>
+                <w:szCs w:val="18"/>
+              </w:rPr>
+              <w:t xml:space="preserve">       {</w:t>
+            </w:r>
+          </w:p>
+          <w:p>
+            <w:pPr>
+              <w:pStyle w:val="HTML"/>
+              <w:rPr>
+                <w:rFonts w:ascii="Cascadia Mono" w:hAnsi="Cascadia Mono"/>
+                <w:color w:val="000000"/>
+                <w:sz w:val="18"/>
+                <w:szCs w:val="18"/>
+              </w:rPr>
+            </w:pPr>
+            <w:r>
+              <w:rPr>
+                <w:rFonts w:ascii="Cascadia Mono" w:hAnsi="Cascadia Mono"/>
+                <w:color w:val="000000"/>
+                <w:sz w:val="18"/>
+                <w:szCs w:val="18"/>
+              </w:rPr>
+              <w:t xml:space="preserve">           </w:t>
+            </w:r>
+            <w:proofErr w:type="spellStart"/>
+            <w:r>
+              <w:rPr>
+                <w:rFonts w:ascii="Cascadia Mono" w:hAnsi="Cascadia Mono"/>
+                <w:color w:val="2B91AF"/>
+                <w:sz w:val="18"/>
+                <w:szCs w:val="18"/>
+              </w:rPr>
+              <w:t>Console</w:t>
+            </w:r>
+            <w:r>
+              <w:rPr>
+                <w:rFonts w:ascii="Cascadia Mono" w:hAnsi="Cascadia Mono"/>
+                <w:color w:val="000000"/>
+                <w:sz w:val="18"/>
+                <w:szCs w:val="18"/>
+              </w:rPr>
+              <w:t>.</w:t>
+            </w:r>
+            <w:r>
+              <w:rPr>
+                <w:rFonts w:ascii="Cascadia Mono" w:hAnsi="Cascadia Mono"/>
+                <w:color w:val="74531F"/>
+                <w:sz w:val="18"/>
+                <w:szCs w:val="18"/>
+              </w:rPr>
+              <w:t>WriteLine</w:t>
+            </w:r>
+            <w:proofErr w:type="spellEnd"/>
+            <w:r>
+              <w:rPr>
+                <w:rFonts w:ascii="Cascadia Mono" w:hAnsi="Cascadia Mono"/>
+                <w:color w:val="000000"/>
+                <w:sz w:val="18"/>
+                <w:szCs w:val="18"/>
+              </w:rPr>
+              <w:t>(</w:t>
+            </w:r>
+            <w:r>
+              <w:rPr>
+                <w:rFonts w:ascii="Cascadia Mono" w:hAnsi="Cascadia Mono"/>
+                <w:color w:val="A31515"/>
+                <w:sz w:val="18"/>
+                <w:szCs w:val="18"/>
+              </w:rPr>
+              <w:t>"Возраст не может быть отрицательным."</w:t>
+            </w:r>
+            <w:r>
+              <w:rPr>
+                <w:rFonts w:ascii="Cascadia Mono" w:hAnsi="Cascadia Mono"/>
+                <w:color w:val="000000"/>
+                <w:sz w:val="18"/>
+                <w:szCs w:val="18"/>
+              </w:rPr>
+              <w:t>);</w:t>
+            </w:r>
+          </w:p>
+          <w:p>
+            <w:pPr>
+              <w:pStyle w:val="HTML"/>
+              <w:rPr>
+                <w:rFonts w:ascii="Cascadia Mono" w:hAnsi="Cascadia Mono"/>
+                <w:color w:val="000000"/>
+                <w:sz w:val="18"/>
+                <w:szCs w:val="18"/>
+              </w:rPr>
+            </w:pPr>
+            <w:r>
+              <w:rPr>
+                <w:rFonts w:ascii="Cascadia Mono" w:hAnsi="Cascadia Mono"/>
+                <w:color w:val="000000"/>
+                <w:sz w:val="18"/>
+                <w:szCs w:val="18"/>
+              </w:rPr>
+              <w:t xml:space="preserve">       }</w:t>
+            </w:r>
+          </w:p>
+          <w:p>
+            <w:pPr>
+              <w:rPr>
+                <w:bCs/>
+                <w:sz w:val="28"/>
+                <w:szCs w:val="28"/>
+              </w:rPr>
+            </w:pPr>
+          </w:p>
+        </w:tc>
+        <w:tc>
+          <w:tcPr>
+            <w:tcW w:w="3518" w:type="dxa"/>
+          </w:tcPr>
+          <w:p>
+            <w:pPr>
+              <w:pStyle w:val="HTML"/>
+              <w:rPr>
+                <w:rFonts w:ascii="Cascadia Mono" w:hAnsi="Cascadia Mono"/>
+                <w:color w:val="000000"/>
+                <w:sz w:val="18"/>
+                <w:szCs w:val="18"/>
+              </w:rPr>
+            </w:pPr>
+            <w:r>
+              <w:rPr>
+                <w:rFonts w:ascii="Cascadia Mono" w:hAnsi="Cascadia Mono"/>
+                <w:color w:val="000000"/>
+                <w:sz w:val="18"/>
+                <w:szCs w:val="18"/>
+              </w:rPr>
+              <w:t xml:space="preserve">       </w:t>
+            </w:r>
+            <w:proofErr w:type="spellStart"/>
+            <w:r>
+              <w:rPr>
+                <w:rFonts w:ascii="Cascadia Mono" w:hAnsi="Cascadia Mono"/>
+                <w:color w:val="8F08C4"/>
+                <w:sz w:val="18"/>
+                <w:szCs w:val="18"/>
+              </w:rPr>
+              <w:t>if</w:t>
+            </w:r>
+            <w:proofErr w:type="spellEnd"/>
+            <w:r>
+              <w:rPr>
+                <w:rFonts w:ascii="Cascadia Mono" w:hAnsi="Cascadia Mono"/>
+                <w:color w:val="000000"/>
+                <w:sz w:val="18"/>
+                <w:szCs w:val="18"/>
+              </w:rPr>
+              <w:t xml:space="preserve"> (</w:t>
+            </w:r>
+            <w:proofErr w:type="spellStart"/>
+            <w:r>
+              <w:rPr>
+                <w:rFonts w:ascii="Cascadia Mono" w:hAnsi="Cascadia Mono"/>
+                <w:color w:val="1F377F"/>
+                <w:sz w:val="18"/>
+                <w:szCs w:val="18"/>
+              </w:rPr>
+              <w:t>age</w:t>
+            </w:r>
+            <w:proofErr w:type="spellEnd"/>
+            <w:r>
+              <w:rPr>
+                <w:rFonts w:ascii="Cascadia Mono" w:hAnsi="Cascadia Mono"/>
+                <w:color w:val="000000"/>
+                <w:sz w:val="18"/>
+                <w:szCs w:val="18"/>
+              </w:rPr>
+              <w:t xml:space="preserve"> </w:t>
+            </w:r>
+            <w:proofErr w:type="gramStart"/>
+            <w:r>
+              <w:rPr>
+                <w:rFonts w:ascii="Cascadia Mono" w:hAnsi="Cascadia Mono"/>
+                <w:color w:val="000000"/>
+                <w:sz w:val="18"/>
+                <w:szCs w:val="18"/>
+              </w:rPr>
+              <w:t>&lt; 0</w:t>
+            </w:r>
+            <w:proofErr w:type="gramEnd"/>
+            <w:r>
+              <w:rPr>
+                <w:rFonts w:ascii="Cascadia Mono" w:hAnsi="Cascadia Mono"/>
+                <w:color w:val="000000"/>
+                <w:sz w:val="18"/>
+                <w:szCs w:val="18"/>
+              </w:rPr>
+              <w:t>)</w:t>
+            </w:r>
+          </w:p>
+          <w:p>
+            <w:pPr>
+              <w:pStyle w:val="HTML"/>
+              <w:rPr>
+                <w:rFonts w:ascii="Cascadia Mono" w:hAnsi="Cascadia Mono"/>
+                <w:color w:val="000000"/>
+                <w:sz w:val="18"/>
+                <w:szCs w:val="18"/>
+              </w:rPr>
+            </w:pPr>
+            <w:r>
+              <w:rPr>
+                <w:rFonts w:ascii="Cascadia Mono" w:hAnsi="Cascadia Mono"/>
+                <w:color w:val="000000"/>
+                <w:sz w:val="18"/>
+                <w:szCs w:val="18"/>
+              </w:rPr>
+              <w:t xml:space="preserve">       {</w:t>
+            </w:r>
+          </w:p>
+          <w:p>
+            <w:pPr>
+              <w:pStyle w:val="HTML"/>
+              <w:rPr>
+                <w:rFonts w:ascii="Cascadia Mono" w:hAnsi="Cascadia Mono"/>
+                <w:color w:val="000000"/>
+                <w:sz w:val="18"/>
+                <w:szCs w:val="18"/>
+              </w:rPr>
+            </w:pPr>
+            <w:r>
+              <w:rPr>
+                <w:rFonts w:ascii="Cascadia Mono" w:hAnsi="Cascadia Mono"/>
+                <w:color w:val="000000"/>
+                <w:sz w:val="18"/>
+                <w:szCs w:val="18"/>
+              </w:rPr>
+              <w:t xml:space="preserve">           </w:t>
+            </w:r>
+            <w:proofErr w:type="spellStart"/>
+            <w:r>
+              <w:rPr>
+                <w:rFonts w:ascii="Cascadia Mono" w:hAnsi="Cascadia Mono"/>
+                <w:color w:val="2B91AF"/>
+                <w:sz w:val="18"/>
+                <w:szCs w:val="18"/>
+              </w:rPr>
+              <w:t>Console</w:t>
+            </w:r>
+            <w:r>
+              <w:rPr>
+                <w:rFonts w:ascii="Cascadia Mono" w:hAnsi="Cascadia Mono"/>
+                <w:color w:val="000000"/>
+                <w:sz w:val="18"/>
+                <w:szCs w:val="18"/>
+              </w:rPr>
+              <w:t>.</w:t>
+            </w:r>
+            <w:r>
+              <w:rPr>
+                <w:rFonts w:ascii="Cascadia Mono" w:hAnsi="Cascadia Mono"/>
+                <w:color w:val="74531F"/>
+                <w:sz w:val="18"/>
+                <w:szCs w:val="18"/>
+              </w:rPr>
+              <w:t>WriteLine</w:t>
+            </w:r>
+            <w:proofErr w:type="spellEnd"/>
+            <w:r>
+              <w:rPr>
+                <w:rFonts w:ascii="Cascadia Mono" w:hAnsi="Cascadia Mono"/>
+                <w:color w:val="000000"/>
+                <w:sz w:val="18"/>
+                <w:szCs w:val="18"/>
+              </w:rPr>
+              <w:t>(</w:t>
+            </w:r>
+            <w:r>
+              <w:rPr>
+                <w:rFonts w:ascii="Cascadia Mono" w:hAnsi="Cascadia Mono"/>
+                <w:color w:val="A31515"/>
+                <w:sz w:val="18"/>
+                <w:szCs w:val="18"/>
+              </w:rPr>
+              <w:t>"Возраст не может быть отрицательным."</w:t>
+            </w:r>
+            <w:r>
+              <w:rPr>
+                <w:rFonts w:ascii="Cascadia Mono" w:hAnsi="Cascadia Mono"/>
+                <w:color w:val="000000"/>
+                <w:sz w:val="18"/>
+                <w:szCs w:val="18"/>
+              </w:rPr>
+              <w:t>);</w:t>
+            </w:r>
+          </w:p>
+          <w:p>
+            <w:pPr>
+              <w:pStyle w:val="HTML"/>
+              <w:rPr>
+                <w:rFonts w:ascii="Cascadia Mono" w:hAnsi="Cascadia Mono"/>
+                <w:color w:val="000000"/>
+                <w:sz w:val="18"/>
+                <w:szCs w:val="18"/>
+              </w:rPr>
+            </w:pPr>
+            <w:r>
+              <w:rPr>
+                <w:rFonts w:ascii="Cascadia Mono" w:hAnsi="Cascadia Mono"/>
+                <w:color w:val="000000"/>
+                <w:sz w:val="18"/>
+                <w:szCs w:val="18"/>
+              </w:rPr>
+              <w:t xml:space="preserve">         </w:t>
+            </w:r>
+          </w:p>
+          <w:p>
+            <w:pPr>
+              <w:pStyle w:val="HTML"/>
+              <w:rPr>
+                <w:rFonts w:ascii="Cascadia Mono" w:hAnsi="Cascadia Mono"/>
+                <w:color w:val="000000"/>
+                <w:sz w:val="18"/>
+                <w:szCs w:val="18"/>
+              </w:rPr>
+            </w:pPr>
+            <w:r>
+              <w:rPr>
+                <w:rFonts w:ascii="Cascadia Mono" w:hAnsi="Cascadia Mono"/>
+                <w:color w:val="000000"/>
+                <w:sz w:val="18"/>
+                <w:szCs w:val="18"/>
+              </w:rPr>
+              <w:t xml:space="preserve">           </w:t>
+            </w:r>
+            <w:proofErr w:type="spellStart"/>
+            <w:r>
+              <w:rPr>
+                <w:rFonts w:ascii="Cascadia Mono" w:hAnsi="Cascadia Mono"/>
+                <w:color w:val="8F08C4"/>
+                <w:sz w:val="18"/>
+                <w:szCs w:val="18"/>
+              </w:rPr>
+              <w:t>return</w:t>
+            </w:r>
+            <w:proofErr w:type="spellEnd"/>
+            <w:r>
+              <w:rPr>
+                <w:rFonts w:ascii="Cascadia Mono" w:hAnsi="Cascadia Mono"/>
+                <w:color w:val="000000"/>
+                <w:sz w:val="18"/>
+                <w:szCs w:val="18"/>
+              </w:rPr>
+              <w:t>;</w:t>
+            </w:r>
+          </w:p>
+          <w:p>
+            <w:pPr>
+              <w:pStyle w:val="HTML"/>
+              <w:rPr>
+                <w:rFonts w:ascii="Cascadia Mono" w:hAnsi="Cascadia Mono"/>
+                <w:color w:val="000000"/>
+                <w:sz w:val="18"/>
+                <w:szCs w:val="18"/>
+              </w:rPr>
+            </w:pPr>
+            <w:r>
+              <w:rPr>
+                <w:rFonts w:ascii="Cascadia Mono" w:hAnsi="Cascadia Mono"/>
+                <w:color w:val="000000"/>
+                <w:sz w:val="18"/>
+                <w:szCs w:val="18"/>
+              </w:rPr>
+              <w:t xml:space="preserve">       }</w:t>
+            </w:r>
+          </w:p>
+          <w:p>
+            <w:pPr>
+              <w:rPr>
+                <w:bCs/>
+                <w:sz w:val="28"/>
+                <w:szCs w:val="28"/>
+              </w:rPr>
+            </w:pPr>
+          </w:p>
+        </w:tc>
+      </w:tr>
+      <w:tr>
+        <w:tc>
+          <w:tcPr>
+            <w:tcW w:w="1719" w:type="dxa"/>
+          </w:tcPr>
+          <w:p>
+            <w:pPr>
+              <w:jc w:val="both"/>
+              <w:rPr>
+                <w:bCs/>
+                <w:sz w:val="28"/>
+                <w:szCs w:val="28"/>
+              </w:rPr>
+            </w:pPr>
+            <w:r>
+              <w:rPr>
+                <w:bCs/>
+                <w:sz w:val="28"/>
+                <w:szCs w:val="28"/>
+              </w:rPr>
+              <w:t>8 Не работает форматированный вывод</w:t>
+            </w:r>
+          </w:p>
+        </w:tc>
+        <w:tc>
+          <w:tcPr>
+            <w:tcW w:w="2251" w:type="dxa"/>
+          </w:tcPr>
+          <w:p>
+            <w:pPr>
+              <w:rPr>
+                <w:bCs/>
+                <w:sz w:val="28"/>
+                <w:szCs w:val="28"/>
+              </w:rPr>
+            </w:pPr>
+            <w:r>
+              <w:rPr>
+                <w:bCs/>
+                <w:sz w:val="28"/>
+                <w:szCs w:val="28"/>
+              </w:rPr>
+              <w:t>Синтаксическая</w:t>
+            </w:r>
+          </w:p>
+        </w:tc>
+        <w:tc>
+          <w:tcPr>
+            <w:tcW w:w="1701" w:type="dxa"/>
+          </w:tcPr>
+          <w:p>
+            <w:pPr>
+              <w:rPr>
+                <w:bCs/>
+                <w:sz w:val="28"/>
+                <w:szCs w:val="28"/>
+                <w:lang w:val="en-US"/>
+              </w:rPr>
+            </w:pPr>
+            <w:proofErr w:type="spellStart"/>
+            <w:r>
+              <w:rPr>
+                <w:bCs/>
+                <w:sz w:val="28"/>
+                <w:szCs w:val="28"/>
+                <w:lang w:val="en-US"/>
+              </w:rPr>
+              <w:t>FindUser</w:t>
+            </w:r>
+            <w:proofErr w:type="spellEnd"/>
+            <w:r>
+              <w:rPr>
+                <w:bCs/>
+                <w:sz w:val="28"/>
+                <w:szCs w:val="28"/>
+                <w:lang w:val="en-US"/>
+              </w:rPr>
+              <w:t>(), Program</w:t>
+            </w:r>
+          </w:p>
+        </w:tc>
+        <w:tc>
+          <w:tcPr>
+            <w:tcW w:w="1869" w:type="dxa"/>
+          </w:tcPr>
+          <w:p>
+            <w:pPr>
+              <w:pStyle w:val="HTML"/>
+              <w:rPr>
+                <w:rFonts w:ascii="Cascadia Mono" w:hAnsi="Cascadia Mono"/>
+                <w:color w:val="000000"/>
+                <w:sz w:val="18"/>
+                <w:szCs w:val="18"/>
+                <w:lang w:val="en-US"/>
+              </w:rPr>
+            </w:pPr>
+            <w:proofErr w:type="spellStart"/>
+            <w:r>
+              <w:rPr>
+                <w:rFonts w:ascii="Cascadia Mono" w:hAnsi="Cascadia Mono"/>
+                <w:color w:val="2B91AF"/>
+                <w:sz w:val="18"/>
+                <w:szCs w:val="18"/>
+                <w:lang w:val="en-US"/>
+              </w:rPr>
+              <w:t>C</w:t>
+            </w:r>
+            <w:r>
+              <w:rPr>
+                <w:rFonts w:ascii="Cascadia Mono" w:hAnsi="Cascadia Mono"/>
+                <w:color w:val="2B91AF"/>
+                <w:sz w:val="18"/>
+                <w:szCs w:val="18"/>
+                <w:lang w:val="en-US"/>
+              </w:rPr>
+              <w:t>onsole</w:t>
+            </w:r>
+            <w:r>
+              <w:rPr>
+                <w:rFonts w:ascii="Cascadia Mono" w:hAnsi="Cascadia Mono"/>
+                <w:color w:val="000000"/>
+                <w:sz w:val="18"/>
+                <w:szCs w:val="18"/>
+                <w:lang w:val="en-US"/>
+              </w:rPr>
+              <w:t>.</w:t>
+            </w:r>
+            <w:r>
+              <w:rPr>
+                <w:rFonts w:ascii="Cascadia Mono" w:hAnsi="Cascadia Mono"/>
+                <w:color w:val="74531F"/>
+                <w:sz w:val="18"/>
+                <w:szCs w:val="18"/>
+                <w:lang w:val="en-US"/>
+              </w:rPr>
+              <w:t>WriteLine</w:t>
+            </w:r>
+            <w:proofErr w:type="spellEnd"/>
+            <w:r>
+              <w:rPr>
+                <w:rFonts w:ascii="Cascadia Mono" w:hAnsi="Cascadia Mono"/>
+                <w:color w:val="000000"/>
+                <w:sz w:val="18"/>
+                <w:szCs w:val="18"/>
+                <w:lang w:val="en-US"/>
+              </w:rPr>
+              <w:t>(</w:t>
+            </w:r>
+            <w:r>
+              <w:rPr>
+                <w:rFonts w:ascii="Cascadia Mono" w:hAnsi="Cascadia Mono"/>
+                <w:color w:val="A31515"/>
+                <w:sz w:val="18"/>
+                <w:szCs w:val="18"/>
+                <w:lang w:val="en-US"/>
+              </w:rPr>
+              <w:t>"</w:t>
+            </w:r>
+            <w:r>
+              <w:rPr>
+                <w:rFonts w:ascii="Cascadia Mono" w:hAnsi="Cascadia Mono"/>
+                <w:color w:val="A31515"/>
+                <w:sz w:val="18"/>
+                <w:szCs w:val="18"/>
+              </w:rPr>
+              <w:t>Найден</w:t>
+            </w:r>
+            <w:r>
+              <w:rPr>
+                <w:rFonts w:ascii="Cascadia Mono" w:hAnsi="Cascadia Mono"/>
+                <w:color w:val="A31515"/>
+                <w:sz w:val="18"/>
+                <w:szCs w:val="18"/>
+                <w:lang w:val="en-US"/>
+              </w:rPr>
+              <w:t xml:space="preserve"> </w:t>
+            </w:r>
+            <w:r>
+              <w:rPr>
+                <w:rFonts w:ascii="Cascadia Mono" w:hAnsi="Cascadia Mono"/>
+                <w:color w:val="A31515"/>
+                <w:sz w:val="18"/>
+                <w:szCs w:val="18"/>
+              </w:rPr>
+              <w:t>пользователь</w:t>
+            </w:r>
+            <w:r>
+              <w:rPr>
+                <w:rFonts w:ascii="Cascadia Mono" w:hAnsi="Cascadia Mono"/>
+                <w:color w:val="A31515"/>
+                <w:sz w:val="18"/>
+                <w:szCs w:val="18"/>
+                <w:lang w:val="en-US"/>
+              </w:rPr>
+              <w:t xml:space="preserve">: </w:t>
+            </w:r>
+            <w:r>
+              <w:rPr>
+                <w:rFonts w:ascii="Cascadia Mono" w:hAnsi="Cascadia Mono"/>
+                <w:color w:val="000000"/>
+                <w:sz w:val="18"/>
+                <w:szCs w:val="18"/>
+                <w:lang w:val="en-US"/>
+              </w:rPr>
+              <w:t>{</w:t>
+            </w:r>
+            <w:proofErr w:type="spellStart"/>
+            <w:r>
+              <w:rPr>
+                <w:rFonts w:ascii="Cascadia Mono" w:hAnsi="Cascadia Mono"/>
+                <w:color w:val="1F377F"/>
+                <w:sz w:val="18"/>
+                <w:szCs w:val="18"/>
+                <w:lang w:val="en-US"/>
+              </w:rPr>
+              <w:t>userFound</w:t>
+            </w:r>
+            <w:r>
+              <w:rPr>
+                <w:rFonts w:ascii="Cascadia Mono" w:hAnsi="Cascadia Mono"/>
+                <w:color w:val="000000"/>
+                <w:sz w:val="18"/>
+                <w:szCs w:val="18"/>
+                <w:lang w:val="en-US"/>
+              </w:rPr>
+              <w:t>.Name</w:t>
+            </w:r>
+            <w:proofErr w:type="spellEnd"/>
+            <w:r>
+              <w:rPr>
+                <w:rFonts w:ascii="Cascadia Mono" w:hAnsi="Cascadia Mono"/>
+                <w:color w:val="000000"/>
+                <w:sz w:val="18"/>
+                <w:szCs w:val="18"/>
+                <w:lang w:val="en-US"/>
+              </w:rPr>
+              <w:t>}</w:t>
+            </w:r>
+            <w:r>
+              <w:rPr>
+                <w:rFonts w:ascii="Cascadia Mono" w:hAnsi="Cascadia Mono"/>
+                <w:color w:val="A31515"/>
+                <w:sz w:val="18"/>
+                <w:szCs w:val="18"/>
+                <w:lang w:val="en-US"/>
+              </w:rPr>
+              <w:t xml:space="preserve">, </w:t>
+            </w:r>
+            <w:r>
+              <w:rPr>
+                <w:rFonts w:ascii="Cascadia Mono" w:hAnsi="Cascadia Mono"/>
+                <w:color w:val="A31515"/>
+                <w:sz w:val="18"/>
+                <w:szCs w:val="18"/>
+              </w:rPr>
+              <w:t>возраст</w:t>
+            </w:r>
+            <w:r>
+              <w:rPr>
+                <w:rFonts w:ascii="Cascadia Mono" w:hAnsi="Cascadia Mono"/>
+                <w:color w:val="A31515"/>
+                <w:sz w:val="18"/>
+                <w:szCs w:val="18"/>
+                <w:lang w:val="en-US"/>
+              </w:rPr>
+              <w:t xml:space="preserve"> </w:t>
+            </w:r>
+            <w:r>
+              <w:rPr>
+                <w:rFonts w:ascii="Cascadia Mono" w:hAnsi="Cascadia Mono"/>
+                <w:color w:val="000000"/>
+                <w:sz w:val="18"/>
+                <w:szCs w:val="18"/>
+                <w:lang w:val="en-US"/>
+              </w:rPr>
+              <w:t>{</w:t>
+            </w:r>
+            <w:proofErr w:type="spellStart"/>
+            <w:r>
+              <w:rPr>
+                <w:rFonts w:ascii="Cascadia Mono" w:hAnsi="Cascadia Mono"/>
+                <w:color w:val="1F377F"/>
+                <w:sz w:val="18"/>
+                <w:szCs w:val="18"/>
+                <w:lang w:val="en-US"/>
+              </w:rPr>
+              <w:t>userFound</w:t>
+            </w:r>
+            <w:r>
+              <w:rPr>
+                <w:rFonts w:ascii="Cascadia Mono" w:hAnsi="Cascadia Mono"/>
+                <w:color w:val="000000"/>
+                <w:sz w:val="18"/>
+                <w:szCs w:val="18"/>
+                <w:lang w:val="en-US"/>
+              </w:rPr>
+              <w:t>.Age</w:t>
+            </w:r>
+            <w:proofErr w:type="spellEnd"/>
+            <w:r>
+              <w:rPr>
+                <w:rFonts w:ascii="Cascadia Mono" w:hAnsi="Cascadia Mono"/>
+                <w:color w:val="000000"/>
+                <w:sz w:val="18"/>
+                <w:szCs w:val="18"/>
+                <w:lang w:val="en-US"/>
+              </w:rPr>
+              <w:t>}</w:t>
+            </w:r>
+            <w:r>
+              <w:rPr>
+                <w:rFonts w:ascii="Cascadia Mono" w:hAnsi="Cascadia Mono"/>
+                <w:color w:val="A31515"/>
+                <w:sz w:val="18"/>
+                <w:szCs w:val="18"/>
+                <w:lang w:val="en-US"/>
+              </w:rPr>
+              <w:t>"</w:t>
+            </w:r>
+            <w:r>
+              <w:rPr>
+                <w:rFonts w:ascii="Cascadia Mono" w:hAnsi="Cascadia Mono"/>
+                <w:color w:val="000000"/>
+                <w:sz w:val="18"/>
+                <w:szCs w:val="18"/>
+                <w:lang w:val="en-US"/>
+              </w:rPr>
+              <w:t>);</w:t>
+            </w:r>
+          </w:p>
+          <w:p>
+            <w:pPr>
+              <w:pStyle w:val="HTML"/>
+              <w:rPr>
+                <w:rFonts w:ascii="Cascadia Mono" w:hAnsi="Cascadia Mono"/>
+                <w:color w:val="000000"/>
+                <w:sz w:val="18"/>
+                <w:szCs w:val="18"/>
+                <w:lang w:val="en-US"/>
+              </w:rPr>
+            </w:pPr>
+          </w:p>
+        </w:tc>
+        <w:tc>
+          <w:tcPr>
+            <w:tcW w:w="3518" w:type="dxa"/>
+          </w:tcPr>
+          <w:p>
+            <w:pPr>
+              <w:pStyle w:val="HTML"/>
+              <w:rPr>
+                <w:rFonts w:ascii="Cascadia Mono" w:hAnsi="Cascadia Mono"/>
+                <w:color w:val="000000"/>
+                <w:sz w:val="18"/>
+                <w:szCs w:val="18"/>
+                <w:lang w:val="en-US"/>
+              </w:rPr>
+            </w:pPr>
+            <w:proofErr w:type="spellStart"/>
+            <w:r>
+              <w:rPr>
+                <w:rFonts w:ascii="Cascadia Mono" w:hAnsi="Cascadia Mono"/>
+                <w:color w:val="2B91AF"/>
+                <w:sz w:val="18"/>
+                <w:szCs w:val="18"/>
+                <w:lang w:val="en-US"/>
+              </w:rPr>
+              <w:t>C</w:t>
+            </w:r>
+            <w:r>
+              <w:rPr>
+                <w:rFonts w:ascii="Cascadia Mono" w:hAnsi="Cascadia Mono"/>
+                <w:color w:val="2B91AF"/>
+                <w:sz w:val="18"/>
+                <w:szCs w:val="18"/>
+                <w:lang w:val="en-US"/>
+              </w:rPr>
+              <w:t>onsole</w:t>
+            </w:r>
+            <w:r>
+              <w:rPr>
+                <w:rFonts w:ascii="Cascadia Mono" w:hAnsi="Cascadia Mono"/>
+                <w:color w:val="000000"/>
+                <w:sz w:val="18"/>
+                <w:szCs w:val="18"/>
+                <w:lang w:val="en-US"/>
+              </w:rPr>
+              <w:t>.</w:t>
+            </w:r>
+            <w:r>
+              <w:rPr>
+                <w:rFonts w:ascii="Cascadia Mono" w:hAnsi="Cascadia Mono"/>
+                <w:color w:val="74531F"/>
+                <w:sz w:val="18"/>
+                <w:szCs w:val="18"/>
+                <w:lang w:val="en-US"/>
+              </w:rPr>
+              <w:t>WriteLine</w:t>
+            </w:r>
+            <w:proofErr w:type="spellEnd"/>
+            <w:r>
+              <w:rPr>
+                <w:rFonts w:ascii="Cascadia Mono" w:hAnsi="Cascadia Mono"/>
+                <w:color w:val="000000"/>
+                <w:sz w:val="18"/>
+                <w:szCs w:val="18"/>
+                <w:lang w:val="en-US"/>
+              </w:rPr>
+              <w:t>(</w:t>
+            </w:r>
+            <w:r>
+              <w:rPr>
+                <w:rFonts w:ascii="Cascadia Mono" w:hAnsi="Cascadia Mono"/>
+                <w:color w:val="A31515"/>
+                <w:sz w:val="18"/>
+                <w:szCs w:val="18"/>
+                <w:lang w:val="en-US"/>
+              </w:rPr>
+              <w:t>$"</w:t>
+            </w:r>
+            <w:r>
+              <w:rPr>
+                <w:rFonts w:ascii="Cascadia Mono" w:hAnsi="Cascadia Mono"/>
+                <w:color w:val="A31515"/>
+                <w:sz w:val="18"/>
+                <w:szCs w:val="18"/>
+              </w:rPr>
+              <w:t>Найден</w:t>
+            </w:r>
+            <w:r>
+              <w:rPr>
+                <w:rFonts w:ascii="Cascadia Mono" w:hAnsi="Cascadia Mono"/>
+                <w:color w:val="A31515"/>
+                <w:sz w:val="18"/>
+                <w:szCs w:val="18"/>
+                <w:lang w:val="en-US"/>
+              </w:rPr>
+              <w:t xml:space="preserve"> </w:t>
+            </w:r>
+            <w:r>
+              <w:rPr>
+                <w:rFonts w:ascii="Cascadia Mono" w:hAnsi="Cascadia Mono"/>
+                <w:color w:val="A31515"/>
+                <w:sz w:val="18"/>
+                <w:szCs w:val="18"/>
+              </w:rPr>
+              <w:t>пользователь</w:t>
+            </w:r>
+            <w:r>
+              <w:rPr>
+                <w:rFonts w:ascii="Cascadia Mono" w:hAnsi="Cascadia Mono"/>
+                <w:color w:val="A31515"/>
+                <w:sz w:val="18"/>
+                <w:szCs w:val="18"/>
+                <w:lang w:val="en-US"/>
+              </w:rPr>
+              <w:t xml:space="preserve">: </w:t>
+            </w:r>
+            <w:r>
+              <w:rPr>
+                <w:rFonts w:ascii="Cascadia Mono" w:hAnsi="Cascadia Mono"/>
+                <w:color w:val="000000"/>
+                <w:sz w:val="18"/>
+                <w:szCs w:val="18"/>
+                <w:lang w:val="en-US"/>
+              </w:rPr>
+              <w:t>{</w:t>
+            </w:r>
+            <w:proofErr w:type="spellStart"/>
+            <w:r>
+              <w:rPr>
+                <w:rFonts w:ascii="Cascadia Mono" w:hAnsi="Cascadia Mono"/>
+                <w:color w:val="1F377F"/>
+                <w:sz w:val="18"/>
+                <w:szCs w:val="18"/>
+                <w:lang w:val="en-US"/>
+              </w:rPr>
+              <w:t>userFound</w:t>
+            </w:r>
+            <w:r>
+              <w:rPr>
+                <w:rFonts w:ascii="Cascadia Mono" w:hAnsi="Cascadia Mono"/>
+                <w:color w:val="000000"/>
+                <w:sz w:val="18"/>
+                <w:szCs w:val="18"/>
+                <w:lang w:val="en-US"/>
+              </w:rPr>
+              <w:t>.Name</w:t>
+            </w:r>
+            <w:proofErr w:type="spellEnd"/>
+            <w:r>
+              <w:rPr>
+                <w:rFonts w:ascii="Cascadia Mono" w:hAnsi="Cascadia Mono"/>
+                <w:color w:val="000000"/>
+                <w:sz w:val="18"/>
+                <w:szCs w:val="18"/>
+                <w:lang w:val="en-US"/>
+              </w:rPr>
+              <w:t>}</w:t>
+            </w:r>
+            <w:r>
+              <w:rPr>
+                <w:rFonts w:ascii="Cascadia Mono" w:hAnsi="Cascadia Mono"/>
+                <w:color w:val="A31515"/>
+                <w:sz w:val="18"/>
+                <w:szCs w:val="18"/>
+                <w:lang w:val="en-US"/>
+              </w:rPr>
+              <w:t xml:space="preserve">, </w:t>
+            </w:r>
+            <w:r>
+              <w:rPr>
+                <w:rFonts w:ascii="Cascadia Mono" w:hAnsi="Cascadia Mono"/>
+                <w:color w:val="A31515"/>
+                <w:sz w:val="18"/>
+                <w:szCs w:val="18"/>
+              </w:rPr>
+              <w:t>возраст</w:t>
+            </w:r>
+            <w:r>
+              <w:rPr>
+                <w:rFonts w:ascii="Cascadia Mono" w:hAnsi="Cascadia Mono"/>
+                <w:color w:val="A31515"/>
+                <w:sz w:val="18"/>
+                <w:szCs w:val="18"/>
+                <w:lang w:val="en-US"/>
+              </w:rPr>
+              <w:t xml:space="preserve"> </w:t>
+            </w:r>
+            <w:r>
+              <w:rPr>
+                <w:rFonts w:ascii="Cascadia Mono" w:hAnsi="Cascadia Mono"/>
+                <w:color w:val="000000"/>
+                <w:sz w:val="18"/>
+                <w:szCs w:val="18"/>
+                <w:lang w:val="en-US"/>
+              </w:rPr>
+              <w:t>{</w:t>
+            </w:r>
+            <w:proofErr w:type="spellStart"/>
+            <w:r>
+              <w:rPr>
+                <w:rFonts w:ascii="Cascadia Mono" w:hAnsi="Cascadia Mono"/>
+                <w:color w:val="1F377F"/>
+                <w:sz w:val="18"/>
+                <w:szCs w:val="18"/>
+                <w:lang w:val="en-US"/>
+              </w:rPr>
+              <w:t>userFound</w:t>
+            </w:r>
+            <w:r>
+              <w:rPr>
+                <w:rFonts w:ascii="Cascadia Mono" w:hAnsi="Cascadia Mono"/>
+                <w:color w:val="000000"/>
+                <w:sz w:val="18"/>
+                <w:szCs w:val="18"/>
+                <w:lang w:val="en-US"/>
+              </w:rPr>
+              <w:t>.Age</w:t>
+            </w:r>
+            <w:proofErr w:type="spellEnd"/>
+            <w:r>
+              <w:rPr>
+                <w:rFonts w:ascii="Cascadia Mono" w:hAnsi="Cascadia Mono"/>
+                <w:color w:val="000000"/>
+                <w:sz w:val="18"/>
+                <w:szCs w:val="18"/>
+                <w:lang w:val="en-US"/>
+              </w:rPr>
+              <w:t>}</w:t>
+            </w:r>
+            <w:r>
+              <w:rPr>
+                <w:rFonts w:ascii="Cascadia Mono" w:hAnsi="Cascadia Mono"/>
+                <w:color w:val="A31515"/>
+                <w:sz w:val="18"/>
+                <w:szCs w:val="18"/>
+                <w:lang w:val="en-US"/>
+              </w:rPr>
+              <w:t>"</w:t>
+            </w:r>
+            <w:r>
+              <w:rPr>
+                <w:rFonts w:ascii="Cascadia Mono" w:hAnsi="Cascadia Mono"/>
+                <w:color w:val="000000"/>
+                <w:sz w:val="18"/>
+                <w:szCs w:val="18"/>
+                <w:lang w:val="en-US"/>
+              </w:rPr>
+              <w:t>);</w:t>
+            </w:r>
+          </w:p>
+          <w:p>
+            <w:pPr>
+              <w:pStyle w:val="HTML"/>
+              <w:rPr>
+                <w:rFonts w:ascii="Cascadia Mono" w:hAnsi="Cascadia Mono"/>
+                <w:color w:val="000000"/>
+                <w:sz w:val="18"/>
+                <w:szCs w:val="18"/>
+                <w:lang w:val="en-US"/>
+              </w:rPr>
+            </w:pPr>
+          </w:p>
+        </w:tc>
+      </w:tr>
+      <w:tr>
+        <w:tc>
+          <w:tcPr>
+            <w:tcW w:w="1719" w:type="dxa"/>
+          </w:tcPr>
+          <w:p>
+            <w:pPr>
+              <w:rPr>
+                <w:bCs/>
+                <w:sz w:val="28"/>
+                <w:szCs w:val="28"/>
+              </w:rPr>
+            </w:pPr>
+            <w:r>
+              <w:rPr>
+                <w:bCs/>
+                <w:sz w:val="28"/>
+                <w:szCs w:val="28"/>
+                <w:lang w:val="en-US"/>
+              </w:rPr>
+              <w:t xml:space="preserve">9 </w:t>
+            </w:r>
+            <w:r>
+              <w:rPr>
+                <w:bCs/>
+                <w:sz w:val="28"/>
+                <w:szCs w:val="28"/>
+              </w:rPr>
+              <w:t xml:space="preserve">Используется поле несуществующее </w:t>
+            </w:r>
+          </w:p>
+        </w:tc>
+        <w:tc>
+          <w:tcPr>
+            <w:tcW w:w="2251" w:type="dxa"/>
+          </w:tcPr>
+          <w:p>
+            <w:pPr>
+              <w:rPr>
+                <w:bCs/>
+                <w:sz w:val="28"/>
+                <w:szCs w:val="28"/>
+              </w:rPr>
+            </w:pPr>
+            <w:r>
+              <w:rPr>
+                <w:bCs/>
+                <w:sz w:val="28"/>
+                <w:szCs w:val="28"/>
+              </w:rPr>
+              <w:t>Синтаксическая</w:t>
+            </w:r>
+          </w:p>
+        </w:tc>
+        <w:tc>
+          <w:tcPr>
+            <w:tcW w:w="1701" w:type="dxa"/>
+          </w:tcPr>
+          <w:p>
+            <w:pPr>
+              <w:rPr>
+                <w:bCs/>
+                <w:sz w:val="28"/>
+                <w:szCs w:val="28"/>
+                <w:lang w:val="en-US"/>
+              </w:rPr>
+            </w:pPr>
+            <w:proofErr w:type="spellStart"/>
+            <w:r>
+              <w:rPr>
+                <w:bCs/>
+                <w:sz w:val="28"/>
+                <w:szCs w:val="28"/>
+                <w:lang w:val="en-US"/>
+              </w:rPr>
+              <w:t>FindUser</w:t>
+            </w:r>
+            <w:proofErr w:type="spellEnd"/>
+            <w:r>
+              <w:rPr>
+                <w:bCs/>
+                <w:sz w:val="28"/>
+                <w:szCs w:val="28"/>
+                <w:lang w:val="en-US"/>
+              </w:rPr>
+              <w:t>(), Program</w:t>
+            </w:r>
+          </w:p>
+        </w:tc>
+        <w:tc>
+          <w:tcPr>
+            <w:tcW w:w="1869" w:type="dxa"/>
+          </w:tcPr>
+          <w:p>
+            <w:pPr>
+              <w:pStyle w:val="HTML"/>
+              <w:rPr>
+                <w:rFonts w:ascii="Cascadia Mono" w:hAnsi="Cascadia Mono"/>
+                <w:color w:val="000000"/>
+                <w:sz w:val="18"/>
+                <w:szCs w:val="18"/>
+                <w:lang w:val="en-US"/>
+              </w:rPr>
+            </w:pPr>
+            <w:proofErr w:type="spellStart"/>
+            <w:r>
+              <w:rPr>
+                <w:rFonts w:ascii="Cascadia Mono" w:hAnsi="Cascadia Mono"/>
+                <w:color w:val="2B91AF"/>
+                <w:sz w:val="18"/>
+                <w:szCs w:val="18"/>
+                <w:lang w:val="en-US"/>
+              </w:rPr>
+              <w:t>C</w:t>
+            </w:r>
+            <w:r>
+              <w:rPr>
+                <w:rFonts w:ascii="Cascadia Mono" w:hAnsi="Cascadia Mono"/>
+                <w:color w:val="2B91AF"/>
+                <w:sz w:val="18"/>
+                <w:szCs w:val="18"/>
+                <w:lang w:val="en-US"/>
+              </w:rPr>
+              <w:t>onsole</w:t>
+            </w:r>
+            <w:r>
+              <w:rPr>
+                <w:rFonts w:ascii="Cascadia Mono" w:hAnsi="Cascadia Mono"/>
+                <w:color w:val="000000"/>
+                <w:sz w:val="18"/>
+                <w:szCs w:val="18"/>
+                <w:lang w:val="en-US"/>
+              </w:rPr>
+              <w:t>.</w:t>
+            </w:r>
+            <w:r>
+              <w:rPr>
+                <w:rFonts w:ascii="Cascadia Mono" w:hAnsi="Cascadia Mono"/>
+                <w:color w:val="74531F"/>
+                <w:sz w:val="18"/>
+                <w:szCs w:val="18"/>
+                <w:lang w:val="en-US"/>
+              </w:rPr>
+              <w:t>WriteLine</w:t>
+            </w:r>
+            <w:proofErr w:type="spellEnd"/>
+            <w:r>
+              <w:rPr>
+                <w:rFonts w:ascii="Cascadia Mono" w:hAnsi="Cascadia Mono"/>
+                <w:color w:val="000000"/>
+                <w:sz w:val="18"/>
+                <w:szCs w:val="18"/>
+                <w:lang w:val="en-US"/>
+              </w:rPr>
+              <w:t>(</w:t>
+            </w:r>
+            <w:r>
+              <w:rPr>
+                <w:rFonts w:ascii="Cascadia Mono" w:hAnsi="Cascadia Mono"/>
+                <w:color w:val="A31515"/>
+                <w:sz w:val="18"/>
+                <w:szCs w:val="18"/>
+                <w:lang w:val="en-US"/>
+              </w:rPr>
+              <w:t>$"</w:t>
+            </w:r>
+            <w:r>
+              <w:rPr>
+                <w:rFonts w:ascii="Cascadia Mono" w:hAnsi="Cascadia Mono"/>
+                <w:color w:val="A31515"/>
+                <w:sz w:val="18"/>
+                <w:szCs w:val="18"/>
+              </w:rPr>
+              <w:t>Найден</w:t>
+            </w:r>
+            <w:r>
+              <w:rPr>
+                <w:rFonts w:ascii="Cascadia Mono" w:hAnsi="Cascadia Mono"/>
+                <w:color w:val="A31515"/>
+                <w:sz w:val="18"/>
+                <w:szCs w:val="18"/>
+                <w:lang w:val="en-US"/>
+              </w:rPr>
+              <w:t xml:space="preserve"> </w:t>
+            </w:r>
+            <w:r>
+              <w:rPr>
+                <w:rFonts w:ascii="Cascadia Mono" w:hAnsi="Cascadia Mono"/>
+                <w:color w:val="A31515"/>
+                <w:sz w:val="18"/>
+                <w:szCs w:val="18"/>
+              </w:rPr>
+              <w:t>пользователь</w:t>
+            </w:r>
+            <w:r>
+              <w:rPr>
+                <w:rFonts w:ascii="Cascadia Mono" w:hAnsi="Cascadia Mono"/>
+                <w:color w:val="A31515"/>
+                <w:sz w:val="18"/>
+                <w:szCs w:val="18"/>
+                <w:lang w:val="en-US"/>
+              </w:rPr>
+              <w:t xml:space="preserve">: </w:t>
+            </w:r>
+            <w:r>
+              <w:rPr>
+                <w:rFonts w:ascii="Cascadia Mono" w:hAnsi="Cascadia Mono"/>
+                <w:color w:val="000000"/>
+                <w:sz w:val="18"/>
+                <w:szCs w:val="18"/>
+                <w:lang w:val="en-US"/>
+              </w:rPr>
+              <w:t>{</w:t>
+            </w:r>
+            <w:proofErr w:type="spellStart"/>
+            <w:r>
+              <w:rPr>
+                <w:rFonts w:ascii="Cascadia Mono" w:hAnsi="Cascadia Mono"/>
+                <w:color w:val="1F377F"/>
+                <w:sz w:val="18"/>
+                <w:szCs w:val="18"/>
+                <w:lang w:val="en-US"/>
+              </w:rPr>
+              <w:t>userFound</w:t>
+            </w:r>
+            <w:r>
+              <w:rPr>
+                <w:rFonts w:ascii="Cascadia Mono" w:hAnsi="Cascadia Mono"/>
+                <w:color w:val="000000"/>
+                <w:sz w:val="18"/>
+                <w:szCs w:val="18"/>
+                <w:lang w:val="en-US"/>
+              </w:rPr>
+              <w:t>.Name</w:t>
+            </w:r>
+            <w:proofErr w:type="spellEnd"/>
+            <w:r>
+              <w:rPr>
+                <w:rFonts w:ascii="Cascadia Mono" w:hAnsi="Cascadia Mono"/>
+                <w:color w:val="000000"/>
+                <w:sz w:val="18"/>
+                <w:szCs w:val="18"/>
+                <w:lang w:val="en-US"/>
+              </w:rPr>
+              <w:t>}</w:t>
+            </w:r>
+            <w:r>
+              <w:rPr>
+                <w:rFonts w:ascii="Cascadia Mono" w:hAnsi="Cascadia Mono"/>
+                <w:color w:val="A31515"/>
+                <w:sz w:val="18"/>
+                <w:szCs w:val="18"/>
+                <w:lang w:val="en-US"/>
+              </w:rPr>
+              <w:t xml:space="preserve">, </w:t>
+            </w:r>
+            <w:r>
+              <w:rPr>
+                <w:rFonts w:ascii="Cascadia Mono" w:hAnsi="Cascadia Mono"/>
+                <w:color w:val="A31515"/>
+                <w:sz w:val="18"/>
+                <w:szCs w:val="18"/>
+              </w:rPr>
+              <w:t>возраст</w:t>
+            </w:r>
+            <w:r>
+              <w:rPr>
+                <w:rFonts w:ascii="Cascadia Mono" w:hAnsi="Cascadia Mono"/>
+                <w:color w:val="A31515"/>
+                <w:sz w:val="18"/>
+                <w:szCs w:val="18"/>
+                <w:lang w:val="en-US"/>
+              </w:rPr>
+              <w:t xml:space="preserve"> </w:t>
+            </w:r>
+            <w:r>
+              <w:rPr>
+                <w:rFonts w:ascii="Cascadia Mono" w:hAnsi="Cascadia Mono"/>
+                <w:color w:val="000000"/>
+                <w:sz w:val="18"/>
+                <w:szCs w:val="18"/>
+                <w:lang w:val="en-US"/>
+              </w:rPr>
+              <w:t>{</w:t>
+            </w:r>
+            <w:proofErr w:type="spellStart"/>
+            <w:r>
+              <w:rPr>
+                <w:rFonts w:ascii="Cascadia Mono" w:hAnsi="Cascadia Mono"/>
+                <w:color w:val="1F377F"/>
+                <w:sz w:val="18"/>
+                <w:szCs w:val="18"/>
+                <w:lang w:val="en-US"/>
+              </w:rPr>
+              <w:t>userFound</w:t>
+            </w:r>
+            <w:r>
+              <w:rPr>
+                <w:rFonts w:ascii="Cascadia Mono" w:hAnsi="Cascadia Mono"/>
+                <w:color w:val="000000"/>
+                <w:sz w:val="18"/>
+                <w:szCs w:val="18"/>
+                <w:lang w:val="en-US"/>
+              </w:rPr>
+              <w:t>.a</w:t>
+            </w:r>
+            <w:r>
+              <w:rPr>
+                <w:rFonts w:ascii="Cascadia Mono" w:hAnsi="Cascadia Mono"/>
+                <w:color w:val="000000"/>
+                <w:sz w:val="18"/>
+                <w:szCs w:val="18"/>
+                <w:lang w:val="en-US"/>
+              </w:rPr>
+              <w:t>ge</w:t>
+            </w:r>
+            <w:proofErr w:type="spellEnd"/>
+            <w:r>
+              <w:rPr>
+                <w:rFonts w:ascii="Cascadia Mono" w:hAnsi="Cascadia Mono"/>
+                <w:color w:val="000000"/>
+                <w:sz w:val="18"/>
+                <w:szCs w:val="18"/>
+                <w:lang w:val="en-US"/>
+              </w:rPr>
+              <w:t>}</w:t>
+            </w:r>
+            <w:r>
+              <w:rPr>
+                <w:rFonts w:ascii="Cascadia Mono" w:hAnsi="Cascadia Mono"/>
+                <w:color w:val="A31515"/>
+                <w:sz w:val="18"/>
+                <w:szCs w:val="18"/>
+                <w:lang w:val="en-US"/>
+              </w:rPr>
+              <w:t>"</w:t>
+            </w:r>
+            <w:r>
+              <w:rPr>
+                <w:rFonts w:ascii="Cascadia Mono" w:hAnsi="Cascadia Mono"/>
+                <w:color w:val="000000"/>
+                <w:sz w:val="18"/>
+                <w:szCs w:val="18"/>
+                <w:lang w:val="en-US"/>
+              </w:rPr>
+              <w:t>);</w:t>
+            </w:r>
+          </w:p>
+          <w:p>
+            <w:pPr>
+              <w:pStyle w:val="HTML"/>
+              <w:rPr>
+                <w:rFonts w:ascii="Cascadia Mono" w:hAnsi="Cascadia Mono"/>
+                <w:color w:val="000000"/>
+                <w:sz w:val="18"/>
+                <w:szCs w:val="18"/>
+                <w:lang w:val="en-US"/>
+              </w:rPr>
+            </w:pPr>
+          </w:p>
+        </w:tc>
+        <w:tc>
+          <w:tcPr>
+            <w:tcW w:w="3518" w:type="dxa"/>
+          </w:tcPr>
+          <w:p>
+            <w:pPr>
+              <w:pStyle w:val="HTML"/>
+              <w:rPr>
+                <w:rFonts w:ascii="Cascadia Mono" w:hAnsi="Cascadia Mono"/>
+                <w:color w:val="000000"/>
+                <w:sz w:val="18"/>
+                <w:szCs w:val="18"/>
+                <w:lang w:val="en-US"/>
+              </w:rPr>
+            </w:pPr>
+            <w:proofErr w:type="spellStart"/>
+            <w:r>
+              <w:rPr>
+                <w:rFonts w:ascii="Cascadia Mono" w:hAnsi="Cascadia Mono"/>
+                <w:color w:val="2B91AF"/>
+                <w:sz w:val="18"/>
+                <w:szCs w:val="18"/>
+                <w:lang w:val="en-US"/>
+              </w:rPr>
+              <w:t>C</w:t>
+            </w:r>
+            <w:r>
+              <w:rPr>
+                <w:rFonts w:ascii="Cascadia Mono" w:hAnsi="Cascadia Mono"/>
+                <w:color w:val="2B91AF"/>
+                <w:sz w:val="18"/>
+                <w:szCs w:val="18"/>
+                <w:lang w:val="en-US"/>
+              </w:rPr>
+              <w:t>onsole</w:t>
+            </w:r>
+            <w:r>
+              <w:rPr>
+                <w:rFonts w:ascii="Cascadia Mono" w:hAnsi="Cascadia Mono"/>
+                <w:color w:val="000000"/>
+                <w:sz w:val="18"/>
+                <w:szCs w:val="18"/>
+                <w:lang w:val="en-US"/>
+              </w:rPr>
+              <w:t>.</w:t>
+            </w:r>
+            <w:r>
+              <w:rPr>
+                <w:rFonts w:ascii="Cascadia Mono" w:hAnsi="Cascadia Mono"/>
+                <w:color w:val="74531F"/>
+                <w:sz w:val="18"/>
+                <w:szCs w:val="18"/>
+                <w:lang w:val="en-US"/>
+              </w:rPr>
+              <w:t>WriteLine</w:t>
+            </w:r>
+            <w:proofErr w:type="spellEnd"/>
+            <w:r>
+              <w:rPr>
+                <w:rFonts w:ascii="Cascadia Mono" w:hAnsi="Cascadia Mono"/>
+                <w:color w:val="000000"/>
+                <w:sz w:val="18"/>
+                <w:szCs w:val="18"/>
+                <w:lang w:val="en-US"/>
+              </w:rPr>
+              <w:t>(</w:t>
+            </w:r>
+            <w:r>
+              <w:rPr>
+                <w:rFonts w:ascii="Cascadia Mono" w:hAnsi="Cascadia Mono"/>
+                <w:color w:val="A31515"/>
+                <w:sz w:val="18"/>
+                <w:szCs w:val="18"/>
+                <w:lang w:val="en-US"/>
+              </w:rPr>
+              <w:t>$"</w:t>
+            </w:r>
+            <w:r>
+              <w:rPr>
+                <w:rFonts w:ascii="Cascadia Mono" w:hAnsi="Cascadia Mono"/>
+                <w:color w:val="A31515"/>
+                <w:sz w:val="18"/>
+                <w:szCs w:val="18"/>
+              </w:rPr>
+              <w:t>Найден</w:t>
+            </w:r>
+            <w:r>
+              <w:rPr>
+                <w:rFonts w:ascii="Cascadia Mono" w:hAnsi="Cascadia Mono"/>
+                <w:color w:val="A31515"/>
+                <w:sz w:val="18"/>
+                <w:szCs w:val="18"/>
+                <w:lang w:val="en-US"/>
+              </w:rPr>
+              <w:t xml:space="preserve"> </w:t>
+            </w:r>
+            <w:r>
+              <w:rPr>
+                <w:rFonts w:ascii="Cascadia Mono" w:hAnsi="Cascadia Mono"/>
+                <w:color w:val="A31515"/>
+                <w:sz w:val="18"/>
+                <w:szCs w:val="18"/>
+              </w:rPr>
+              <w:t>пользователь</w:t>
+            </w:r>
+            <w:r>
+              <w:rPr>
+                <w:rFonts w:ascii="Cascadia Mono" w:hAnsi="Cascadia Mono"/>
+                <w:color w:val="A31515"/>
+                <w:sz w:val="18"/>
+                <w:szCs w:val="18"/>
+                <w:lang w:val="en-US"/>
+              </w:rPr>
+              <w:t xml:space="preserve">: </w:t>
+            </w:r>
+            <w:r>
+              <w:rPr>
+                <w:rFonts w:ascii="Cascadia Mono" w:hAnsi="Cascadia Mono"/>
+                <w:color w:val="000000"/>
+                <w:sz w:val="18"/>
+                <w:szCs w:val="18"/>
+                <w:lang w:val="en-US"/>
+              </w:rPr>
+              <w:t>{</w:t>
+            </w:r>
+            <w:proofErr w:type="spellStart"/>
+            <w:r>
+              <w:rPr>
+                <w:rFonts w:ascii="Cascadia Mono" w:hAnsi="Cascadia Mono"/>
+                <w:color w:val="1F377F"/>
+                <w:sz w:val="18"/>
+                <w:szCs w:val="18"/>
+                <w:lang w:val="en-US"/>
+              </w:rPr>
+              <w:t>userFound</w:t>
+            </w:r>
+            <w:r>
+              <w:rPr>
+                <w:rFonts w:ascii="Cascadia Mono" w:hAnsi="Cascadia Mono"/>
+                <w:color w:val="000000"/>
+                <w:sz w:val="18"/>
+                <w:szCs w:val="18"/>
+                <w:lang w:val="en-US"/>
+              </w:rPr>
+              <w:t>.Name</w:t>
+            </w:r>
+            <w:proofErr w:type="spellEnd"/>
+            <w:r>
+              <w:rPr>
+                <w:rFonts w:ascii="Cascadia Mono" w:hAnsi="Cascadia Mono"/>
+                <w:color w:val="000000"/>
+                <w:sz w:val="18"/>
+                <w:szCs w:val="18"/>
+                <w:lang w:val="en-US"/>
+              </w:rPr>
+              <w:t>}</w:t>
+            </w:r>
+            <w:r>
+              <w:rPr>
+                <w:rFonts w:ascii="Cascadia Mono" w:hAnsi="Cascadia Mono"/>
+                <w:color w:val="A31515"/>
+                <w:sz w:val="18"/>
+                <w:szCs w:val="18"/>
+                <w:lang w:val="en-US"/>
+              </w:rPr>
+              <w:t xml:space="preserve">, </w:t>
+            </w:r>
+            <w:r>
+              <w:rPr>
+                <w:rFonts w:ascii="Cascadia Mono" w:hAnsi="Cascadia Mono"/>
+                <w:color w:val="A31515"/>
+                <w:sz w:val="18"/>
+                <w:szCs w:val="18"/>
+              </w:rPr>
+              <w:t>возраст</w:t>
+            </w:r>
+            <w:r>
+              <w:rPr>
+                <w:rFonts w:ascii="Cascadia Mono" w:hAnsi="Cascadia Mono"/>
+                <w:color w:val="A31515"/>
+                <w:sz w:val="18"/>
+                <w:szCs w:val="18"/>
+                <w:lang w:val="en-US"/>
+              </w:rPr>
+              <w:t xml:space="preserve"> </w:t>
+            </w:r>
+            <w:r>
+              <w:rPr>
+                <w:rFonts w:ascii="Cascadia Mono" w:hAnsi="Cascadia Mono"/>
+                <w:color w:val="000000"/>
+                <w:sz w:val="18"/>
+                <w:szCs w:val="18"/>
+                <w:lang w:val="en-US"/>
+              </w:rPr>
+              <w:t>{</w:t>
+            </w:r>
+            <w:proofErr w:type="spellStart"/>
+            <w:r>
+              <w:rPr>
+                <w:rFonts w:ascii="Cascadia Mono" w:hAnsi="Cascadia Mono"/>
+                <w:color w:val="1F377F"/>
+                <w:sz w:val="18"/>
+                <w:szCs w:val="18"/>
+                <w:lang w:val="en-US"/>
+              </w:rPr>
+              <w:t>userFound</w:t>
+            </w:r>
+            <w:r>
+              <w:rPr>
+                <w:rFonts w:ascii="Cascadia Mono" w:hAnsi="Cascadia Mono"/>
+                <w:color w:val="000000"/>
+                <w:sz w:val="18"/>
+                <w:szCs w:val="18"/>
+                <w:lang w:val="en-US"/>
+              </w:rPr>
+              <w:t>.Age</w:t>
+            </w:r>
+            <w:proofErr w:type="spellEnd"/>
+            <w:r>
+              <w:rPr>
+                <w:rFonts w:ascii="Cascadia Mono" w:hAnsi="Cascadia Mono"/>
+                <w:color w:val="000000"/>
+                <w:sz w:val="18"/>
+                <w:szCs w:val="18"/>
+                <w:lang w:val="en-US"/>
+              </w:rPr>
+              <w:t>}</w:t>
+            </w:r>
+            <w:r>
+              <w:rPr>
+                <w:rFonts w:ascii="Cascadia Mono" w:hAnsi="Cascadia Mono"/>
+                <w:color w:val="A31515"/>
+                <w:sz w:val="18"/>
+                <w:szCs w:val="18"/>
+                <w:lang w:val="en-US"/>
+              </w:rPr>
+              <w:t>"</w:t>
+            </w:r>
+            <w:r>
+              <w:rPr>
+                <w:rFonts w:ascii="Cascadia Mono" w:hAnsi="Cascadia Mono"/>
+                <w:color w:val="000000"/>
+                <w:sz w:val="18"/>
+                <w:szCs w:val="18"/>
+                <w:lang w:val="en-US"/>
+              </w:rPr>
+              <w:t>);</w:t>
+            </w:r>
+          </w:p>
+          <w:p>
+            <w:pPr>
+              <w:pStyle w:val="HTML"/>
+              <w:rPr>
+                <w:rFonts w:ascii="Cascadia Mono" w:hAnsi="Cascadia Mono"/>
+                <w:color w:val="000000"/>
+                <w:sz w:val="18"/>
+                <w:szCs w:val="18"/>
+                <w:lang w:val="en-US"/>
+              </w:rPr>
+            </w:pPr>
+          </w:p>
+        </w:tc>
+      </w:tr>
+      <w:tr>
+        <w:tc>
+          <w:tcPr>
+            <w:tcW w:w="1719" w:type="dxa"/>
+          </w:tcPr>
+          <w:p>
+            <w:pPr>
+              <w:rPr>
+                <w:bCs/>
+                <w:sz w:val="28"/>
+                <w:szCs w:val="28"/>
+              </w:rPr>
+            </w:pPr>
+            <w:r>
+              <w:rPr>
+                <w:bCs/>
+                <w:sz w:val="28"/>
+                <w:szCs w:val="28"/>
+              </w:rPr>
+              <w:t xml:space="preserve">10 </w:t>
+            </w:r>
+            <w:r>
+              <w:rPr>
+                <w:bCs/>
+                <w:sz w:val="28"/>
+                <w:szCs w:val="28"/>
+              </w:rPr>
+              <w:t>При проверке на 0 пользователей при ошибке код продолжает работать</w:t>
+            </w:r>
+          </w:p>
+        </w:tc>
+        <w:tc>
+          <w:tcPr>
+            <w:tcW w:w="2251" w:type="dxa"/>
+          </w:tcPr>
+          <w:p>
+            <w:pPr>
+              <w:rPr>
+                <w:bCs/>
+                <w:sz w:val="28"/>
+                <w:szCs w:val="28"/>
+              </w:rPr>
+            </w:pPr>
+            <w:r>
+              <w:rPr>
+                <w:bCs/>
+                <w:sz w:val="28"/>
+                <w:szCs w:val="28"/>
+              </w:rPr>
+              <w:t>Логическая</w:t>
+            </w:r>
+          </w:p>
+        </w:tc>
+        <w:tc>
+          <w:tcPr>
+            <w:tcW w:w="1701" w:type="dxa"/>
+          </w:tcPr>
+          <w:p>
+            <w:pPr>
+              <w:pStyle w:val="HTML"/>
+              <w:rPr>
+                <w:rFonts w:ascii="Cascadia Mono" w:hAnsi="Cascadia Mono"/>
+                <w:color w:val="000000"/>
+                <w:sz w:val="18"/>
+                <w:szCs w:val="18"/>
+                <w:lang w:val="en-US"/>
+              </w:rPr>
+            </w:pPr>
+            <w:proofErr w:type="spellStart"/>
+            <w:proofErr w:type="gramStart"/>
+            <w:r>
+              <w:rPr>
+                <w:rFonts w:ascii="Cascadia Mono" w:hAnsi="Cascadia Mono"/>
+                <w:color w:val="74531F"/>
+                <w:sz w:val="18"/>
+                <w:szCs w:val="18"/>
+              </w:rPr>
+              <w:t>DisplayUsers</w:t>
+            </w:r>
+            <w:proofErr w:type="spellEnd"/>
+            <w:r>
+              <w:rPr>
+                <w:rFonts w:ascii="Cascadia Mono" w:hAnsi="Cascadia Mono"/>
+                <w:color w:val="74531F"/>
+                <w:sz w:val="18"/>
+                <w:szCs w:val="18"/>
+              </w:rPr>
+              <w:t>(</w:t>
+            </w:r>
+            <w:proofErr w:type="gramEnd"/>
+            <w:r>
+              <w:rPr>
+                <w:rFonts w:ascii="Cascadia Mono" w:hAnsi="Cascadia Mono"/>
+                <w:color w:val="74531F"/>
+                <w:sz w:val="18"/>
+                <w:szCs w:val="18"/>
+              </w:rPr>
+              <w:t xml:space="preserve">), </w:t>
+            </w:r>
+            <w:r>
+              <w:rPr>
+                <w:rFonts w:ascii="Cascadia Mono" w:hAnsi="Cascadia Mono"/>
+                <w:color w:val="74531F"/>
+                <w:sz w:val="18"/>
+                <w:szCs w:val="18"/>
+                <w:lang w:val="en-US"/>
+              </w:rPr>
+              <w:t>Program</w:t>
+            </w:r>
+          </w:p>
+          <w:p>
+            <w:pPr>
+              <w:rPr>
+                <w:bCs/>
+                <w:sz w:val="28"/>
+                <w:szCs w:val="28"/>
+              </w:rPr>
+            </w:pPr>
+          </w:p>
+        </w:tc>
+        <w:tc>
+          <w:tcPr>
+            <w:tcW w:w="1869" w:type="dxa"/>
+          </w:tcPr>
+          <w:p>
+            <w:pPr>
+              <w:pStyle w:val="HTML"/>
+              <w:rPr>
+                <w:rFonts w:ascii="Cascadia Mono" w:hAnsi="Cascadia Mono"/>
+                <w:color w:val="000000"/>
+                <w:sz w:val="18"/>
+                <w:szCs w:val="18"/>
+              </w:rPr>
+            </w:pPr>
+            <w:r>
+              <w:rPr>
+                <w:rFonts w:ascii="Cascadia Mono" w:hAnsi="Cascadia Mono"/>
+                <w:color w:val="000000"/>
+                <w:sz w:val="18"/>
+                <w:szCs w:val="18"/>
+              </w:rPr>
+              <w:t xml:space="preserve">        </w:t>
+            </w:r>
+            <w:proofErr w:type="spellStart"/>
+            <w:r>
+              <w:rPr>
+                <w:rFonts w:ascii="Cascadia Mono" w:hAnsi="Cascadia Mono"/>
+                <w:color w:val="8F08C4"/>
+                <w:sz w:val="18"/>
+                <w:szCs w:val="18"/>
+              </w:rPr>
+              <w:t>if</w:t>
+            </w:r>
+            <w:proofErr w:type="spellEnd"/>
+            <w:r>
+              <w:rPr>
+                <w:rFonts w:ascii="Cascadia Mono" w:hAnsi="Cascadia Mono"/>
+                <w:color w:val="000000"/>
+                <w:sz w:val="18"/>
+                <w:szCs w:val="18"/>
+              </w:rPr>
+              <w:t xml:space="preserve"> (</w:t>
+            </w:r>
+            <w:proofErr w:type="spellStart"/>
+            <w:proofErr w:type="gramStart"/>
+            <w:r>
+              <w:rPr>
+                <w:rFonts w:ascii="Cascadia Mono" w:hAnsi="Cascadia Mono"/>
+                <w:color w:val="000000"/>
+                <w:sz w:val="18"/>
+                <w:szCs w:val="18"/>
+              </w:rPr>
+              <w:t>users.Count</w:t>
+            </w:r>
+            <w:proofErr w:type="spellEnd"/>
+            <w:proofErr w:type="gramEnd"/>
+            <w:r>
+              <w:rPr>
+                <w:rFonts w:ascii="Cascadia Mono" w:hAnsi="Cascadia Mono"/>
+                <w:color w:val="000000"/>
+                <w:sz w:val="18"/>
+                <w:szCs w:val="18"/>
+              </w:rPr>
+              <w:t xml:space="preserve"> == 0)</w:t>
+            </w:r>
+          </w:p>
+          <w:p>
+            <w:pPr>
+              <w:pStyle w:val="HTML"/>
+              <w:rPr>
+                <w:rFonts w:ascii="Cascadia Mono" w:hAnsi="Cascadia Mono"/>
+                <w:color w:val="000000"/>
+                <w:sz w:val="18"/>
+                <w:szCs w:val="18"/>
+              </w:rPr>
+            </w:pPr>
+            <w:r>
+              <w:rPr>
+                <w:rFonts w:ascii="Cascadia Mono" w:hAnsi="Cascadia Mono"/>
+                <w:color w:val="000000"/>
+                <w:sz w:val="18"/>
+                <w:szCs w:val="18"/>
+              </w:rPr>
+              <w:t xml:space="preserve">        {</w:t>
+            </w:r>
+          </w:p>
+          <w:p>
+            <w:pPr>
+              <w:pStyle w:val="HTML"/>
+              <w:rPr>
+                <w:rFonts w:ascii="Cascadia Mono" w:hAnsi="Cascadia Mono"/>
+                <w:color w:val="000000"/>
+                <w:sz w:val="18"/>
+                <w:szCs w:val="18"/>
+              </w:rPr>
+            </w:pPr>
+            <w:r>
+              <w:rPr>
+                <w:rFonts w:ascii="Cascadia Mono" w:hAnsi="Cascadia Mono"/>
+                <w:color w:val="000000"/>
+                <w:sz w:val="18"/>
+                <w:szCs w:val="18"/>
+              </w:rPr>
+              <w:t xml:space="preserve">            </w:t>
+            </w:r>
+            <w:proofErr w:type="spellStart"/>
+            <w:r>
+              <w:rPr>
+                <w:rFonts w:ascii="Cascadia Mono" w:hAnsi="Cascadia Mono"/>
+                <w:color w:val="2B91AF"/>
+                <w:sz w:val="18"/>
+                <w:szCs w:val="18"/>
+              </w:rPr>
+              <w:t>Console</w:t>
+            </w:r>
+            <w:r>
+              <w:rPr>
+                <w:rFonts w:ascii="Cascadia Mono" w:hAnsi="Cascadia Mono"/>
+                <w:color w:val="000000"/>
+                <w:sz w:val="18"/>
+                <w:szCs w:val="18"/>
+              </w:rPr>
+              <w:t>.</w:t>
+            </w:r>
+            <w:r>
+              <w:rPr>
+                <w:rFonts w:ascii="Cascadia Mono" w:hAnsi="Cascadia Mono"/>
+                <w:color w:val="74531F"/>
+                <w:sz w:val="18"/>
+                <w:szCs w:val="18"/>
+              </w:rPr>
+              <w:t>WriteLine</w:t>
+            </w:r>
+            <w:proofErr w:type="spellEnd"/>
+            <w:r>
+              <w:rPr>
+                <w:rFonts w:ascii="Cascadia Mono" w:hAnsi="Cascadia Mono"/>
+                <w:color w:val="000000"/>
+                <w:sz w:val="18"/>
+                <w:szCs w:val="18"/>
+              </w:rPr>
+              <w:t>(</w:t>
+            </w:r>
+            <w:r>
+              <w:rPr>
+                <w:rFonts w:ascii="Cascadia Mono" w:hAnsi="Cascadia Mono"/>
+                <w:color w:val="A31515"/>
+                <w:sz w:val="18"/>
+                <w:szCs w:val="18"/>
+              </w:rPr>
+              <w:t>"Список пользователей пуст."</w:t>
+            </w:r>
+            <w:r>
+              <w:rPr>
+                <w:rFonts w:ascii="Cascadia Mono" w:hAnsi="Cascadia Mono"/>
+                <w:color w:val="000000"/>
+                <w:sz w:val="18"/>
+                <w:szCs w:val="18"/>
+              </w:rPr>
+              <w:t>);</w:t>
+            </w:r>
+          </w:p>
+          <w:p>
+            <w:pPr>
+              <w:pStyle w:val="HTML"/>
+              <w:rPr>
+                <w:rFonts w:ascii="Cascadia Mono" w:hAnsi="Cascadia Mono"/>
+                <w:color w:val="000000"/>
+                <w:sz w:val="18"/>
+                <w:szCs w:val="18"/>
+              </w:rPr>
+            </w:pPr>
+            <w:r>
+              <w:rPr>
+                <w:rFonts w:ascii="Cascadia Mono" w:hAnsi="Cascadia Mono"/>
+                <w:color w:val="000000"/>
+                <w:sz w:val="18"/>
+                <w:szCs w:val="18"/>
+              </w:rPr>
+              <w:t xml:space="preserve">            </w:t>
+            </w:r>
+          </w:p>
+          <w:p>
+            <w:pPr>
+              <w:pStyle w:val="HTML"/>
+              <w:rPr>
+                <w:rFonts w:ascii="Cascadia Mono" w:hAnsi="Cascadia Mono"/>
+                <w:color w:val="000000"/>
+                <w:sz w:val="18"/>
+                <w:szCs w:val="18"/>
+              </w:rPr>
+            </w:pPr>
+            <w:r>
+              <w:rPr>
+                <w:rFonts w:ascii="Cascadia Mono" w:hAnsi="Cascadia Mono"/>
+                <w:color w:val="000000"/>
+                <w:sz w:val="18"/>
+                <w:szCs w:val="18"/>
+              </w:rPr>
+              <w:t xml:space="preserve">        }</w:t>
+            </w:r>
+          </w:p>
+          <w:p>
+            <w:pPr>
+              <w:pStyle w:val="HTML"/>
+              <w:rPr>
+                <w:rFonts w:ascii="Cascadia Mono" w:hAnsi="Cascadia Mono"/>
+                <w:color w:val="000000"/>
+                <w:sz w:val="18"/>
+                <w:szCs w:val="18"/>
+              </w:rPr>
+            </w:pPr>
+          </w:p>
+        </w:tc>
+        <w:tc>
+          <w:tcPr>
+            <w:tcW w:w="3518" w:type="dxa"/>
+          </w:tcPr>
+          <w:p>
+            <w:pPr>
+              <w:pStyle w:val="HTML"/>
+              <w:rPr>
+                <w:rFonts w:ascii="Cascadia Mono" w:hAnsi="Cascadia Mono"/>
+                <w:color w:val="000000"/>
+                <w:sz w:val="18"/>
+                <w:szCs w:val="18"/>
+              </w:rPr>
+            </w:pPr>
+            <w:r>
+              <w:rPr>
+                <w:rFonts w:ascii="Cascadia Mono" w:hAnsi="Cascadia Mono"/>
+                <w:color w:val="000000"/>
+                <w:sz w:val="18"/>
+                <w:szCs w:val="18"/>
+              </w:rPr>
+              <w:t xml:space="preserve">        </w:t>
+            </w:r>
+            <w:proofErr w:type="spellStart"/>
+            <w:r>
+              <w:rPr>
+                <w:rFonts w:ascii="Cascadia Mono" w:hAnsi="Cascadia Mono"/>
+                <w:color w:val="8F08C4"/>
+                <w:sz w:val="18"/>
+                <w:szCs w:val="18"/>
+              </w:rPr>
+              <w:t>if</w:t>
+            </w:r>
+            <w:proofErr w:type="spellEnd"/>
+            <w:r>
+              <w:rPr>
+                <w:rFonts w:ascii="Cascadia Mono" w:hAnsi="Cascadia Mono"/>
+                <w:color w:val="000000"/>
+                <w:sz w:val="18"/>
+                <w:szCs w:val="18"/>
+              </w:rPr>
+              <w:t xml:space="preserve"> (</w:t>
+            </w:r>
+            <w:proofErr w:type="spellStart"/>
+            <w:proofErr w:type="gramStart"/>
+            <w:r>
+              <w:rPr>
+                <w:rFonts w:ascii="Cascadia Mono" w:hAnsi="Cascadia Mono"/>
+                <w:color w:val="000000"/>
+                <w:sz w:val="18"/>
+                <w:szCs w:val="18"/>
+              </w:rPr>
+              <w:t>users.Count</w:t>
+            </w:r>
+            <w:proofErr w:type="spellEnd"/>
+            <w:proofErr w:type="gramEnd"/>
+            <w:r>
+              <w:rPr>
+                <w:rFonts w:ascii="Cascadia Mono" w:hAnsi="Cascadia Mono"/>
+                <w:color w:val="000000"/>
+                <w:sz w:val="18"/>
+                <w:szCs w:val="18"/>
+              </w:rPr>
+              <w:t xml:space="preserve"> == 0)</w:t>
+            </w:r>
+          </w:p>
+          <w:p>
+            <w:pPr>
+              <w:pStyle w:val="HTML"/>
+              <w:rPr>
+                <w:rFonts w:ascii="Cascadia Mono" w:hAnsi="Cascadia Mono"/>
+                <w:color w:val="000000"/>
+                <w:sz w:val="18"/>
+                <w:szCs w:val="18"/>
+              </w:rPr>
+            </w:pPr>
+            <w:r>
+              <w:rPr>
+                <w:rFonts w:ascii="Cascadia Mono" w:hAnsi="Cascadia Mono"/>
+                <w:color w:val="000000"/>
+                <w:sz w:val="18"/>
+                <w:szCs w:val="18"/>
+              </w:rPr>
+              <w:t xml:space="preserve">        {</w:t>
+            </w:r>
+          </w:p>
+          <w:p>
+            <w:pPr>
+              <w:pStyle w:val="HTML"/>
+              <w:rPr>
+                <w:rFonts w:ascii="Cascadia Mono" w:hAnsi="Cascadia Mono"/>
+                <w:color w:val="000000"/>
+                <w:sz w:val="18"/>
+                <w:szCs w:val="18"/>
+              </w:rPr>
+            </w:pPr>
+            <w:r>
+              <w:rPr>
+                <w:rFonts w:ascii="Cascadia Mono" w:hAnsi="Cascadia Mono"/>
+                <w:color w:val="000000"/>
+                <w:sz w:val="18"/>
+                <w:szCs w:val="18"/>
+              </w:rPr>
+              <w:t xml:space="preserve">            </w:t>
+            </w:r>
+            <w:proofErr w:type="spellStart"/>
+            <w:r>
+              <w:rPr>
+                <w:rFonts w:ascii="Cascadia Mono" w:hAnsi="Cascadia Mono"/>
+                <w:color w:val="2B91AF"/>
+                <w:sz w:val="18"/>
+                <w:szCs w:val="18"/>
+              </w:rPr>
+              <w:t>Console</w:t>
+            </w:r>
+            <w:r>
+              <w:rPr>
+                <w:rFonts w:ascii="Cascadia Mono" w:hAnsi="Cascadia Mono"/>
+                <w:color w:val="000000"/>
+                <w:sz w:val="18"/>
+                <w:szCs w:val="18"/>
+              </w:rPr>
+              <w:t>.</w:t>
+            </w:r>
+            <w:r>
+              <w:rPr>
+                <w:rFonts w:ascii="Cascadia Mono" w:hAnsi="Cascadia Mono"/>
+                <w:color w:val="74531F"/>
+                <w:sz w:val="18"/>
+                <w:szCs w:val="18"/>
+              </w:rPr>
+              <w:t>WriteLine</w:t>
+            </w:r>
+            <w:proofErr w:type="spellEnd"/>
+            <w:r>
+              <w:rPr>
+                <w:rFonts w:ascii="Cascadia Mono" w:hAnsi="Cascadia Mono"/>
+                <w:color w:val="000000"/>
+                <w:sz w:val="18"/>
+                <w:szCs w:val="18"/>
+              </w:rPr>
+              <w:t>(</w:t>
+            </w:r>
+            <w:r>
+              <w:rPr>
+                <w:rFonts w:ascii="Cascadia Mono" w:hAnsi="Cascadia Mono"/>
+                <w:color w:val="A31515"/>
+                <w:sz w:val="18"/>
+                <w:szCs w:val="18"/>
+              </w:rPr>
+              <w:t>"Список пользователей пуст."</w:t>
+            </w:r>
+            <w:r>
+              <w:rPr>
+                <w:rFonts w:ascii="Cascadia Mono" w:hAnsi="Cascadia Mono"/>
+                <w:color w:val="000000"/>
+                <w:sz w:val="18"/>
+                <w:szCs w:val="18"/>
+              </w:rPr>
+              <w:t>);</w:t>
+            </w:r>
+          </w:p>
+          <w:p>
+            <w:pPr>
+              <w:pStyle w:val="HTML"/>
+              <w:rPr>
+                <w:rFonts w:ascii="Cascadia Mono" w:hAnsi="Cascadia Mono"/>
+                <w:color w:val="000000"/>
+                <w:sz w:val="18"/>
+                <w:szCs w:val="18"/>
+              </w:rPr>
+            </w:pPr>
+            <w:r>
+              <w:rPr>
+                <w:rFonts w:ascii="Cascadia Mono" w:hAnsi="Cascadia Mono"/>
+                <w:color w:val="000000"/>
+                <w:sz w:val="18"/>
+                <w:szCs w:val="18"/>
+              </w:rPr>
+              <w:t xml:space="preserve">            </w:t>
+            </w:r>
+            <w:r>
+              <w:rPr>
+                <w:rFonts w:ascii="Cascadia Mono" w:hAnsi="Cascadia Mono"/>
+                <w:color w:val="008000"/>
+                <w:sz w:val="18"/>
+                <w:szCs w:val="18"/>
+              </w:rPr>
+              <w:t>//</w:t>
+            </w:r>
+            <w:proofErr w:type="gramStart"/>
+            <w:r>
+              <w:rPr>
+                <w:rFonts w:ascii="Cascadia Mono" w:hAnsi="Cascadia Mono"/>
+                <w:color w:val="008000"/>
+                <w:sz w:val="18"/>
+                <w:szCs w:val="18"/>
+              </w:rPr>
+              <w:t>нету ;</w:t>
+            </w:r>
+            <w:proofErr w:type="gramEnd"/>
+            <w:r>
+              <w:rPr>
+                <w:rFonts w:ascii="Cascadia Mono" w:hAnsi="Cascadia Mono"/>
+                <w:color w:val="008000"/>
+                <w:sz w:val="18"/>
+                <w:szCs w:val="18"/>
+              </w:rPr>
+              <w:t xml:space="preserve"> </w:t>
+            </w:r>
+          </w:p>
+          <w:p>
+            <w:pPr>
+              <w:pStyle w:val="HTML"/>
+              <w:rPr>
+                <w:rFonts w:ascii="Cascadia Mono" w:hAnsi="Cascadia Mono"/>
+                <w:color w:val="000000"/>
+                <w:sz w:val="18"/>
+                <w:szCs w:val="18"/>
+              </w:rPr>
+            </w:pPr>
+            <w:r>
+              <w:rPr>
+                <w:rFonts w:ascii="Cascadia Mono" w:hAnsi="Cascadia Mono"/>
+                <w:color w:val="000000"/>
+                <w:sz w:val="18"/>
+                <w:szCs w:val="18"/>
+              </w:rPr>
+              <w:t xml:space="preserve">            </w:t>
+            </w:r>
+            <w:proofErr w:type="spellStart"/>
+            <w:r>
+              <w:rPr>
+                <w:rFonts w:ascii="Cascadia Mono" w:hAnsi="Cascadia Mono"/>
+                <w:color w:val="8F08C4"/>
+                <w:sz w:val="18"/>
+                <w:szCs w:val="18"/>
+              </w:rPr>
+              <w:t>return</w:t>
+            </w:r>
+            <w:proofErr w:type="spellEnd"/>
+            <w:r>
+              <w:rPr>
+                <w:rFonts w:ascii="Cascadia Mono" w:hAnsi="Cascadia Mono"/>
+                <w:color w:val="000000"/>
+                <w:sz w:val="18"/>
+                <w:szCs w:val="18"/>
+              </w:rPr>
+              <w:t>;</w:t>
+            </w:r>
+          </w:p>
+          <w:p>
+            <w:pPr>
+              <w:pStyle w:val="HTML"/>
+              <w:rPr>
+                <w:rFonts w:ascii="Cascadia Mono" w:hAnsi="Cascadia Mono"/>
+                <w:color w:val="000000"/>
+                <w:sz w:val="18"/>
+                <w:szCs w:val="18"/>
+              </w:rPr>
+            </w:pPr>
+            <w:r>
+              <w:rPr>
+                <w:rFonts w:ascii="Cascadia Mono" w:hAnsi="Cascadia Mono"/>
+                <w:color w:val="000000"/>
+                <w:sz w:val="18"/>
+                <w:szCs w:val="18"/>
+              </w:rPr>
+              <w:t xml:space="preserve">        }</w:t>
+            </w:r>
+          </w:p>
+          <w:p>
+            <w:pPr>
+              <w:pStyle w:val="HTML"/>
+              <w:rPr>
+                <w:rFonts w:ascii="Cascadia Mono" w:hAnsi="Cascadia Mono"/>
+                <w:color w:val="000000"/>
+                <w:sz w:val="18"/>
+                <w:szCs w:val="18"/>
+              </w:rPr>
+            </w:pPr>
+          </w:p>
+        </w:tc>
+      </w:tr>
+      <w:tr>
+        <w:tc>
+          <w:tcPr>
+            <w:tcW w:w="1719" w:type="dxa"/>
+          </w:tcPr>
+          <w:p>
+            <w:pPr>
+              <w:rPr>
+                <w:bCs/>
+                <w:sz w:val="28"/>
+                <w:szCs w:val="28"/>
+              </w:rPr>
+            </w:pPr>
+            <w:r>
+              <w:rPr>
+                <w:bCs/>
+                <w:sz w:val="28"/>
+                <w:szCs w:val="28"/>
+                <w:lang w:val="en-US"/>
+              </w:rPr>
+              <w:t xml:space="preserve">11 </w:t>
+            </w:r>
+            <w:r>
+              <w:rPr>
+                <w:bCs/>
+                <w:sz w:val="28"/>
+                <w:szCs w:val="28"/>
+              </w:rPr>
+              <w:t xml:space="preserve">При выводе </w:t>
+            </w:r>
+            <w:r>
+              <w:rPr>
+                <w:bCs/>
+                <w:sz w:val="28"/>
+                <w:szCs w:val="28"/>
+              </w:rPr>
+              <w:lastRenderedPageBreak/>
+              <w:t>списка пользователей</w:t>
+            </w:r>
+          </w:p>
+        </w:tc>
+        <w:tc>
+          <w:tcPr>
+            <w:tcW w:w="2251" w:type="dxa"/>
+          </w:tcPr>
+          <w:p>
+            <w:pPr>
+              <w:rPr>
+                <w:bCs/>
+                <w:sz w:val="28"/>
+                <w:szCs w:val="28"/>
+              </w:rPr>
+            </w:pPr>
+            <w:r>
+              <w:rPr>
+                <w:bCs/>
+                <w:sz w:val="28"/>
+                <w:szCs w:val="28"/>
+              </w:rPr>
+              <w:lastRenderedPageBreak/>
+              <w:t>Логическая</w:t>
+            </w:r>
+          </w:p>
+        </w:tc>
+        <w:tc>
+          <w:tcPr>
+            <w:tcW w:w="1701" w:type="dxa"/>
+          </w:tcPr>
+          <w:p>
+            <w:pPr>
+              <w:pStyle w:val="HTML"/>
+              <w:rPr>
+                <w:rFonts w:ascii="Cascadia Mono" w:hAnsi="Cascadia Mono"/>
+                <w:color w:val="000000"/>
+                <w:sz w:val="18"/>
+                <w:szCs w:val="18"/>
+                <w:lang w:val="en-US"/>
+              </w:rPr>
+            </w:pPr>
+            <w:proofErr w:type="spellStart"/>
+            <w:r>
+              <w:rPr>
+                <w:rFonts w:ascii="Cascadia Mono" w:hAnsi="Cascadia Mono"/>
+                <w:color w:val="74531F"/>
+                <w:sz w:val="18"/>
+                <w:szCs w:val="18"/>
+              </w:rPr>
+              <w:t>Authorize</w:t>
+            </w:r>
+            <w:proofErr w:type="spellEnd"/>
+            <w:r>
+              <w:rPr>
+                <w:rFonts w:ascii="Cascadia Mono" w:hAnsi="Cascadia Mono"/>
+                <w:color w:val="74531F"/>
+                <w:sz w:val="18"/>
+                <w:szCs w:val="18"/>
+              </w:rPr>
+              <w:t>(), З</w:t>
+            </w:r>
+            <w:bookmarkStart w:id="0" w:name="_GoBack"/>
+            <w:bookmarkEnd w:id="0"/>
+          </w:p>
+          <w:p>
+            <w:pPr>
+              <w:rPr>
+                <w:bCs/>
+                <w:sz w:val="28"/>
+                <w:szCs w:val="28"/>
+              </w:rPr>
+            </w:pPr>
+          </w:p>
+        </w:tc>
+        <w:tc>
+          <w:tcPr>
+            <w:tcW w:w="1869" w:type="dxa"/>
+          </w:tcPr>
+          <w:p>
+            <w:pPr>
+              <w:pStyle w:val="HTML"/>
+              <w:rPr>
+                <w:rFonts w:ascii="Cascadia Mono" w:hAnsi="Cascadia Mono"/>
+                <w:color w:val="000000"/>
+                <w:sz w:val="18"/>
+                <w:szCs w:val="18"/>
+              </w:rPr>
+            </w:pPr>
+          </w:p>
+        </w:tc>
+        <w:tc>
+          <w:tcPr>
+            <w:tcW w:w="3518" w:type="dxa"/>
+          </w:tcPr>
+          <w:p>
+            <w:pPr>
+              <w:pStyle w:val="HTML"/>
+              <w:rPr>
+                <w:rFonts w:ascii="Cascadia Mono" w:hAnsi="Cascadia Mono"/>
+                <w:color w:val="000000"/>
+                <w:sz w:val="18"/>
+                <w:szCs w:val="18"/>
+              </w:rPr>
+            </w:pPr>
+          </w:p>
+        </w:tc>
+      </w:tr>
+      <w:tr>
+        <w:tc>
+          <w:tcPr>
+            <w:tcW w:w="1719" w:type="dxa"/>
+          </w:tcPr>
+          <w:p>
+            <w:pPr>
+              <w:rPr>
+                <w:bCs/>
+                <w:sz w:val="28"/>
+                <w:szCs w:val="28"/>
+              </w:rPr>
+            </w:pPr>
+          </w:p>
+        </w:tc>
+        <w:tc>
+          <w:tcPr>
+            <w:tcW w:w="2251" w:type="dxa"/>
+          </w:tcPr>
+          <w:p>
+            <w:pPr>
+              <w:rPr>
+                <w:bCs/>
+                <w:sz w:val="28"/>
+                <w:szCs w:val="28"/>
+              </w:rPr>
+            </w:pPr>
+          </w:p>
+        </w:tc>
+        <w:tc>
+          <w:tcPr>
+            <w:tcW w:w="1701" w:type="dxa"/>
+          </w:tcPr>
+          <w:p>
+            <w:pPr>
+              <w:rPr>
+                <w:bCs/>
+                <w:sz w:val="28"/>
+                <w:szCs w:val="28"/>
+              </w:rPr>
+            </w:pPr>
+          </w:p>
+        </w:tc>
+        <w:tc>
+          <w:tcPr>
+            <w:tcW w:w="1869" w:type="dxa"/>
+          </w:tcPr>
+          <w:p>
+            <w:pPr>
+              <w:pStyle w:val="HTML"/>
+              <w:rPr>
+                <w:rFonts w:ascii="Cascadia Mono" w:hAnsi="Cascadia Mono"/>
+                <w:color w:val="000000"/>
+                <w:sz w:val="18"/>
+                <w:szCs w:val="18"/>
+              </w:rPr>
+            </w:pPr>
+          </w:p>
+        </w:tc>
+        <w:tc>
+          <w:tcPr>
+            <w:tcW w:w="3518" w:type="dxa"/>
+          </w:tcPr>
+          <w:p>
+            <w:pPr>
+              <w:pStyle w:val="HTML"/>
+              <w:rPr>
+                <w:rFonts w:ascii="Cascadia Mono" w:hAnsi="Cascadia Mono"/>
+                <w:color w:val="000000"/>
+                <w:sz w:val="18"/>
+                <w:szCs w:val="18"/>
+              </w:rPr>
+            </w:pPr>
+          </w:p>
+        </w:tc>
+      </w:tr>
+    </w:tbl>
+    <w:p>
+      <w:pPr>
+        <w:rPr>
+          <w:bCs/>
+          <w:sz w:val="28"/>
+          <w:szCs w:val="28"/>
+        </w:rPr>
+      </w:pPr>
+    </w:p>
+    <w:p>
+      <w:pPr>
+        <w:pStyle w:val="a6"/>
+        <w:ind w:left="360"/>
+        <w:rPr>
+          <w:b/>
+          <w:sz w:val="32"/>
+        </w:rPr>
+      </w:pPr>
+    </w:p>
     <w:sectPr>
       <w:pgSz w:w="11907" w:h="16840"/>
       <w:pgMar w:top="1134" w:right="1701" w:bottom="1134" w:left="850" w:header="708" w:footer="708" w:gutter="0"/>
@@ -9714,7 +16002,7 @@
 </file>
 
 <file path=word/numbering.xml><?xml version="1.0" encoding="utf-8"?>
-<w:numbering xmlns:wpc="http://schemas.microsoft.com/office/word/2010/wordprocessingCanvas" xmlns:cx="http://schemas.microsoft.com/office/drawing/2014/chartex" xmlns:cx1="http://schemas.microsoft.com/office/drawing/2015/9/8/chartex" xmlns:mc="http://schemas.openxmlformats.org/markup-compatibility/2006" xmlns:o="urn:schemas-microsoft-com:office:office" xmlns:r="http://schemas.openxmlformats.org/officeDocument/2006/relationships" xmlns:m="http://schemas.openxmlformats.org/officeDocument/2006/math" xmlns:v="urn:schemas-microsoft-com:vml" xmlns:wp14="http://schemas.microsoft.com/office/word/2010/wordprocessingDrawing" xmlns:wp="http://schemas.openxmlformats.org/drawingml/2006/wordprocessingDrawing" xmlns:w10="urn:schemas-microsoft-com:office:word" xmlns:w="http://schemas.openxmlformats.org/wordprocessingml/2006/main" xmlns:w14="http://schemas.microsoft.com/office/word/2010/wordml" xmlns:w15="http://schemas.microsoft.com/office/word/2012/wordml" xmlns:w16se="http://schemas.microsoft.com/office/word/2015/wordml/symex" xmlns:wpg="http://schemas.microsoft.com/office/word/2010/wordprocessingGroup" xmlns:wpi="http://schemas.microsoft.com/office/word/2010/wordprocessingInk" xmlns:wne="http://schemas.microsoft.com/office/word/2006/wordml" xmlns:wps="http://schemas.microsoft.com/office/word/2010/wordprocessingShape" mc:Ignorable="w14 w15 w16se wp14">
+<w:numbering xmlns:wpc="http://schemas.microsoft.com/office/word/2010/wordprocessingCanvas" xmlns:cx="http://schemas.microsoft.com/office/drawing/2014/chartex" xmlns:mc="http://schemas.openxmlformats.org/markup-compatibility/2006" xmlns:o="urn:schemas-microsoft-com:office:office" xmlns:r="http://schemas.openxmlformats.org/officeDocument/2006/relationships" xmlns:m="http://schemas.openxmlformats.org/officeDocument/2006/math" xmlns:v="urn:schemas-microsoft-com:vml" xmlns:wp14="http://schemas.microsoft.com/office/word/2010/wordprocessingDrawing" xmlns:wp="http://schemas.openxmlformats.org/drawingml/2006/wordprocessingDrawing" xmlns:w10="urn:schemas-microsoft-com:office:word" xmlns:w="http://schemas.openxmlformats.org/wordprocessingml/2006/main" xmlns:w14="http://schemas.microsoft.com/office/word/2010/wordml" xmlns:w15="http://schemas.microsoft.com/office/word/2012/wordml" xmlns:w16se="http://schemas.microsoft.com/office/word/2015/wordml/symex" xmlns:wpg="http://schemas.microsoft.com/office/word/2010/wordprocessingGroup" xmlns:wpi="http://schemas.microsoft.com/office/word/2010/wordprocessingInk" xmlns:wne="http://schemas.microsoft.com/office/word/2006/wordml" xmlns:wps="http://schemas.microsoft.com/office/word/2010/wordprocessingShape" mc:Ignorable="w14 w15 w16se wp14">
   <w:abstractNum w:abstractNumId="0" w15:restartNumberingAfterBreak="0">
     <w:nsid w:val="04AE42EC"/>
     <w:multiLevelType w:val="hybridMultilevel"/>
@@ -10004,6 +16292,126 @@
     </w:lvl>
   </w:abstractNum>
   <w:abstractNum w:abstractNumId="3" w15:restartNumberingAfterBreak="0">
+    <w:nsid w:val="1A5C6187"/>
+    <w:multiLevelType w:val="multilevel"/>
+    <w:tmpl w:val="3660731A"/>
+    <w:lvl w:ilvl="0">
+      <w:start w:val="1"/>
+      <w:numFmt w:val="decimal"/>
+      <w:suff w:val="space"/>
+      <w:lvlText w:val="%1"/>
+      <w:lvlJc w:val="left"/>
+      <w:pPr>
+        <w:ind w:left="113" w:hanging="113"/>
+      </w:pPr>
+      <w:rPr>
+        <w:rFonts w:ascii="Times New Roman" w:hAnsi="Times New Roman" w:hint="default"/>
+        <w:b/>
+        <w:i w:val="0"/>
+        <w:sz w:val="28"/>
+      </w:rPr>
+    </w:lvl>
+    <w:lvl w:ilvl="1">
+      <w:start w:val="1"/>
+      <w:numFmt w:val="decimal"/>
+      <w:suff w:val="space"/>
+      <w:lvlText w:val="%1.%2"/>
+      <w:lvlJc w:val="left"/>
+      <w:pPr>
+        <w:ind w:left="0" w:firstLine="360"/>
+      </w:pPr>
+      <w:rPr>
+        <w:rFonts w:hint="default"/>
+        <w:b w:val="0"/>
+        <w:i w:val="0"/>
+      </w:rPr>
+    </w:lvl>
+    <w:lvl w:ilvl="2">
+      <w:start w:val="1"/>
+      <w:numFmt w:val="decimal"/>
+      <w:lvlText w:val="%1.%2.%3."/>
+      <w:lvlJc w:val="left"/>
+      <w:pPr>
+        <w:ind w:left="1224" w:hanging="504"/>
+      </w:pPr>
+      <w:rPr>
+        <w:rFonts w:hint="default"/>
+      </w:rPr>
+    </w:lvl>
+    <w:lvl w:ilvl="3">
+      <w:start w:val="1"/>
+      <w:numFmt w:val="decimal"/>
+      <w:lvlText w:val="%1.%2.%3.%4."/>
+      <w:lvlJc w:val="left"/>
+      <w:pPr>
+        <w:ind w:left="1728" w:hanging="648"/>
+      </w:pPr>
+      <w:rPr>
+        <w:rFonts w:hint="default"/>
+      </w:rPr>
+    </w:lvl>
+    <w:lvl w:ilvl="4">
+      <w:start w:val="1"/>
+      <w:numFmt w:val="decimal"/>
+      <w:lvlText w:val="%1.%2.%3.%4.%5."/>
+      <w:lvlJc w:val="left"/>
+      <w:pPr>
+        <w:ind w:left="2232" w:hanging="792"/>
+      </w:pPr>
+      <w:rPr>
+        <w:rFonts w:hint="default"/>
+      </w:rPr>
+    </w:lvl>
+    <w:lvl w:ilvl="5">
+      <w:start w:val="1"/>
+      <w:numFmt w:val="decimal"/>
+      <w:lvlText w:val="%1.%2.%3.%4.%5.%6."/>
+      <w:lvlJc w:val="left"/>
+      <w:pPr>
+        <w:ind w:left="2736" w:hanging="936"/>
+      </w:pPr>
+      <w:rPr>
+        <w:rFonts w:hint="default"/>
+      </w:rPr>
+    </w:lvl>
+    <w:lvl w:ilvl="6">
+      <w:start w:val="1"/>
+      <w:numFmt w:val="decimal"/>
+      <w:lvlText w:val="%1.%2.%3.%4.%5.%6.%7."/>
+      <w:lvlJc w:val="left"/>
+      <w:pPr>
+        <w:ind w:left="3240" w:hanging="1080"/>
+      </w:pPr>
+      <w:rPr>
+        <w:rFonts w:hint="default"/>
+      </w:rPr>
+    </w:lvl>
+    <w:lvl w:ilvl="7">
+      <w:start w:val="1"/>
+      <w:numFmt w:val="decimal"/>
+      <w:lvlText w:val="%1.%2.%3.%4.%5.%6.%7.%8."/>
+      <w:lvlJc w:val="left"/>
+      <w:pPr>
+        <w:ind w:left="3744" w:hanging="1224"/>
+      </w:pPr>
+      <w:rPr>
+        <w:rFonts w:hint="default"/>
+      </w:rPr>
+    </w:lvl>
+    <w:lvl w:ilvl="8">
+      <w:start w:val="1"/>
+      <w:numFmt w:val="decimal"/>
+      <w:lvlText w:val="%1.%2.%3.%4.%5.%6.%7.%8.%9."/>
+      <w:lvlJc w:val="left"/>
+      <w:pPr>
+        <w:ind w:left="4320" w:hanging="1440"/>
+      </w:pPr>
+      <w:rPr>
+        <w:rFonts w:hint="default"/>
+      </w:rPr>
+    </w:lvl>
+  </w:abstractNum>
+  <w:abstractNum w:abstractNumId="4" w15:restartNumberingAfterBreak="0">
     <w:nsid w:val="1FB34AAB"/>
     <w:multiLevelType w:val="multilevel"/>
     <w:tmpl w:val="F08A69B6"/>
@@ -10116,7 +16524,7 @@
       </w:rPr>
     </w:lvl>
   </w:abstractNum>
-  <w:abstractNum w:abstractNumId="4" w15:restartNumberingAfterBreak="0">
+  <w:abstractNum w:abstractNumId="5" w15:restartNumberingAfterBreak="0">
     <w:nsid w:val="21DA5EBE"/>
     <w:multiLevelType w:val="multilevel"/>
     <w:tmpl w:val="3660731A"/>
@@ -10236,7 +16644,7 @@
       </w:rPr>
     </w:lvl>
   </w:abstractNum>
-  <w:abstractNum w:abstractNumId="5" w15:restartNumberingAfterBreak="0">
+  <w:abstractNum w:abstractNumId="6" w15:restartNumberingAfterBreak="0">
     <w:nsid w:val="225965C0"/>
     <w:multiLevelType w:val="multilevel"/>
     <w:tmpl w:val="3660731A"/>
@@ -10356,7 +16764,7 @@
       </w:rPr>
     </w:lvl>
   </w:abstractNum>
-  <w:abstractNum w:abstractNumId="6" w15:restartNumberingAfterBreak="0">
+  <w:abstractNum w:abstractNumId="7" w15:restartNumberingAfterBreak="0">
     <w:nsid w:val="4EEC015C"/>
     <w:multiLevelType w:val="multilevel"/>
     <w:tmpl w:val="6A48B954"/>
@@ -10471,7 +16879,7 @@
       </w:rPr>
     </w:lvl>
   </w:abstractNum>
-  <w:abstractNum w:abstractNumId="7" w15:restartNumberingAfterBreak="0">
+  <w:abstractNum w:abstractNumId="8" w15:restartNumberingAfterBreak="0">
     <w:nsid w:val="50366407"/>
     <w:multiLevelType w:val="multilevel"/>
     <w:tmpl w:val="0570159C"/>
@@ -10589,7 +16997,7 @@
       </w:rPr>
     </w:lvl>
   </w:abstractNum>
-  <w:abstractNum w:abstractNumId="8" w15:restartNumberingAfterBreak="0">
+  <w:abstractNum w:abstractNumId="9" w15:restartNumberingAfterBreak="0">
     <w:nsid w:val="5A606A4D"/>
     <w:multiLevelType w:val="multilevel"/>
     <w:tmpl w:val="0419001F"/>
@@ -10675,7 +17083,7 @@
       </w:pPr>
     </w:lvl>
   </w:abstractNum>
-  <w:abstractNum w:abstractNumId="9" w15:restartNumberingAfterBreak="0">
+  <w:abstractNum w:abstractNumId="10" w15:restartNumberingAfterBreak="0">
     <w:nsid w:val="635D41CF"/>
     <w:multiLevelType w:val="multilevel"/>
     <w:tmpl w:val="51E8AB4E"/>
@@ -10817,19 +17225,19 @@
     </w:lvlOverride>
   </w:num>
   <w:num w:numId="2">
-    <w:abstractNumId w:val="8"/>
+    <w:abstractNumId w:val="9"/>
   </w:num>
   <w:num w:numId="3">
     <w:abstractNumId w:val="1"/>
   </w:num>
   <w:num w:numId="4">
-    <w:abstractNumId w:val="3"/>
+    <w:abstractNumId w:val="4"/>
   </w:num>
   <w:num w:numId="5">
     <w:abstractNumId w:val="2"/>
   </w:num>
   <w:num w:numId="6">
-    <w:abstractNumId w:val="3"/>
+    <w:abstractNumId w:val="4"/>
     <w:lvlOverride w:ilvl="0">
       <w:lvl w:ilvl="0">
         <w:start w:val="1"/>
@@ -10961,19 +17369,19 @@
     </w:lvlOverride>
   </w:num>
   <w:num w:numId="7">
-    <w:abstractNumId w:val="4"/>
+    <w:abstractNumId w:val="5"/>
   </w:num>
   <w:num w:numId="8">
-    <w:abstractNumId w:val="6"/>
+    <w:abstractNumId w:val="7"/>
   </w:num>
   <w:num w:numId="9">
-    <w:abstractNumId w:val="7"/>
+    <w:abstractNumId w:val="8"/>
   </w:num>
   <w:num w:numId="10">
-    <w:abstractNumId w:val="9"/>
+    <w:abstractNumId w:val="10"/>
   </w:num>
   <w:num w:numId="11">
-    <w:abstractNumId w:val="9"/>
+    <w:abstractNumId w:val="10"/>
     <w:lvlOverride w:ilvl="0">
       <w:lvl w:ilvl="0">
         <w:start w:val="1"/>
@@ -11125,7 +17533,10 @@
     </w:lvlOverride>
   </w:num>
   <w:num w:numId="12">
-    <w:abstractNumId w:val="5"/>
+    <w:abstractNumId w:val="6"/>
+  </w:num>
+  <w:num w:numId="13">
+    <w:abstractNumId w:val="3"/>
   </w:num>
 </w:numbering>
 </file>
@@ -11777,6 +18188,47 @@
       <w:lang w:eastAsia="en-US"/>
     </w:rPr>
   </w:style>
+  <w:style w:type="paragraph" w:styleId="HTML">
+    <w:name w:val="HTML Preformatted"/>
+    <w:basedOn w:val="a1"/>
+    <w:link w:val="HTML0"/>
+    <w:uiPriority w:val="99"/>
+    <w:unhideWhenUsed/>
+    <w:rsid w:val="003E6489"/>
+    <w:pPr>
+      <w:tabs>
+        <w:tab w:val="left" w:pos="916"/>
+        <w:tab w:val="left" w:pos="1832"/>
+        <w:tab w:val="left" w:pos="2748"/>
+        <w:tab w:val="left" w:pos="3664"/>
+        <w:tab w:val="left" w:pos="4580"/>
+        <w:tab w:val="left" w:pos="5496"/>
+        <w:tab w:val="left" w:pos="6412"/>
+        <w:tab w:val="left" w:pos="7328"/>
+        <w:tab w:val="left" w:pos="8244"/>
+        <w:tab w:val="left" w:pos="9160"/>
+        <w:tab w:val="left" w:pos="10076"/>
+        <w:tab w:val="left" w:pos="10992"/>
+        <w:tab w:val="left" w:pos="11908"/>
+        <w:tab w:val="left" w:pos="12824"/>
+        <w:tab w:val="left" w:pos="13740"/>
+        <w:tab w:val="left" w:pos="14656"/>
+      </w:tabs>
+    </w:pPr>
+    <w:rPr>
+      <w:rFonts w:ascii="Courier New" w:hAnsi="Courier New" w:cs="Courier New"/>
+    </w:rPr>
+  </w:style>
+  <w:style w:type="character" w:customStyle="1" w:styleId="HTML0">
+    <w:name w:val="Стандартный HTML Знак"/>
+    <w:basedOn w:val="a2"/>
+    <w:link w:val="HTML"/>
+    <w:uiPriority w:val="99"/>
+    <w:rsid w:val="003E6489"/>
+    <w:rPr>
+      <w:rFonts w:ascii="Courier New" w:hAnsi="Courier New" w:cs="Courier New"/>
+    </w:rPr>
+  </w:style>
 </w:styles>
 </file>
 
